--- a/spa/docx/53.content.docx
+++ b/spa/docx/53.content.docx
@@ -11,6 +11,15 @@
         <w:pStyle w:val="Heading2"/>
       </w:pPr>
       <w:r>
+        <w:t>Resource: Notas de Estudio (Tyndale)</w:t>
+      </w:r>
+      <w:r/>
+    </w:p>
+    <w:p>
+      <w:pPr>
+        <w:pStyle w:val="Heading2"/>
+      </w:pPr>
+      <w:r>
         <w:t>License Information</w:t>
       </w:r>
       <w:r/>
@@ -21,7 +30,7 @@
         <w:rPr>
           <w:b/>
         </w:rPr>
-        <w:t>Study Notes (Tyndale)</w:t>
+        <w:t>Notas de Estudio (Tyndale)</w:t>
       </w:r>
       <w:r>
         <w:t xml:space="preserve"> (Spanish) is based on</w:t>
@@ -74,7 +83,7 @@
         <w:pStyle w:val="Heading1"/>
       </w:pPr>
       <w:r>
-        <w:t>Study Notes (Tyndale)</w:t>
+        <w:t>Notas de Estudio (Tyndale)</w:t>
       </w:r>
     </w:p>
     <w:p>
@@ -83,6 +92,51 @@
           <w:headerReference w:type="even" r:id="rId8"/>
           <w:headerReference w:type="default" r:id="rId9"/>
           <w:footerReference w:type="default" r:id="rId10"/>
+          <w:footnotePr>
+            <w:numRestart w:val="eachSect"/>
+          </w:footnotePr>
+          <w:type w:val="continuous"/>
+          <w:pgSz w:w="12240" w:h="15840" w:code="1"/>
+          <w:pgMar w:top="1440" w:right="1440" w:bottom="1440" w:left="1440" w:header="504" w:footer="504" w:gutter="0"/>
+          <w:cols w:space="708"/>
+          <w:titlePg/>
+          <w:docGrid w:linePitch="360"/>
+        </w:sectPr>
+      </w:pPr>
+    </w:p>
+    <w:p>
+      <w:r/>
+    </w:p>
+    <w:p>
+      <w:pPr>
+        <w:pStyle w:val="Heading2"/>
+      </w:pPr>
+      <w:r>
+        <w:t>2TH</w:t>
+      </w:r>
+      <w:r/>
+    </w:p>
+    <w:p>
+      <w:r/>
+      <w:r>
+        <w:rPr>
+          <w:i/>
+        </w:rPr>
+        <w:t>2 Tesalonicenses 1:1–2, 2 Tesalonicenses 1:2, 2 Tesalonicenses 1:3, 2 Tesalonicenses 1:3–10, 2 Tesalonicenses 1:4, 2 Tesalonicenses 1:5, 2 Tesalonicenses 1:7, 2 Tesalonicenses 1:9, 2 Tesalonicenses 1:10, 2 Tesalonicenses 1:11, 2 Tesalonicenses 1:11–12, 2 Tesalonicenses 1:12, 2 Tesalonicenses 2:1, 2 Tesalonicenses 2:1–12, 2 Tesalonicenses 2:2, 2 Tesalonicenses 2:3, 2 Tesalonicenses 2:4, 2 Tesalonicenses 2:6, 2 Tesalonicenses 2:7, 2 Tesalonicenses 2:8, 2 Tesalonicenses 2:9, 2 Tesalonicenses 2:11, 2 Tesalonicenses 2:12, 2 Tesalonicenses 2:14, 2 Tesalonicenses 2:15, 2 Tesalonicenses 2:16, 2 Tesalonicenses 2:17, 2 Tesalonicenses 3:1, 2 Tesalonicenses 3:1–5, 2 Tesalonicenses 3:2, 2 Tesalonicenses 3:3, 2 Tesalonicenses 3:5, 2 Tesalonicenses 3:6, 2 Tesalonicenses 3:6–15, 2 Tesalonicenses 3:7, 2 Tesalonicenses 3:8, 2 Tesalonicenses 3:9, 2 Tesalonicenses 3:10, 2 Tesalonicenses 3:12, 2 Tesalonicenses 3:13, 2 Tesalonicenses 3:14, 2 Tesalonicenses 3:15, 2 Tesalonicenses 3:16, 2 Tesalonicenses 3:17, 2 Tesalonicenses 3:18</w:t>
+      </w:r>
+      <w:r/>
+    </w:p>
+    <w:p>
+      <w:r/>
+      <w:r>
+        <w:t xml:space="preserve"> </w:t>
+      </w:r>
+      <w:r/>
+      <w:r/>
+    </w:p>
+    <w:p>
+      <w:pPr>
+        <w:sectPr>
           <w:footnotePr>
             <w:numRestart w:val="eachSect"/>
           </w:footnotePr>

--- a/spa/docx/53.content.docx
+++ b/spa/docx/53.content.docx
@@ -4,49 +4,89 @@
   <w:body>
     <w:p/>
     <w:p>
-      <w:r/>
+      <w:pPr/>
+      <w:r>
+        <w:rPr>
+          <w:lang w:val="es_ES" w:bidi="es_ES"/>
+        </w:rPr>
+      </w:r>
     </w:p>
     <w:p>
       <w:pPr>
         <w:pStyle w:val="Heading2"/>
       </w:pPr>
       <w:r>
+        <w:rPr>
+          <w:lang w:val="es_ES" w:bidi="es_ES"/>
+        </w:rPr>
         <w:t>Resource: Notas de Estudio (Tyndale)</w:t>
       </w:r>
-      <w:r/>
+      <w:r>
+        <w:rPr>
+          <w:lang w:val="es_ES" w:bidi="es_ES"/>
+        </w:rPr>
+      </w:r>
     </w:p>
     <w:p>
       <w:pPr>
         <w:pStyle w:val="Heading2"/>
       </w:pPr>
       <w:r>
+        <w:rPr>
+          <w:lang w:val="es_ES" w:bidi="es_ES"/>
+        </w:rPr>
         <w:t>License Information</w:t>
       </w:r>
-      <w:r/>
-    </w:p>
-    <w:p>
-      <w:r/>
+      <w:r>
+        <w:rPr>
+          <w:lang w:val="es_ES" w:bidi="es_ES"/>
+        </w:rPr>
+      </w:r>
+    </w:p>
+    <w:p>
+      <w:pPr/>
+      <w:r>
+        <w:rPr>
+          <w:lang w:val="es_ES" w:bidi="es_ES"/>
+        </w:rPr>
+      </w:r>
       <w:r>
         <w:rPr>
           <w:b/>
+          <w:lang w:val="es_ES" w:bidi="es_ES"/>
         </w:rPr>
         <w:t>Notas de Estudio (Tyndale)</w:t>
       </w:r>
       <w:r>
+        <w:rPr>
+          <w:lang w:val="es_ES" w:bidi="es_ES"/>
+        </w:rPr>
         <w:t xml:space="preserve"> (Spanish) is based on</w:t>
       </w:r>
       <w:r>
+        <w:rPr>
+          <w:lang w:val="es_ES" w:bidi="es_ES"/>
+        </w:rPr>
         <w:t xml:space="preserve">: </w:t>
       </w:r>
       <w:r>
+        <w:rPr>
+          <w:lang w:val="es_ES" w:bidi="es_ES"/>
+        </w:rPr>
         <w:t>Tyndale Open Study Notes</w:t>
       </w:r>
       <w:r>
+        <w:rPr>
+          <w:lang w:val="es_ES" w:bidi="es_ES"/>
+        </w:rPr>
         <w:t xml:space="preserve">, </w:t>
       </w:r>
       <w:hyperlink r:id="rId13">
         <w:r>
           <w:rPr>
+            <w:lang w:val="es_ES" w:bidi="es_ES"/>
+          </w:rPr>
+          <w:rPr>
             <w:color w:val="0000EE"/>
             <w:u w:val="single"/>
           </w:rPr>
@@ -54,11 +94,17 @@
         </w:r>
       </w:hyperlink>
       <w:r>
+        <w:rPr>
+          <w:lang w:val="es_ES" w:bidi="es_ES"/>
+        </w:rPr>
         <w:t xml:space="preserve">, 2019, which is licensed under a </w:t>
       </w:r>
       <w:hyperlink r:id="rId14">
         <w:r>
           <w:rPr>
+            <w:lang w:val="es_ES" w:bidi="es_ES"/>
+          </w:rPr>
+          <w:rPr>
             <w:color w:val="0000EE"/>
             <w:u w:val="single"/>
           </w:rPr>
@@ -66,23 +112,49 @@
         </w:r>
       </w:hyperlink>
       <w:r>
+        <w:rPr>
+          <w:lang w:val="es_ES" w:bidi="es_ES"/>
+        </w:rPr>
         <w:t>.</w:t>
       </w:r>
-      <w:r/>
-    </w:p>
-    <w:p>
-      <w:r/>
-      <w:r>
+      <w:r>
+        <w:rPr>
+          <w:lang w:val="es_ES" w:bidi="es_ES"/>
+        </w:rPr>
+      </w:r>
+    </w:p>
+    <w:p>
+      <w:pPr/>
+      <w:r>
+        <w:rPr>
+          <w:lang w:val="es_ES" w:bidi="es_ES"/>
+        </w:rPr>
+      </w:r>
+      <w:r>
+        <w:rPr>
+          <w:lang w:val="es_ES" w:bidi="es_ES"/>
+        </w:rPr>
         <w:t>This PDF version is provided under the same license.</w:t>
       </w:r>
-      <w:r/>
-      <w:r/>
+      <w:r>
+        <w:rPr>
+          <w:lang w:val="es_ES" w:bidi="es_ES"/>
+        </w:rPr>
+      </w:r>
+      <w:r>
+        <w:rPr>
+          <w:lang w:val="es_ES" w:bidi="es_ES"/>
+        </w:rPr>
+      </w:r>
     </w:p>
     <w:p>
       <w:pPr>
         <w:pStyle w:val="Heading1"/>
       </w:pPr>
       <w:r>
+        <w:rPr>
+          <w:lang w:val="es_ES" w:bidi="es_ES"/>
+        </w:rPr>
         <w:t>Notas de Estudio (Tyndale)</w:t>
       </w:r>
     </w:p>
@@ -105,34 +177,72 @@
       </w:pPr>
     </w:p>
     <w:p>
-      <w:r/>
+      <w:pPr/>
+      <w:r>
+        <w:rPr>
+          <w:lang w:val="es_ES" w:bidi="es_ES"/>
+        </w:rPr>
+      </w:r>
     </w:p>
     <w:p>
       <w:pPr>
         <w:pStyle w:val="Heading2"/>
       </w:pPr>
       <w:r>
+        <w:rPr>
+          <w:lang w:val="es_ES" w:bidi="es_ES"/>
+        </w:rPr>
         <w:t>2TH</w:t>
       </w:r>
-      <w:r/>
-    </w:p>
-    <w:p>
-      <w:r/>
+      <w:r>
+        <w:rPr>
+          <w:lang w:val="es_ES" w:bidi="es_ES"/>
+        </w:rPr>
+      </w:r>
+    </w:p>
+    <w:p>
+      <w:pPr/>
+      <w:r>
+        <w:rPr>
+          <w:lang w:val="es_ES" w:bidi="es_ES"/>
+        </w:rPr>
+      </w:r>
       <w:r>
         <w:rPr>
           <w:i/>
+          <w:lang w:val="es_ES" w:bidi="es_ES"/>
         </w:rPr>
         <w:t>2 Tesalonicenses 1:1–2, 2 Tesalonicenses 1:2, 2 Tesalonicenses 1:3, 2 Tesalonicenses 1:3–10, 2 Tesalonicenses 1:4, 2 Tesalonicenses 1:5, 2 Tesalonicenses 1:7, 2 Tesalonicenses 1:9, 2 Tesalonicenses 1:10, 2 Tesalonicenses 1:11, 2 Tesalonicenses 1:11–12, 2 Tesalonicenses 1:12, 2 Tesalonicenses 2:1, 2 Tesalonicenses 2:1–12, 2 Tesalonicenses 2:2, 2 Tesalonicenses 2:3, 2 Tesalonicenses 2:4, 2 Tesalonicenses 2:6, 2 Tesalonicenses 2:7, 2 Tesalonicenses 2:8, 2 Tesalonicenses 2:9, 2 Tesalonicenses 2:11, 2 Tesalonicenses 2:12, 2 Tesalonicenses 2:14, 2 Tesalonicenses 2:15, 2 Tesalonicenses 2:16, 2 Tesalonicenses 2:17, 2 Tesalonicenses 3:1, 2 Tesalonicenses 3:1–5, 2 Tesalonicenses 3:2, 2 Tesalonicenses 3:3, 2 Tesalonicenses 3:5, 2 Tesalonicenses 3:6, 2 Tesalonicenses 3:6–15, 2 Tesalonicenses 3:7, 2 Tesalonicenses 3:8, 2 Tesalonicenses 3:9, 2 Tesalonicenses 3:10, 2 Tesalonicenses 3:12, 2 Tesalonicenses 3:13, 2 Tesalonicenses 3:14, 2 Tesalonicenses 3:15, 2 Tesalonicenses 3:16, 2 Tesalonicenses 3:17, 2 Tesalonicenses 3:18</w:t>
       </w:r>
-      <w:r/>
-    </w:p>
-    <w:p>
-      <w:r/>
-      <w:r>
+      <w:r>
+        <w:rPr>
+          <w:lang w:val="es_ES" w:bidi="es_ES"/>
+        </w:rPr>
+      </w:r>
+    </w:p>
+    <w:p>
+      <w:pPr/>
+      <w:r>
+        <w:rPr>
+          <w:lang w:val="es_ES" w:bidi="es_ES"/>
+        </w:rPr>
+      </w:r>
+      <w:r>
+        <w:rPr>
+          <w:lang w:val="es_ES" w:bidi="es_ES"/>
+        </w:rPr>
         <w:t xml:space="preserve"> </w:t>
       </w:r>
-      <w:r/>
-      <w:r/>
+      <w:r>
+        <w:rPr>
+          <w:lang w:val="es_ES" w:bidi="es_ES"/>
+        </w:rPr>
+      </w:r>
+      <w:r>
+        <w:rPr>
+          <w:lang w:val="es_ES" w:bidi="es_ES"/>
+        </w:rPr>
+      </w:r>
     </w:p>
     <w:p>
       <w:pPr>
@@ -150,63 +260,122 @@
       </w:pPr>
     </w:p>
     <w:p>
-      <w:r/>
+      <w:pPr/>
+      <w:r>
+        <w:rPr>
+          <w:lang w:val="es_ES" w:bidi="es_ES"/>
+        </w:rPr>
+      </w:r>
     </w:p>
     <w:p>
       <w:pPr>
         <w:pStyle w:val="Heading2"/>
       </w:pPr>
       <w:r>
+        <w:rPr>
+          <w:lang w:val="es_ES" w:bidi="es_ES"/>
+        </w:rPr>
         <w:t>2 Tesalonicenses 1:1–2</w:t>
       </w:r>
-      <w:r/>
-    </w:p>
-    <w:p>
-      <w:r/>
-      <w:r>
+      <w:r>
+        <w:rPr>
+          <w:lang w:val="es_ES" w:bidi="es_ES"/>
+        </w:rPr>
+      </w:r>
+    </w:p>
+    <w:p>
+      <w:pPr/>
+      <w:r>
+        <w:rPr>
+          <w:lang w:val="es_ES" w:bidi="es_ES"/>
+        </w:rPr>
+      </w:r>
+      <w:r>
+        <w:rPr>
+          <w:lang w:val="es_ES" w:bidi="es_ES"/>
+        </w:rPr>
         <w:t>Pablo sigue las antiguas costumbres de escribir cartas, pero en lugar del saludo habitual (del griego</w:t>
       </w:r>
       <w:r>
         <w:rPr>
           <w:i/>
+          <w:lang w:val="es_ES" w:bidi="es_ES"/>
         </w:rPr>
         <w:t xml:space="preserve"> chairein</w:t>
       </w:r>
       <w:r>
+        <w:rPr>
+          <w:lang w:val="es_ES" w:bidi="es_ES"/>
+        </w:rPr>
         <w:t>), los bendice con gracia (del griego</w:t>
       </w:r>
       <w:r>
         <w:rPr>
           <w:i/>
+          <w:lang w:val="es_ES" w:bidi="es_ES"/>
         </w:rPr>
         <w:t xml:space="preserve"> charis)</w:t>
       </w:r>
       <w:r>
+        <w:rPr>
+          <w:lang w:val="es_ES" w:bidi="es_ES"/>
+        </w:rPr>
         <w:t xml:space="preserve"> y paz.</w:t>
       </w:r>
-      <w:r/>
-      <w:r/>
-    </w:p>
-    <w:p>
-      <w:r/>
+      <w:r>
+        <w:rPr>
+          <w:lang w:val="es_ES" w:bidi="es_ES"/>
+        </w:rPr>
+      </w:r>
+      <w:r>
+        <w:rPr>
+          <w:lang w:val="es_ES" w:bidi="es_ES"/>
+        </w:rPr>
+      </w:r>
+    </w:p>
+    <w:p>
+      <w:pPr/>
+      <w:r>
+        <w:rPr>
+          <w:lang w:val="es_ES" w:bidi="es_ES"/>
+        </w:rPr>
+      </w:r>
     </w:p>
     <w:p>
       <w:pPr>
         <w:pStyle w:val="Heading2"/>
       </w:pPr>
       <w:r>
+        <w:rPr>
+          <w:lang w:val="es_ES" w:bidi="es_ES"/>
+        </w:rPr>
         <w:t>2 Tesalonicenses 1:2</w:t>
       </w:r>
-      <w:r/>
-    </w:p>
-    <w:p>
-      <w:r/>
-      <w:r>
+      <w:r>
+        <w:rPr>
+          <w:lang w:val="es_ES" w:bidi="es_ES"/>
+        </w:rPr>
+      </w:r>
+    </w:p>
+    <w:p>
+      <w:pPr/>
+      <w:r>
+        <w:rPr>
+          <w:lang w:val="es_ES" w:bidi="es_ES"/>
+        </w:rPr>
+      </w:r>
+      <w:r>
+        <w:rPr>
+          <w:lang w:val="es_ES" w:bidi="es_ES"/>
+        </w:rPr>
         <w:t>Dios, nuestro Padre, y el Señor Jesucristo son iguales como fuente de gracia y paz. La esperanza de los tesalonicenses estaba vinculada a la gracia de Dios (</w:t>
       </w:r>
       <w:hyperlink r:id="rId15">
         <w:r>
           <w:rPr>
+            <w:lang w:val="es_ES" w:bidi="es_ES"/>
+          </w:rPr>
+          <w:rPr>
             <w:color w:val="0000EE"/>
             <w:u w:val="single"/>
           </w:rPr>
@@ -214,11 +383,17 @@
         </w:r>
       </w:hyperlink>
       <w:r>
+        <w:rPr>
+          <w:lang w:val="es_ES" w:bidi="es_ES"/>
+        </w:rPr>
         <w:t>), e incluso en la persecución podían experimentar la paz otorgada por Dios (</w:t>
       </w:r>
       <w:hyperlink r:id="rId16">
         <w:r>
           <w:rPr>
+            <w:lang w:val="es_ES" w:bidi="es_ES"/>
+          </w:rPr>
+          <w:rPr>
             <w:color w:val="0000EE"/>
             <w:u w:val="single"/>
           </w:rPr>
@@ -226,64 +401,116 @@
         </w:r>
       </w:hyperlink>
       <w:r>
+        <w:rPr>
+          <w:lang w:val="es_ES" w:bidi="es_ES"/>
+        </w:rPr>
         <w:t>).</w:t>
       </w:r>
-      <w:r/>
-      <w:r/>
-    </w:p>
-    <w:p>
-      <w:r/>
+      <w:r>
+        <w:rPr>
+          <w:lang w:val="es_ES" w:bidi="es_ES"/>
+        </w:rPr>
+      </w:r>
+      <w:r>
+        <w:rPr>
+          <w:lang w:val="es_ES" w:bidi="es_ES"/>
+        </w:rPr>
+      </w:r>
+    </w:p>
+    <w:p>
+      <w:pPr/>
+      <w:r>
+        <w:rPr>
+          <w:lang w:val="es_ES" w:bidi="es_ES"/>
+        </w:rPr>
+      </w:r>
     </w:p>
     <w:p>
       <w:pPr>
         <w:pStyle w:val="Heading2"/>
       </w:pPr>
       <w:r>
+        <w:rPr>
+          <w:lang w:val="es_ES" w:bidi="es_ES"/>
+        </w:rPr>
         <w:t>2 Tesalonicenses 1:3</w:t>
       </w:r>
-      <w:r/>
-    </w:p>
-    <w:p>
-      <w:r/>
-      <w:r>
+      <w:r>
+        <w:rPr>
+          <w:lang w:val="es_ES" w:bidi="es_ES"/>
+        </w:rPr>
+      </w:r>
+    </w:p>
+    <w:p>
+      <w:pPr/>
+      <w:r>
+        <w:rPr>
+          <w:lang w:val="es_ES" w:bidi="es_ES"/>
+        </w:rPr>
+      </w:r>
+      <w:r>
+        <w:rPr>
+          <w:lang w:val="es_ES" w:bidi="es_ES"/>
+        </w:rPr>
         <w:t xml:space="preserve">"de vosotros, hermanos": del griego </w:t>
       </w:r>
       <w:r>
         <w:rPr>
           <w:i/>
+          <w:lang w:val="es_ES" w:bidi="es_ES"/>
         </w:rPr>
         <w:t>adelphoi,</w:t>
       </w:r>
       <w:r>
+        <w:rPr>
+          <w:lang w:val="es_ES" w:bidi="es_ES"/>
+        </w:rPr>
         <w:t xml:space="preserve"> un término genérico que se refiere a miembros de la misma familia, tanto hombres como mujeres. • "dar gracias á Dios": Pablo comienza con agradecimiento por la fe</w:t>
       </w:r>
       <w:r>
         <w:rPr>
           <w:i/>
+          <w:lang w:val="es_ES" w:bidi="es_ES"/>
         </w:rPr>
         <w:t>,</w:t>
       </w:r>
       <w:r>
+        <w:rPr>
+          <w:lang w:val="es_ES" w:bidi="es_ES"/>
+        </w:rPr>
         <w:t xml:space="preserve"> el amor</w:t>
       </w:r>
       <w:r>
         <w:rPr>
           <w:i/>
+          <w:lang w:val="es_ES" w:bidi="es_ES"/>
         </w:rPr>
         <w:t>,</w:t>
       </w:r>
       <w:r>
+        <w:rPr>
+          <w:lang w:val="es_ES" w:bidi="es_ES"/>
+        </w:rPr>
         <w:t xml:space="preserve"> y la “</w:t>
       </w:r>
       <w:r>
+        <w:rPr>
+          <w:lang w:val="es_ES" w:bidi="es_ES"/>
+        </w:rPr>
         <w:t>paciencia</w:t>
       </w:r>
       <w:r>
+        <w:rPr>
+          <w:lang w:val="es_ES" w:bidi="es_ES"/>
+        </w:rPr>
         <w:t>” de los tesalonicenses (</w:t>
       </w:r>
       <w:hyperlink r:id="rId17">
         <w:r>
           <w:rPr>
+            <w:lang w:val="es_ES" w:bidi="es_ES"/>
+          </w:rPr>
+          <w:rPr>
             <w:color w:val="0000EE"/>
             <w:u w:val="single"/>
           </w:rPr>
@@ -291,11 +518,17 @@
         </w:r>
       </w:hyperlink>
       <w:r>
+        <w:rPr>
+          <w:lang w:val="es_ES" w:bidi="es_ES"/>
+        </w:rPr>
         <w:t xml:space="preserve">). Estas virtudes cristianas fundamentales (ver </w:t>
       </w:r>
       <w:hyperlink r:id="rId18">
         <w:r>
           <w:rPr>
+            <w:lang w:val="es_ES" w:bidi="es_ES"/>
+          </w:rPr>
+          <w:rPr>
             <w:color w:val="0000EE"/>
             <w:u w:val="single"/>
           </w:rPr>
@@ -303,11 +536,17 @@
         </w:r>
       </w:hyperlink>
       <w:r>
+        <w:rPr>
+          <w:lang w:val="es_ES" w:bidi="es_ES"/>
+        </w:rPr>
         <w:t xml:space="preserve"> </w:t>
       </w:r>
       <w:hyperlink r:id="rId19">
         <w:r>
           <w:rPr>
+            <w:lang w:val="es_ES" w:bidi="es_ES"/>
+          </w:rPr>
+          <w:rPr>
             <w:color w:val="0000EE"/>
             <w:u w:val="single"/>
           </w:rPr>
@@ -315,11 +554,17 @@
         </w:r>
       </w:hyperlink>
       <w:r>
+        <w:rPr>
+          <w:lang w:val="es_ES" w:bidi="es_ES"/>
+        </w:rPr>
         <w:t xml:space="preserve"> </w:t>
       </w:r>
       <w:hyperlink r:id="rId20">
         <w:r>
           <w:rPr>
+            <w:lang w:val="es_ES" w:bidi="es_ES"/>
+          </w:rPr>
+          <w:rPr>
             <w:color w:val="0000EE"/>
             <w:u w:val="single"/>
           </w:rPr>
@@ -327,11 +572,17 @@
         </w:r>
       </w:hyperlink>
       <w:r>
+        <w:rPr>
+          <w:lang w:val="es_ES" w:bidi="es_ES"/>
+        </w:rPr>
         <w:t xml:space="preserve"> </w:t>
       </w:r>
       <w:hyperlink r:id="rId21">
         <w:r>
           <w:rPr>
+            <w:lang w:val="es_ES" w:bidi="es_ES"/>
+          </w:rPr>
+          <w:rPr>
             <w:color w:val="0000EE"/>
             <w:u w:val="single"/>
           </w:rPr>
@@ -339,11 +590,17 @@
         </w:r>
       </w:hyperlink>
       <w:r>
+        <w:rPr>
+          <w:lang w:val="es_ES" w:bidi="es_ES"/>
+        </w:rPr>
         <w:t>) estaban madurando en la iglesia a pesar de la persecución que soportaron (</w:t>
       </w:r>
       <w:hyperlink r:id="rId22">
         <w:r>
           <w:rPr>
+            <w:lang w:val="es_ES" w:bidi="es_ES"/>
+          </w:rPr>
+          <w:rPr>
             <w:color w:val="0000EE"/>
             <w:u w:val="single"/>
           </w:rPr>
@@ -351,31 +608,65 @@
         </w:r>
       </w:hyperlink>
       <w:r>
+        <w:rPr>
+          <w:lang w:val="es_ES" w:bidi="es_ES"/>
+        </w:rPr>
         <w:t>).</w:t>
       </w:r>
-      <w:r/>
-      <w:r/>
-    </w:p>
-    <w:p>
-      <w:r/>
+      <w:r>
+        <w:rPr>
+          <w:lang w:val="es_ES" w:bidi="es_ES"/>
+        </w:rPr>
+      </w:r>
+      <w:r>
+        <w:rPr>
+          <w:lang w:val="es_ES" w:bidi="es_ES"/>
+        </w:rPr>
+      </w:r>
+    </w:p>
+    <w:p>
+      <w:pPr/>
+      <w:r>
+        <w:rPr>
+          <w:lang w:val="es_ES" w:bidi="es_ES"/>
+        </w:rPr>
+      </w:r>
     </w:p>
     <w:p>
       <w:pPr>
         <w:pStyle w:val="Heading2"/>
       </w:pPr>
       <w:r>
+        <w:rPr>
+          <w:lang w:val="es_ES" w:bidi="es_ES"/>
+        </w:rPr>
         <w:t>2 Tesalonicenses 1:3–10</w:t>
       </w:r>
-      <w:r/>
-    </w:p>
-    <w:p>
-      <w:r/>
-      <w:r>
+      <w:r>
+        <w:rPr>
+          <w:lang w:val="es_ES" w:bidi="es_ES"/>
+        </w:rPr>
+      </w:r>
+    </w:p>
+    <w:p>
+      <w:pPr/>
+      <w:r>
+        <w:rPr>
+          <w:lang w:val="es_ES" w:bidi="es_ES"/>
+        </w:rPr>
+      </w:r>
+      <w:r>
+        <w:rPr>
+          <w:lang w:val="es_ES" w:bidi="es_ES"/>
+        </w:rPr>
         <w:t>Después de agradecer a Dios por la iglesia de Tesalónica (</w:t>
       </w:r>
       <w:hyperlink r:id="rId23">
         <w:r>
           <w:rPr>
+            <w:lang w:val="es_ES" w:bidi="es_ES"/>
+          </w:rPr>
+          <w:rPr>
             <w:color w:val="0000EE"/>
             <w:u w:val="single"/>
           </w:rPr>
@@ -383,11 +674,17 @@
         </w:r>
       </w:hyperlink>
       <w:r>
+        <w:rPr>
+          <w:lang w:val="es_ES" w:bidi="es_ES"/>
+        </w:rPr>
         <w:t>), Pablo escribe sobre la persecución (</w:t>
       </w:r>
       <w:hyperlink r:id="rId17">
         <w:r>
           <w:rPr>
+            <w:lang w:val="es_ES" w:bidi="es_ES"/>
+          </w:rPr>
+          <w:rPr>
             <w:color w:val="0000EE"/>
             <w:u w:val="single"/>
           </w:rPr>
@@ -395,11 +692,17 @@
         </w:r>
       </w:hyperlink>
       <w:r>
+        <w:rPr>
+          <w:lang w:val="es_ES" w:bidi="es_ES"/>
+        </w:rPr>
         <w:t>), que se había intensificado desde su primera carta (</w:t>
       </w:r>
       <w:hyperlink r:id="rId24">
         <w:r>
           <w:rPr>
+            <w:lang w:val="es_ES" w:bidi="es_ES"/>
+          </w:rPr>
+          <w:rPr>
             <w:color w:val="0000EE"/>
             <w:u w:val="single"/>
           </w:rPr>
@@ -407,11 +710,17 @@
         </w:r>
       </w:hyperlink>
       <w:r>
+        <w:rPr>
+          <w:lang w:val="es_ES" w:bidi="es_ES"/>
+        </w:rPr>
         <w:t xml:space="preserve"> </w:t>
       </w:r>
       <w:hyperlink r:id="rId25">
         <w:r>
           <w:rPr>
+            <w:lang w:val="es_ES" w:bidi="es_ES"/>
+          </w:rPr>
+          <w:rPr>
             <w:color w:val="0000EE"/>
             <w:u w:val="single"/>
           </w:rPr>
@@ -419,11 +728,17 @@
         </w:r>
       </w:hyperlink>
       <w:r>
+        <w:rPr>
+          <w:lang w:val="es_ES" w:bidi="es_ES"/>
+        </w:rPr>
         <w:t xml:space="preserve"> </w:t>
       </w:r>
       <w:hyperlink r:id="rId26">
         <w:r>
           <w:rPr>
+            <w:lang w:val="es_ES" w:bidi="es_ES"/>
+          </w:rPr>
+          <w:rPr>
             <w:color w:val="0000EE"/>
             <w:u w:val="single"/>
           </w:rPr>
@@ -431,11 +746,17 @@
         </w:r>
       </w:hyperlink>
       <w:r>
+        <w:rPr>
+          <w:lang w:val="es_ES" w:bidi="es_ES"/>
+        </w:rPr>
         <w:t>). Dios aliviará su sufrimiento (</w:t>
       </w:r>
       <w:hyperlink r:id="rId27">
         <w:r>
           <w:rPr>
+            <w:lang w:val="es_ES" w:bidi="es_ES"/>
+          </w:rPr>
+          <w:rPr>
             <w:color w:val="0000EE"/>
             <w:u w:val="single"/>
           </w:rPr>
@@ -443,31 +764,65 @@
         </w:r>
       </w:hyperlink>
       <w:r>
+        <w:rPr>
+          <w:lang w:val="es_ES" w:bidi="es_ES"/>
+        </w:rPr>
         <w:t>) y juzgará a sus perseguidores.</w:t>
       </w:r>
-      <w:r/>
-      <w:r/>
-    </w:p>
-    <w:p>
-      <w:r/>
+      <w:r>
+        <w:rPr>
+          <w:lang w:val="es_ES" w:bidi="es_ES"/>
+        </w:rPr>
+      </w:r>
+      <w:r>
+        <w:rPr>
+          <w:lang w:val="es_ES" w:bidi="es_ES"/>
+        </w:rPr>
+      </w:r>
+    </w:p>
+    <w:p>
+      <w:pPr/>
+      <w:r>
+        <w:rPr>
+          <w:lang w:val="es_ES" w:bidi="es_ES"/>
+        </w:rPr>
+      </w:r>
     </w:p>
     <w:p>
       <w:pPr>
         <w:pStyle w:val="Heading2"/>
       </w:pPr>
       <w:r>
+        <w:rPr>
+          <w:lang w:val="es_ES" w:bidi="es_ES"/>
+        </w:rPr>
         <w:t>2 Tesalonicenses 1:4</w:t>
       </w:r>
-      <w:r/>
-    </w:p>
-    <w:p>
-      <w:r/>
-      <w:r>
+      <w:r>
+        <w:rPr>
+          <w:lang w:val="es_ES" w:bidi="es_ES"/>
+        </w:rPr>
+      </w:r>
+    </w:p>
+    <w:p>
+      <w:pPr/>
+      <w:r>
+        <w:rPr>
+          <w:lang w:val="es_ES" w:bidi="es_ES"/>
+        </w:rPr>
+      </w:r>
+      <w:r>
+        <w:rPr>
+          <w:lang w:val="es_ES" w:bidi="es_ES"/>
+        </w:rPr>
         <w:t>El hecho de que Pablo se jactara ante otras iglesias de la resistencia y fidelidad de los tesalonicenses estimularía la determinación de la iglesia a resistir y permanecer fiel frente a una gran hostilidad (</w:t>
       </w:r>
       <w:hyperlink r:id="rId25">
         <w:r>
           <w:rPr>
+            <w:lang w:val="es_ES" w:bidi="es_ES"/>
+          </w:rPr>
+          <w:rPr>
             <w:color w:val="0000EE"/>
             <w:u w:val="single"/>
           </w:rPr>
@@ -475,11 +830,17 @@
         </w:r>
       </w:hyperlink>
       <w:r>
+        <w:rPr>
+          <w:lang w:val="es_ES" w:bidi="es_ES"/>
+        </w:rPr>
         <w:t xml:space="preserve"> </w:t>
       </w:r>
       <w:hyperlink r:id="rId26">
         <w:r>
           <w:rPr>
+            <w:lang w:val="es_ES" w:bidi="es_ES"/>
+          </w:rPr>
+          <w:rPr>
             <w:color w:val="0000EE"/>
             <w:u w:val="single"/>
           </w:rPr>
@@ -487,31 +848,65 @@
         </w:r>
       </w:hyperlink>
       <w:r>
+        <w:rPr>
+          <w:lang w:val="es_ES" w:bidi="es_ES"/>
+        </w:rPr>
         <w:t>).</w:t>
       </w:r>
-      <w:r/>
-      <w:r/>
-    </w:p>
-    <w:p>
-      <w:r/>
+      <w:r>
+        <w:rPr>
+          <w:lang w:val="es_ES" w:bidi="es_ES"/>
+        </w:rPr>
+      </w:r>
+      <w:r>
+        <w:rPr>
+          <w:lang w:val="es_ES" w:bidi="es_ES"/>
+        </w:rPr>
+      </w:r>
+    </w:p>
+    <w:p>
+      <w:pPr/>
+      <w:r>
+        <w:rPr>
+          <w:lang w:val="es_ES" w:bidi="es_ES"/>
+        </w:rPr>
+      </w:r>
     </w:p>
     <w:p>
       <w:pPr>
         <w:pStyle w:val="Heading2"/>
       </w:pPr>
       <w:r>
+        <w:rPr>
+          <w:lang w:val="es_ES" w:bidi="es_ES"/>
+        </w:rPr>
         <w:t>2 Tesalonicenses 1:5</w:t>
       </w:r>
-      <w:r/>
-    </w:p>
-    <w:p>
-      <w:r/>
-      <w:r>
+      <w:r>
+        <w:rPr>
+          <w:lang w:val="es_ES" w:bidi="es_ES"/>
+        </w:rPr>
+      </w:r>
+    </w:p>
+    <w:p>
+      <w:pPr/>
+      <w:r>
+        <w:rPr>
+          <w:lang w:val="es_ES" w:bidi="es_ES"/>
+        </w:rPr>
+      </w:r>
+      <w:r>
+        <w:rPr>
+          <w:lang w:val="es_ES" w:bidi="es_ES"/>
+        </w:rPr>
         <w:t>Aquellos que son llamados por Dios a entrar en su Reino sufrirán por ello (</w:t>
       </w:r>
       <w:hyperlink r:id="rId28">
         <w:r>
           <w:rPr>
+            <w:lang w:val="es_ES" w:bidi="es_ES"/>
+          </w:rPr>
+          <w:rPr>
             <w:color w:val="0000EE"/>
             <w:u w:val="single"/>
           </w:rPr>
@@ -519,11 +914,17 @@
         </w:r>
       </w:hyperlink>
       <w:r>
+        <w:rPr>
+          <w:lang w:val="es_ES" w:bidi="es_ES"/>
+        </w:rPr>
         <w:t xml:space="preserve"> </w:t>
       </w:r>
       <w:hyperlink r:id="rId29">
         <w:r>
           <w:rPr>
+            <w:lang w:val="es_ES" w:bidi="es_ES"/>
+          </w:rPr>
+          <w:rPr>
             <w:color w:val="0000EE"/>
             <w:u w:val="single"/>
           </w:rPr>
@@ -531,31 +932,65 @@
         </w:r>
       </w:hyperlink>
       <w:r>
+        <w:rPr>
+          <w:lang w:val="es_ES" w:bidi="es_ES"/>
+        </w:rPr>
         <w:t>).</w:t>
       </w:r>
-      <w:r/>
-      <w:r/>
-    </w:p>
-    <w:p>
-      <w:r/>
+      <w:r>
+        <w:rPr>
+          <w:lang w:val="es_ES" w:bidi="es_ES"/>
+        </w:rPr>
+      </w:r>
+      <w:r>
+        <w:rPr>
+          <w:lang w:val="es_ES" w:bidi="es_ES"/>
+        </w:rPr>
+      </w:r>
+    </w:p>
+    <w:p>
+      <w:pPr/>
+      <w:r>
+        <w:rPr>
+          <w:lang w:val="es_ES" w:bidi="es_ES"/>
+        </w:rPr>
+      </w:r>
     </w:p>
     <w:p>
       <w:pPr>
         <w:pStyle w:val="Heading2"/>
       </w:pPr>
       <w:r>
+        <w:rPr>
+          <w:lang w:val="es_ES" w:bidi="es_ES"/>
+        </w:rPr>
         <w:t>2 Tesalonicenses 1:7</w:t>
       </w:r>
-      <w:r/>
-    </w:p>
-    <w:p>
-      <w:r/>
-      <w:r>
+      <w:r>
+        <w:rPr>
+          <w:lang w:val="es_ES" w:bidi="es_ES"/>
+        </w:rPr>
+      </w:r>
+    </w:p>
+    <w:p>
+      <w:pPr/>
+      <w:r>
+        <w:rPr>
+          <w:lang w:val="es_ES" w:bidi="es_ES"/>
+        </w:rPr>
+      </w:r>
+      <w:r>
+        <w:rPr>
+          <w:lang w:val="es_ES" w:bidi="es_ES"/>
+        </w:rPr>
         <w:t>"dar reposo con nosotros": alivio del sufrimiento. • En otros pasajes, Pablo menciona la “venida” de Cristo (</w:t>
       </w:r>
       <w:hyperlink r:id="rId30">
         <w:r>
           <w:rPr>
+            <w:lang w:val="es_ES" w:bidi="es_ES"/>
+          </w:rPr>
+          <w:rPr>
             <w:color w:val="0000EE"/>
             <w:u w:val="single"/>
           </w:rPr>
@@ -563,11 +998,17 @@
         </w:r>
       </w:hyperlink>
       <w:r>
+        <w:rPr>
+          <w:lang w:val="es_ES" w:bidi="es_ES"/>
+        </w:rPr>
         <w:t xml:space="preserve"> </w:t>
       </w:r>
       <w:hyperlink r:id="rId31">
         <w:r>
           <w:rPr>
+            <w:lang w:val="es_ES" w:bidi="es_ES"/>
+          </w:rPr>
+          <w:rPr>
             <w:color w:val="0000EE"/>
             <w:u w:val="single"/>
           </w:rPr>
@@ -575,11 +1016,17 @@
         </w:r>
       </w:hyperlink>
       <w:r>
+        <w:rPr>
+          <w:lang w:val="es_ES" w:bidi="es_ES"/>
+        </w:rPr>
         <w:t xml:space="preserve"> </w:t>
       </w:r>
       <w:hyperlink r:id="rId32">
         <w:r>
           <w:rPr>
+            <w:lang w:val="es_ES" w:bidi="es_ES"/>
+          </w:rPr>
+          <w:rPr>
             <w:color w:val="0000EE"/>
             <w:u w:val="single"/>
           </w:rPr>
@@ -587,11 +1034,17 @@
         </w:r>
       </w:hyperlink>
       <w:r>
+        <w:rPr>
+          <w:lang w:val="es_ES" w:bidi="es_ES"/>
+        </w:rPr>
         <w:t xml:space="preserve"> </w:t>
       </w:r>
       <w:hyperlink r:id="rId33">
         <w:r>
           <w:rPr>
+            <w:lang w:val="es_ES" w:bidi="es_ES"/>
+          </w:rPr>
+          <w:rPr>
             <w:color w:val="0000EE"/>
             <w:u w:val="single"/>
           </w:rPr>
@@ -599,11 +1052,17 @@
         </w:r>
       </w:hyperlink>
       <w:r>
+        <w:rPr>
+          <w:lang w:val="es_ES" w:bidi="es_ES"/>
+        </w:rPr>
         <w:t xml:space="preserve"> </w:t>
       </w:r>
       <w:hyperlink r:id="rId34">
         <w:r>
           <w:rPr>
+            <w:lang w:val="es_ES" w:bidi="es_ES"/>
+          </w:rPr>
+          <w:rPr>
             <w:color w:val="0000EE"/>
             <w:u w:val="single"/>
           </w:rPr>
@@ -611,11 +1070,17 @@
         </w:r>
       </w:hyperlink>
       <w:r>
+        <w:rPr>
+          <w:lang w:val="es_ES" w:bidi="es_ES"/>
+        </w:rPr>
         <w:t xml:space="preserve">); aquí, se refiere al evento como la “manifestación” o “revelación” del Señor Jesús, quien actualmente no puede ser visto físicamente (cp. </w:t>
       </w:r>
       <w:hyperlink r:id="rId35">
         <w:r>
           <w:rPr>
+            <w:lang w:val="es_ES" w:bidi="es_ES"/>
+          </w:rPr>
+          <w:rPr>
             <w:color w:val="0000EE"/>
             <w:u w:val="single"/>
           </w:rPr>
@@ -623,11 +1088,17 @@
         </w:r>
       </w:hyperlink>
       <w:r>
+        <w:rPr>
+          <w:lang w:val="es_ES" w:bidi="es_ES"/>
+        </w:rPr>
         <w:t xml:space="preserve"> </w:t>
       </w:r>
       <w:hyperlink r:id="rId36">
         <w:r>
           <w:rPr>
+            <w:lang w:val="es_ES" w:bidi="es_ES"/>
+          </w:rPr>
+          <w:rPr>
             <w:color w:val="0000EE"/>
             <w:u w:val="single"/>
           </w:rPr>
@@ -635,31 +1106,65 @@
         </w:r>
       </w:hyperlink>
       <w:r>
+        <w:rPr>
+          <w:lang w:val="es_ES" w:bidi="es_ES"/>
+        </w:rPr>
         <w:t>).</w:t>
       </w:r>
-      <w:r/>
-      <w:r/>
-    </w:p>
-    <w:p>
-      <w:r/>
+      <w:r>
+        <w:rPr>
+          <w:lang w:val="es_ES" w:bidi="es_ES"/>
+        </w:rPr>
+      </w:r>
+      <w:r>
+        <w:rPr>
+          <w:lang w:val="es_ES" w:bidi="es_ES"/>
+        </w:rPr>
+      </w:r>
+    </w:p>
+    <w:p>
+      <w:pPr/>
+      <w:r>
+        <w:rPr>
+          <w:lang w:val="es_ES" w:bidi="es_ES"/>
+        </w:rPr>
+      </w:r>
     </w:p>
     <w:p>
       <w:pPr>
         <w:pStyle w:val="Heading2"/>
       </w:pPr>
       <w:r>
+        <w:rPr>
+          <w:lang w:val="es_ES" w:bidi="es_ES"/>
+        </w:rPr>
         <w:t>2 Tesalonicenses 1:9</w:t>
       </w:r>
-      <w:r/>
-    </w:p>
-    <w:p>
-      <w:r/>
-      <w:r>
+      <w:r>
+        <w:rPr>
+          <w:lang w:val="es_ES" w:bidi="es_ES"/>
+        </w:rPr>
+      </w:r>
+    </w:p>
+    <w:p>
+      <w:pPr/>
+      <w:r>
+        <w:rPr>
+          <w:lang w:val="es_ES" w:bidi="es_ES"/>
+        </w:rPr>
+      </w:r>
+      <w:r>
+        <w:rPr>
+          <w:lang w:val="es_ES" w:bidi="es_ES"/>
+        </w:rPr>
         <w:t>Ellos serán castigados por rechazar el mensaje sobre Cristo (</w:t>
       </w:r>
       <w:hyperlink r:id="rId37">
         <w:r>
           <w:rPr>
+            <w:lang w:val="es_ES" w:bidi="es_ES"/>
+          </w:rPr>
+          <w:rPr>
             <w:color w:val="0000EE"/>
             <w:u w:val="single"/>
           </w:rPr>
@@ -667,11 +1172,17 @@
         </w:r>
       </w:hyperlink>
       <w:r>
+        <w:rPr>
+          <w:lang w:val="es_ES" w:bidi="es_ES"/>
+        </w:rPr>
         <w:t xml:space="preserve">). • "eterna perdición" (ver </w:t>
       </w:r>
       <w:hyperlink r:id="rId38">
         <w:r>
           <w:rPr>
+            <w:lang w:val="es_ES" w:bidi="es_ES"/>
+          </w:rPr>
+          <w:rPr>
             <w:color w:val="0000EE"/>
             <w:u w:val="single"/>
           </w:rPr>
@@ -679,11 +1190,17 @@
         </w:r>
       </w:hyperlink>
       <w:r>
+        <w:rPr>
+          <w:lang w:val="es_ES" w:bidi="es_ES"/>
+        </w:rPr>
         <w:t xml:space="preserve"> </w:t>
       </w:r>
       <w:hyperlink r:id="rId39">
         <w:r>
           <w:rPr>
+            <w:lang w:val="es_ES" w:bidi="es_ES"/>
+          </w:rPr>
+          <w:rPr>
             <w:color w:val="0000EE"/>
             <w:u w:val="single"/>
           </w:rPr>
@@ -691,11 +1208,17 @@
         </w:r>
       </w:hyperlink>
       <w:r>
+        <w:rPr>
+          <w:lang w:val="es_ES" w:bidi="es_ES"/>
+        </w:rPr>
         <w:t>): es definitivo. • "la presencia del Señor": se refiere a la fuente del juicio venidero (</w:t>
       </w:r>
       <w:hyperlink r:id="rId40">
         <w:r>
           <w:rPr>
+            <w:lang w:val="es_ES" w:bidi="es_ES"/>
+          </w:rPr>
+          <w:rPr>
             <w:color w:val="0000EE"/>
             <w:u w:val="single"/>
           </w:rPr>
@@ -705,6 +1228,9 @@
       <w:hyperlink r:id="rId41">
         <w:r>
           <w:rPr>
+            <w:lang w:val="es_ES" w:bidi="es_ES"/>
+          </w:rPr>
+          <w:rPr>
             <w:color w:val="0000EE"/>
             <w:u w:val="single"/>
           </w:rPr>
@@ -714,6 +1240,9 @@
       <w:hyperlink r:id="rId42">
         <w:r>
           <w:rPr>
+            <w:lang w:val="es_ES" w:bidi="es_ES"/>
+          </w:rPr>
+          <w:rPr>
             <w:color w:val="0000EE"/>
             <w:u w:val="single"/>
           </w:rPr>
@@ -721,31 +1250,65 @@
         </w:r>
       </w:hyperlink>
       <w:r>
+        <w:rPr>
+          <w:lang w:val="es_ES" w:bidi="es_ES"/>
+        </w:rPr>
         <w:t>).</w:t>
       </w:r>
-      <w:r/>
-      <w:r/>
-    </w:p>
-    <w:p>
-      <w:r/>
+      <w:r>
+        <w:rPr>
+          <w:lang w:val="es_ES" w:bidi="es_ES"/>
+        </w:rPr>
+      </w:r>
+      <w:r>
+        <w:rPr>
+          <w:lang w:val="es_ES" w:bidi="es_ES"/>
+        </w:rPr>
+      </w:r>
+    </w:p>
+    <w:p>
+      <w:pPr/>
+      <w:r>
+        <w:rPr>
+          <w:lang w:val="es_ES" w:bidi="es_ES"/>
+        </w:rPr>
+      </w:r>
     </w:p>
     <w:p>
       <w:pPr>
         <w:pStyle w:val="Heading2"/>
       </w:pPr>
       <w:r>
+        <w:rPr>
+          <w:lang w:val="es_ES" w:bidi="es_ES"/>
+        </w:rPr>
         <w:t>2 Tesalonicenses 1:10</w:t>
       </w:r>
-      <w:r/>
-    </w:p>
-    <w:p>
-      <w:r/>
-      <w:r>
+      <w:r>
+        <w:rPr>
+          <w:lang w:val="es_ES" w:bidi="es_ES"/>
+        </w:rPr>
+      </w:r>
+    </w:p>
+    <w:p>
+      <w:pPr/>
+      <w:r>
+        <w:rPr>
+          <w:lang w:val="es_ES" w:bidi="es_ES"/>
+        </w:rPr>
+      </w:r>
+      <w:r>
+        <w:rPr>
+          <w:lang w:val="es_ES" w:bidi="es_ES"/>
+        </w:rPr>
         <w:t>"aquel día": El Día del Señor (</w:t>
       </w:r>
       <w:hyperlink r:id="rId43">
         <w:r>
           <w:rPr>
+            <w:lang w:val="es_ES" w:bidi="es_ES"/>
+          </w:rPr>
+          <w:rPr>
             <w:color w:val="0000EE"/>
             <w:u w:val="single"/>
           </w:rPr>
@@ -755,6 +1318,9 @@
       <w:hyperlink r:id="rId44">
         <w:r>
           <w:rPr>
+            <w:lang w:val="es_ES" w:bidi="es_ES"/>
+          </w:rPr>
+          <w:rPr>
             <w:color w:val="0000EE"/>
             <w:u w:val="single"/>
           </w:rPr>
@@ -762,37 +1328,77 @@
         </w:r>
       </w:hyperlink>
       <w:r>
+        <w:rPr>
+          <w:lang w:val="es_ES" w:bidi="es_ES"/>
+        </w:rPr>
         <w:t xml:space="preserve"> ver “</w:t>
       </w:r>
       <w:r>
+        <w:rPr>
+          <w:lang w:val="es_ES" w:bidi="es_ES"/>
+        </w:rPr>
         <w:t>El Día del Señor</w:t>
       </w:r>
       <w:r>
+        <w:rPr>
+          <w:lang w:val="es_ES" w:bidi="es_ES"/>
+        </w:rPr>
         <w:t>” Nota de Tema).</w:t>
       </w:r>
-      <w:r/>
-      <w:r/>
-    </w:p>
-    <w:p>
-      <w:r/>
+      <w:r>
+        <w:rPr>
+          <w:lang w:val="es_ES" w:bidi="es_ES"/>
+        </w:rPr>
+      </w:r>
+      <w:r>
+        <w:rPr>
+          <w:lang w:val="es_ES" w:bidi="es_ES"/>
+        </w:rPr>
+      </w:r>
+    </w:p>
+    <w:p>
+      <w:pPr/>
+      <w:r>
+        <w:rPr>
+          <w:lang w:val="es_ES" w:bidi="es_ES"/>
+        </w:rPr>
+      </w:r>
     </w:p>
     <w:p>
       <w:pPr>
         <w:pStyle w:val="Heading2"/>
       </w:pPr>
       <w:r>
+        <w:rPr>
+          <w:lang w:val="es_ES" w:bidi="es_ES"/>
+        </w:rPr>
         <w:t>2 Tesalonicenses 1:11</w:t>
       </w:r>
-      <w:r/>
-    </w:p>
-    <w:p>
-      <w:r/>
-      <w:r>
+      <w:r>
+        <w:rPr>
+          <w:lang w:val="es_ES" w:bidi="es_ES"/>
+        </w:rPr>
+      </w:r>
+    </w:p>
+    <w:p>
+      <w:pPr/>
+      <w:r>
+        <w:rPr>
+          <w:lang w:val="es_ES" w:bidi="es_ES"/>
+        </w:rPr>
+      </w:r>
+      <w:r>
+        <w:rPr>
+          <w:lang w:val="es_ES" w:bidi="es_ES"/>
+        </w:rPr>
         <w:t>"Dios os tenga por dignos de su vocación": Pablo había recordado previamente a los tesalonicenses que Dios los llamó a andar "como es digno de Dios" (</w:t>
       </w:r>
       <w:hyperlink r:id="rId29">
         <w:r>
           <w:rPr>
+            <w:lang w:val="es_ES" w:bidi="es_ES"/>
+          </w:rPr>
+          <w:rPr>
             <w:color w:val="0000EE"/>
             <w:u w:val="single"/>
           </w:rPr>
@@ -800,11 +1406,17 @@
         </w:r>
       </w:hyperlink>
       <w:r>
+        <w:rPr>
+          <w:lang w:val="es_ES" w:bidi="es_ES"/>
+        </w:rPr>
         <w:t xml:space="preserve"> ver también </w:t>
       </w:r>
       <w:hyperlink r:id="rId45">
         <w:r>
           <w:rPr>
+            <w:lang w:val="es_ES" w:bidi="es_ES"/>
+          </w:rPr>
+          <w:rPr>
             <w:color w:val="0000EE"/>
             <w:u w:val="single"/>
           </w:rPr>
@@ -812,11 +1424,17 @@
         </w:r>
       </w:hyperlink>
       <w:r>
+        <w:rPr>
+          <w:lang w:val="es_ES" w:bidi="es_ES"/>
+        </w:rPr>
         <w:t xml:space="preserve"> </w:t>
       </w:r>
       <w:hyperlink r:id="rId46">
         <w:r>
           <w:rPr>
+            <w:lang w:val="es_ES" w:bidi="es_ES"/>
+          </w:rPr>
+          <w:rPr>
             <w:color w:val="0000EE"/>
             <w:u w:val="single"/>
           </w:rPr>
@@ -824,11 +1442,17 @@
         </w:r>
       </w:hyperlink>
       <w:r>
+        <w:rPr>
+          <w:lang w:val="es_ES" w:bidi="es_ES"/>
+        </w:rPr>
         <w:t xml:space="preserve"> </w:t>
       </w:r>
       <w:hyperlink r:id="rId47">
         <w:r>
           <w:rPr>
+            <w:lang w:val="es_ES" w:bidi="es_ES"/>
+          </w:rPr>
+          <w:rPr>
             <w:color w:val="0000EE"/>
             <w:u w:val="single"/>
           </w:rPr>
@@ -836,31 +1460,65 @@
         </w:r>
       </w:hyperlink>
       <w:r>
+        <w:rPr>
+          <w:lang w:val="es_ES" w:bidi="es_ES"/>
+        </w:rPr>
         <w:t>). • Pablo oró para que Dios otorgara a los cristianos tesalonicenses el poder para vivir y trabajar de una manera que agradara a Dios.</w:t>
       </w:r>
-      <w:r/>
-      <w:r/>
-    </w:p>
-    <w:p>
-      <w:r/>
+      <w:r>
+        <w:rPr>
+          <w:lang w:val="es_ES" w:bidi="es_ES"/>
+        </w:rPr>
+      </w:r>
+      <w:r>
+        <w:rPr>
+          <w:lang w:val="es_ES" w:bidi="es_ES"/>
+        </w:rPr>
+      </w:r>
+    </w:p>
+    <w:p>
+      <w:pPr/>
+      <w:r>
+        <w:rPr>
+          <w:lang w:val="es_ES" w:bidi="es_ES"/>
+        </w:rPr>
+      </w:r>
     </w:p>
     <w:p>
       <w:pPr>
         <w:pStyle w:val="Heading2"/>
       </w:pPr>
       <w:r>
+        <w:rPr>
+          <w:lang w:val="es_ES" w:bidi="es_ES"/>
+        </w:rPr>
         <w:t>2 Tesalonicenses 1:11–12</w:t>
       </w:r>
-      <w:r/>
-    </w:p>
-    <w:p>
-      <w:r/>
-      <w:r>
+      <w:r>
+        <w:rPr>
+          <w:lang w:val="es_ES" w:bidi="es_ES"/>
+        </w:rPr>
+      </w:r>
+    </w:p>
+    <w:p>
+      <w:pPr/>
+      <w:r>
+        <w:rPr>
+          <w:lang w:val="es_ES" w:bidi="es_ES"/>
+        </w:rPr>
+      </w:r>
+      <w:r>
+        <w:rPr>
+          <w:lang w:val="es_ES" w:bidi="es_ES"/>
+        </w:rPr>
         <w:t>Pablo asegura a los creyentes de Tesalónica sobre las promesas de justicia de Dios, tanto para ellos como para sus perseguidores (</w:t>
       </w:r>
       <w:hyperlink r:id="rId27">
         <w:r>
           <w:rPr>
+            <w:lang w:val="es_ES" w:bidi="es_ES"/>
+          </w:rPr>
+          <w:rPr>
             <w:color w:val="0000EE"/>
             <w:u w:val="single"/>
           </w:rPr>
@@ -868,31 +1526,65 @@
         </w:r>
       </w:hyperlink>
       <w:r>
+        <w:rPr>
+          <w:lang w:val="es_ES" w:bidi="es_ES"/>
+        </w:rPr>
         <w:t>). Dado que la futura liberación implica cumplir con las responsabilidades actuales, Pablo ora para que sean hallados dignos en el regreso de Cristo.</w:t>
       </w:r>
-      <w:r/>
-      <w:r/>
-    </w:p>
-    <w:p>
-      <w:r/>
+      <w:r>
+        <w:rPr>
+          <w:lang w:val="es_ES" w:bidi="es_ES"/>
+        </w:rPr>
+      </w:r>
+      <w:r>
+        <w:rPr>
+          <w:lang w:val="es_ES" w:bidi="es_ES"/>
+        </w:rPr>
+      </w:r>
+    </w:p>
+    <w:p>
+      <w:pPr/>
+      <w:r>
+        <w:rPr>
+          <w:lang w:val="es_ES" w:bidi="es_ES"/>
+        </w:rPr>
+      </w:r>
     </w:p>
     <w:p>
       <w:pPr>
         <w:pStyle w:val="Heading2"/>
       </w:pPr>
       <w:r>
+        <w:rPr>
+          <w:lang w:val="es_ES" w:bidi="es_ES"/>
+        </w:rPr>
         <w:t>2 Tesalonicenses 1:12</w:t>
       </w:r>
-      <w:r/>
-    </w:p>
-    <w:p>
-      <w:r/>
-      <w:r>
+      <w:r>
+        <w:rPr>
+          <w:lang w:val="es_ES" w:bidi="es_ES"/>
+        </w:rPr>
+      </w:r>
+    </w:p>
+    <w:p>
+      <w:pPr/>
+      <w:r>
+        <w:rPr>
+          <w:lang w:val="es_ES" w:bidi="es_ES"/>
+        </w:rPr>
+      </w:r>
+      <w:r>
+        <w:rPr>
+          <w:lang w:val="es_ES" w:bidi="es_ES"/>
+        </w:rPr>
         <w:t>Aunque el nombre de nuestro Señor Jesús fue rechazado por los perseguidores de los tesalonicenses (</w:t>
       </w:r>
       <w:hyperlink r:id="rId37">
         <w:r>
           <w:rPr>
+            <w:lang w:val="es_ES" w:bidi="es_ES"/>
+          </w:rPr>
+          <w:rPr>
             <w:color w:val="0000EE"/>
             <w:u w:val="single"/>
           </w:rPr>
@@ -900,11 +1592,17 @@
         </w:r>
       </w:hyperlink>
       <w:r>
+        <w:rPr>
+          <w:lang w:val="es_ES" w:bidi="es_ES"/>
+        </w:rPr>
         <w:t>), Jesús finalmente será glorificado a través de las vidas de los creyentes. Además, ellos serán honrados junto con él (</w:t>
       </w:r>
       <w:hyperlink r:id="rId48">
         <w:r>
           <w:rPr>
+            <w:lang w:val="es_ES" w:bidi="es_ES"/>
+          </w:rPr>
+          <w:rPr>
             <w:color w:val="0000EE"/>
             <w:u w:val="single"/>
           </w:rPr>
@@ -912,11 +1610,17 @@
         </w:r>
       </w:hyperlink>
       <w:r>
+        <w:rPr>
+          <w:lang w:val="es_ES" w:bidi="es_ES"/>
+        </w:rPr>
         <w:t xml:space="preserve"> </w:t>
       </w:r>
       <w:hyperlink r:id="rId29">
         <w:r>
           <w:rPr>
+            <w:lang w:val="es_ES" w:bidi="es_ES"/>
+          </w:rPr>
+          <w:rPr>
             <w:color w:val="0000EE"/>
             <w:u w:val="single"/>
           </w:rPr>
@@ -924,11 +1628,17 @@
         </w:r>
       </w:hyperlink>
       <w:r>
+        <w:rPr>
+          <w:lang w:val="es_ES" w:bidi="es_ES"/>
+        </w:rPr>
         <w:t xml:space="preserve"> cp. </w:t>
       </w:r>
       <w:hyperlink r:id="rId49">
         <w:r>
           <w:rPr>
+            <w:lang w:val="es_ES" w:bidi="es_ES"/>
+          </w:rPr>
+          <w:rPr>
             <w:color w:val="0000EE"/>
             <w:u w:val="single"/>
           </w:rPr>
@@ -936,11 +1646,17 @@
         </w:r>
       </w:hyperlink>
       <w:r>
+        <w:rPr>
+          <w:lang w:val="es_ES" w:bidi="es_ES"/>
+        </w:rPr>
         <w:t xml:space="preserve"> </w:t>
       </w:r>
       <w:hyperlink r:id="rId50">
         <w:r>
           <w:rPr>
+            <w:lang w:val="es_ES" w:bidi="es_ES"/>
+          </w:rPr>
+          <w:rPr>
             <w:color w:val="0000EE"/>
             <w:u w:val="single"/>
           </w:rPr>
@@ -948,11 +1664,17 @@
         </w:r>
       </w:hyperlink>
       <w:r>
+        <w:rPr>
+          <w:lang w:val="es_ES" w:bidi="es_ES"/>
+        </w:rPr>
         <w:t xml:space="preserve">). Cp. </w:t>
       </w:r>
       <w:hyperlink r:id="rId51">
         <w:r>
           <w:rPr>
+            <w:lang w:val="es_ES" w:bidi="es_ES"/>
+          </w:rPr>
+          <w:rPr>
             <w:color w:val="0000EE"/>
             <w:u w:val="single"/>
           </w:rPr>
@@ -960,31 +1682,65 @@
         </w:r>
       </w:hyperlink>
       <w:r>
+        <w:rPr>
+          <w:lang w:val="es_ES" w:bidi="es_ES"/>
+        </w:rPr>
         <w:t>.</w:t>
       </w:r>
-      <w:r/>
-      <w:r/>
-    </w:p>
-    <w:p>
-      <w:r/>
+      <w:r>
+        <w:rPr>
+          <w:lang w:val="es_ES" w:bidi="es_ES"/>
+        </w:rPr>
+      </w:r>
+      <w:r>
+        <w:rPr>
+          <w:lang w:val="es_ES" w:bidi="es_ES"/>
+        </w:rPr>
+      </w:r>
+    </w:p>
+    <w:p>
+      <w:pPr/>
+      <w:r>
+        <w:rPr>
+          <w:lang w:val="es_ES" w:bidi="es_ES"/>
+        </w:rPr>
+      </w:r>
     </w:p>
     <w:p>
       <w:pPr>
         <w:pStyle w:val="Heading2"/>
       </w:pPr>
       <w:r>
+        <w:rPr>
+          <w:lang w:val="es_ES" w:bidi="es_ES"/>
+        </w:rPr>
         <w:t>2 Tesalonicenses 2:1</w:t>
       </w:r>
-      <w:r/>
-    </w:p>
-    <w:p>
-      <w:r/>
-      <w:r>
+      <w:r>
+        <w:rPr>
+          <w:lang w:val="es_ES" w:bidi="es_ES"/>
+        </w:rPr>
+      </w:r>
+    </w:p>
+    <w:p>
+      <w:pPr/>
+      <w:r>
+        <w:rPr>
+          <w:lang w:val="es_ES" w:bidi="es_ES"/>
+        </w:rPr>
+      </w:r>
+      <w:r>
+        <w:rPr>
+          <w:lang w:val="es_ES" w:bidi="es_ES"/>
+        </w:rPr>
         <w:t>"cuanto á la venida de nuestro Señor Jesucristo" (</w:t>
       </w:r>
       <w:hyperlink r:id="rId52">
         <w:r>
           <w:rPr>
+            <w:lang w:val="es_ES" w:bidi="es_ES"/>
+          </w:rPr>
+          <w:rPr>
             <w:color w:val="0000EE"/>
             <w:u w:val="single"/>
           </w:rPr>
@@ -992,11 +1748,17 @@
         </w:r>
       </w:hyperlink>
       <w:r>
+        <w:rPr>
+          <w:lang w:val="es_ES" w:bidi="es_ES"/>
+        </w:rPr>
         <w:t xml:space="preserve"> </w:t>
       </w:r>
       <w:hyperlink r:id="rId31">
         <w:r>
           <w:rPr>
+            <w:lang w:val="es_ES" w:bidi="es_ES"/>
+          </w:rPr>
+          <w:rPr>
             <w:color w:val="0000EE"/>
             <w:u w:val="single"/>
           </w:rPr>
@@ -1004,11 +1766,17 @@
         </w:r>
       </w:hyperlink>
       <w:r>
+        <w:rPr>
+          <w:lang w:val="es_ES" w:bidi="es_ES"/>
+        </w:rPr>
         <w:t xml:space="preserve"> </w:t>
       </w:r>
       <w:hyperlink r:id="rId32">
         <w:r>
           <w:rPr>
+            <w:lang w:val="es_ES" w:bidi="es_ES"/>
+          </w:rPr>
+          <w:rPr>
             <w:color w:val="0000EE"/>
             <w:u w:val="single"/>
           </w:rPr>
@@ -1016,11 +1784,17 @@
         </w:r>
       </w:hyperlink>
       <w:r>
+        <w:rPr>
+          <w:lang w:val="es_ES" w:bidi="es_ES"/>
+        </w:rPr>
         <w:t xml:space="preserve"> </w:t>
       </w:r>
       <w:hyperlink r:id="rId53">
         <w:r>
           <w:rPr>
+            <w:lang w:val="es_ES" w:bidi="es_ES"/>
+          </w:rPr>
+          <w:rPr>
             <w:color w:val="0000EE"/>
             <w:u w:val="single"/>
           </w:rPr>
@@ -1028,11 +1802,17 @@
         </w:r>
       </w:hyperlink>
       <w:r>
+        <w:rPr>
+          <w:lang w:val="es_ES" w:bidi="es_ES"/>
+        </w:rPr>
         <w:t xml:space="preserve"> </w:t>
       </w:r>
       <w:hyperlink r:id="rId34">
         <w:r>
           <w:rPr>
+            <w:lang w:val="es_ES" w:bidi="es_ES"/>
+          </w:rPr>
+          <w:rPr>
             <w:color w:val="0000EE"/>
             <w:u w:val="single"/>
           </w:rPr>
@@ -1040,11 +1820,17 @@
         </w:r>
       </w:hyperlink>
       <w:r>
+        <w:rPr>
+          <w:lang w:val="es_ES" w:bidi="es_ES"/>
+        </w:rPr>
         <w:t>): todo su pueblo se reunirá para encontrarse con él. Esto sucederá en la resurrección y el arrebatamiento de la iglesia (</w:t>
       </w:r>
       <w:hyperlink r:id="rId54">
         <w:r>
           <w:rPr>
+            <w:lang w:val="es_ES" w:bidi="es_ES"/>
+          </w:rPr>
+          <w:rPr>
             <w:color w:val="0000EE"/>
             <w:u w:val="single"/>
           </w:rPr>
@@ -1052,31 +1838,65 @@
         </w:r>
       </w:hyperlink>
       <w:r>
+        <w:rPr>
+          <w:lang w:val="es_ES" w:bidi="es_ES"/>
+        </w:rPr>
         <w:t>).</w:t>
       </w:r>
-      <w:r/>
-      <w:r/>
-    </w:p>
-    <w:p>
-      <w:r/>
+      <w:r>
+        <w:rPr>
+          <w:lang w:val="es_ES" w:bidi="es_ES"/>
+        </w:rPr>
+      </w:r>
+      <w:r>
+        <w:rPr>
+          <w:lang w:val="es_ES" w:bidi="es_ES"/>
+        </w:rPr>
+      </w:r>
+    </w:p>
+    <w:p>
+      <w:pPr/>
+      <w:r>
+        <w:rPr>
+          <w:lang w:val="es_ES" w:bidi="es_ES"/>
+        </w:rPr>
+      </w:r>
     </w:p>
     <w:p>
       <w:pPr>
         <w:pStyle w:val="Heading2"/>
       </w:pPr>
       <w:r>
+        <w:rPr>
+          <w:lang w:val="es_ES" w:bidi="es_ES"/>
+        </w:rPr>
         <w:t>2 Tesalonicenses 2:1–12</w:t>
       </w:r>
-      <w:r/>
-    </w:p>
-    <w:p>
-      <w:r/>
-      <w:r>
+      <w:r>
+        <w:rPr>
+          <w:lang w:val="es_ES" w:bidi="es_ES"/>
+        </w:rPr>
+      </w:r>
+    </w:p>
+    <w:p>
+      <w:pPr/>
+      <w:r>
+        <w:rPr>
+          <w:lang w:val="es_ES" w:bidi="es_ES"/>
+        </w:rPr>
+      </w:r>
+      <w:r>
+        <w:rPr>
+          <w:lang w:val="es_ES" w:bidi="es_ES"/>
+        </w:rPr>
         <w:t>La falsa enseñanza sobre El Día del Señor había perturbado a la iglesia de Tesalónica (</w:t>
       </w:r>
       <w:hyperlink r:id="rId55">
         <w:r>
           <w:rPr>
+            <w:lang w:val="es_ES" w:bidi="es_ES"/>
+          </w:rPr>
+          <w:rPr>
             <w:color w:val="0000EE"/>
             <w:u w:val="single"/>
           </w:rPr>
@@ -1084,11 +1904,17 @@
         </w:r>
       </w:hyperlink>
       <w:r>
+        <w:rPr>
+          <w:lang w:val="es_ES" w:bidi="es_ES"/>
+        </w:rPr>
         <w:t>). Pablo les recuerda (</w:t>
       </w:r>
       <w:hyperlink r:id="rId56">
         <w:r>
           <w:rPr>
+            <w:lang w:val="es_ES" w:bidi="es_ES"/>
+          </w:rPr>
+          <w:rPr>
             <w:color w:val="0000EE"/>
             <w:u w:val="single"/>
           </w:rPr>
@@ -1096,11 +1922,17 @@
         </w:r>
       </w:hyperlink>
       <w:r>
+        <w:rPr>
+          <w:lang w:val="es_ES" w:bidi="es_ES"/>
+        </w:rPr>
         <w:t>) que dos eventos precederán ese día: una gran apostasía y la revelación del hombre de pecado (</w:t>
       </w:r>
       <w:hyperlink r:id="rId57">
         <w:r>
           <w:rPr>
+            <w:lang w:val="es_ES" w:bidi="es_ES"/>
+          </w:rPr>
+          <w:rPr>
             <w:color w:val="0000EE"/>
             <w:u w:val="single"/>
           </w:rPr>
@@ -1108,11 +1940,17 @@
         </w:r>
       </w:hyperlink>
       <w:r>
+        <w:rPr>
+          <w:lang w:val="es_ES" w:bidi="es_ES"/>
+        </w:rPr>
         <w:t>). Cristo destruirá a este hombre cuando regrese (</w:t>
       </w:r>
       <w:hyperlink r:id="rId58">
         <w:r>
           <w:rPr>
+            <w:lang w:val="es_ES" w:bidi="es_ES"/>
+          </w:rPr>
+          <w:rPr>
             <w:color w:val="0000EE"/>
             <w:u w:val="single"/>
           </w:rPr>
@@ -1122,6 +1960,9 @@
       <w:hyperlink r:id="rId59">
         <w:r>
           <w:rPr>
+            <w:lang w:val="es_ES" w:bidi="es_ES"/>
+          </w:rPr>
+          <w:rPr>
             <w:color w:val="0000EE"/>
             <w:u w:val="single"/>
           </w:rPr>
@@ -1129,11 +1970,17 @@
         </w:r>
       </w:hyperlink>
       <w:r>
+        <w:rPr>
+          <w:lang w:val="es_ES" w:bidi="es_ES"/>
+        </w:rPr>
         <w:t>), y aquellos que han sido engañados también serán juzgados (</w:t>
       </w:r>
       <w:hyperlink r:id="rId60">
         <w:r>
           <w:rPr>
+            <w:lang w:val="es_ES" w:bidi="es_ES"/>
+          </w:rPr>
+          <w:rPr>
             <w:color w:val="0000EE"/>
             <w:u w:val="single"/>
           </w:rPr>
@@ -1141,31 +1988,65 @@
         </w:r>
       </w:hyperlink>
       <w:r>
+        <w:rPr>
+          <w:lang w:val="es_ES" w:bidi="es_ES"/>
+        </w:rPr>
         <w:t>).</w:t>
       </w:r>
-      <w:r/>
-      <w:r/>
-    </w:p>
-    <w:p>
-      <w:r/>
+      <w:r>
+        <w:rPr>
+          <w:lang w:val="es_ES" w:bidi="es_ES"/>
+        </w:rPr>
+      </w:r>
+      <w:r>
+        <w:rPr>
+          <w:lang w:val="es_ES" w:bidi="es_ES"/>
+        </w:rPr>
+      </w:r>
+    </w:p>
+    <w:p>
+      <w:pPr/>
+      <w:r>
+        <w:rPr>
+          <w:lang w:val="es_ES" w:bidi="es_ES"/>
+        </w:rPr>
+      </w:r>
     </w:p>
     <w:p>
       <w:pPr>
         <w:pStyle w:val="Heading2"/>
       </w:pPr>
       <w:r>
+        <w:rPr>
+          <w:lang w:val="es_ES" w:bidi="es_ES"/>
+        </w:rPr>
         <w:t>2 Tesalonicenses 2:2</w:t>
       </w:r>
-      <w:r/>
-    </w:p>
-    <w:p>
-      <w:r/>
-      <w:r>
+      <w:r>
+        <w:rPr>
+          <w:lang w:val="es_ES" w:bidi="es_ES"/>
+        </w:rPr>
+      </w:r>
+    </w:p>
+    <w:p>
+      <w:pPr/>
+      <w:r>
+        <w:rPr>
+          <w:lang w:val="es_ES" w:bidi="es_ES"/>
+        </w:rPr>
+      </w:r>
+      <w:r>
+        <w:rPr>
+          <w:lang w:val="es_ES" w:bidi="es_ES"/>
+        </w:rPr>
         <w:t>Los cristianos de Tesalónica previamente le preguntaron a Pablo cuándo vendría El Día del Señor (</w:t>
       </w:r>
       <w:hyperlink r:id="rId61">
         <w:r>
           <w:rPr>
+            <w:lang w:val="es_ES" w:bidi="es_ES"/>
+          </w:rPr>
+          <w:rPr>
             <w:color w:val="0000EE"/>
             <w:u w:val="single"/>
           </w:rPr>
@@ -1173,11 +2054,17 @@
         </w:r>
       </w:hyperlink>
       <w:r>
+        <w:rPr>
+          <w:lang w:val="es_ES" w:bidi="es_ES"/>
+        </w:rPr>
         <w:t xml:space="preserve">). Ahora, una falsa enseñanza de que este día ya había comenzado (cp. </w:t>
       </w:r>
       <w:hyperlink r:id="rId62">
         <w:r>
           <w:rPr>
+            <w:lang w:val="es_ES" w:bidi="es_ES"/>
+          </w:rPr>
+          <w:rPr>
             <w:color w:val="0000EE"/>
             <w:u w:val="single"/>
           </w:rPr>
@@ -1185,17 +2072,29 @@
         </w:r>
       </w:hyperlink>
       <w:r>
+        <w:rPr>
+          <w:lang w:val="es_ES" w:bidi="es_ES"/>
+        </w:rPr>
         <w:t>) les estaba haciendo tambalear en la fe y asustarse. • "</w:t>
       </w:r>
       <w:r>
+        <w:rPr>
+          <w:lang w:val="es_ES" w:bidi="es_ES"/>
+        </w:rPr>
         <w:t>ni os conturbéis ni por espíritu, ni por palabra, ni por carta como nuestra"</w:t>
       </w:r>
       <w:r>
+        <w:rPr>
+          <w:lang w:val="es_ES" w:bidi="es_ES"/>
+        </w:rPr>
         <w:t xml:space="preserve">: la fuente de la enseñanza podría haber sido una falsa profecía (cp. </w:t>
       </w:r>
       <w:hyperlink r:id="rId63">
         <w:r>
           <w:rPr>
+            <w:lang w:val="es_ES" w:bidi="es_ES"/>
+          </w:rPr>
+          <w:rPr>
             <w:color w:val="0000EE"/>
             <w:u w:val="single"/>
           </w:rPr>
@@ -1203,31 +2102,65 @@
         </w:r>
       </w:hyperlink>
       <w:r>
+        <w:rPr>
+          <w:lang w:val="es_ES" w:bidi="es_ES"/>
+        </w:rPr>
         <w:t>), un sermón erróneo o una carta falsamente atribuida a Pablo.</w:t>
       </w:r>
-      <w:r/>
-      <w:r/>
-    </w:p>
-    <w:p>
-      <w:r/>
+      <w:r>
+        <w:rPr>
+          <w:lang w:val="es_ES" w:bidi="es_ES"/>
+        </w:rPr>
+      </w:r>
+      <w:r>
+        <w:rPr>
+          <w:lang w:val="es_ES" w:bidi="es_ES"/>
+        </w:rPr>
+      </w:r>
+    </w:p>
+    <w:p>
+      <w:pPr/>
+      <w:r>
+        <w:rPr>
+          <w:lang w:val="es_ES" w:bidi="es_ES"/>
+        </w:rPr>
+      </w:r>
     </w:p>
     <w:p>
       <w:pPr>
         <w:pStyle w:val="Heading2"/>
       </w:pPr>
       <w:r>
+        <w:rPr>
+          <w:lang w:val="es_ES" w:bidi="es_ES"/>
+        </w:rPr>
         <w:t>2 Tesalonicenses 2:3</w:t>
       </w:r>
-      <w:r/>
-    </w:p>
-    <w:p>
-      <w:r/>
-      <w:r>
+      <w:r>
+        <w:rPr>
+          <w:lang w:val="es_ES" w:bidi="es_ES"/>
+        </w:rPr>
+      </w:r>
+    </w:p>
+    <w:p>
+      <w:pPr/>
+      <w:r>
+        <w:rPr>
+          <w:lang w:val="es_ES" w:bidi="es_ES"/>
+        </w:rPr>
+      </w:r>
+      <w:r>
+        <w:rPr>
+          <w:lang w:val="es_ES" w:bidi="es_ES"/>
+        </w:rPr>
         <w:t>Dos eventos precederán El Día del Señor (</w:t>
       </w:r>
       <w:hyperlink r:id="rId43">
         <w:r>
           <w:rPr>
+            <w:lang w:val="es_ES" w:bidi="es_ES"/>
+          </w:rPr>
+          <w:rPr>
             <w:color w:val="0000EE"/>
             <w:u w:val="single"/>
           </w:rPr>
@@ -1235,11 +2168,17 @@
         </w:r>
       </w:hyperlink>
       <w:r>
+        <w:rPr>
+          <w:lang w:val="es_ES" w:bidi="es_ES"/>
+        </w:rPr>
         <w:t>). • Tanto la teología judía como la cristiana predijeron una gran rebelión contra Dios antes del fin (</w:t>
       </w:r>
       <w:hyperlink r:id="rId64">
         <w:r>
           <w:rPr>
+            <w:lang w:val="es_ES" w:bidi="es_ES"/>
+          </w:rPr>
+          <w:rPr>
             <w:color w:val="0000EE"/>
             <w:u w:val="single"/>
           </w:rPr>
@@ -1247,11 +2186,17 @@
         </w:r>
       </w:hyperlink>
       <w:r>
+        <w:rPr>
+          <w:lang w:val="es_ES" w:bidi="es_ES"/>
+        </w:rPr>
         <w:t xml:space="preserve"> </w:t>
       </w:r>
       <w:hyperlink r:id="rId65">
         <w:r>
           <w:rPr>
+            <w:lang w:val="es_ES" w:bidi="es_ES"/>
+          </w:rPr>
+          <w:rPr>
             <w:color w:val="0000EE"/>
             <w:u w:val="single"/>
           </w:rPr>
@@ -1259,11 +2204,17 @@
         </w:r>
       </w:hyperlink>
       <w:r>
+        <w:rPr>
+          <w:lang w:val="es_ES" w:bidi="es_ES"/>
+        </w:rPr>
         <w:t>). • El hombre de pecado está sin ley o en contra de ella; su carácter está definido por el pecado. • "el hijo de perdición" (o el destinado a la destrucción): el énfasis está en la propia destrucción del Hombre de pecado (</w:t>
       </w:r>
       <w:hyperlink r:id="rId59">
         <w:r>
           <w:rPr>
+            <w:lang w:val="es_ES" w:bidi="es_ES"/>
+          </w:rPr>
+          <w:rPr>
             <w:color w:val="0000EE"/>
             <w:u w:val="single"/>
           </w:rPr>
@@ -1271,31 +2222,65 @@
         </w:r>
       </w:hyperlink>
       <w:r>
+        <w:rPr>
+          <w:lang w:val="es_ES" w:bidi="es_ES"/>
+        </w:rPr>
         <w:t>) más que en la destrucción que él provoca.</w:t>
       </w:r>
-      <w:r/>
-      <w:r/>
-    </w:p>
-    <w:p>
-      <w:r/>
+      <w:r>
+        <w:rPr>
+          <w:lang w:val="es_ES" w:bidi="es_ES"/>
+        </w:rPr>
+      </w:r>
+      <w:r>
+        <w:rPr>
+          <w:lang w:val="es_ES" w:bidi="es_ES"/>
+        </w:rPr>
+      </w:r>
+    </w:p>
+    <w:p>
+      <w:pPr/>
+      <w:r>
+        <w:rPr>
+          <w:lang w:val="es_ES" w:bidi="es_ES"/>
+        </w:rPr>
+      </w:r>
     </w:p>
     <w:p>
       <w:pPr>
         <w:pStyle w:val="Heading2"/>
       </w:pPr>
       <w:r>
+        <w:rPr>
+          <w:lang w:val="es_ES" w:bidi="es_ES"/>
+        </w:rPr>
         <w:t>2 Tesalonicenses 2:4</w:t>
       </w:r>
-      <w:r/>
-    </w:p>
-    <w:p>
-      <w:r/>
-      <w:r>
+      <w:r>
+        <w:rPr>
+          <w:lang w:val="es_ES" w:bidi="es_ES"/>
+        </w:rPr>
+      </w:r>
+    </w:p>
+    <w:p>
+      <w:pPr/>
+      <w:r>
+        <w:rPr>
+          <w:lang w:val="es_ES" w:bidi="es_ES"/>
+        </w:rPr>
+      </w:r>
+      <w:r>
+        <w:rPr>
+          <w:lang w:val="es_ES" w:bidi="es_ES"/>
+        </w:rPr>
         <w:t xml:space="preserve">"ó que se adora": Al igual que otras ciudades romanas, Tesalónica construyó templos para el culto al Emperador. Este culto fue el prototipo de la adoración descrita en este versículo. • "tanto que se asiente en el templo de Dios": la profanación del Templo en Jerusalén por Antíoco Epífanes en 167 a.C. (ver </w:t>
       </w:r>
       <w:hyperlink r:id="rId66">
         <w:r>
           <w:rPr>
+            <w:lang w:val="es_ES" w:bidi="es_ES"/>
+          </w:rPr>
+          <w:rPr>
             <w:color w:val="0000EE"/>
             <w:u w:val="single"/>
           </w:rPr>
@@ -1303,11 +2288,17 @@
         </w:r>
       </w:hyperlink>
       <w:r>
+        <w:rPr>
+          <w:lang w:val="es_ES" w:bidi="es_ES"/>
+        </w:rPr>
         <w:t xml:space="preserve"> </w:t>
       </w:r>
       <w:hyperlink r:id="rId67">
         <w:r>
           <w:rPr>
+            <w:lang w:val="es_ES" w:bidi="es_ES"/>
+          </w:rPr>
+          <w:rPr>
             <w:color w:val="0000EE"/>
             <w:u w:val="single"/>
           </w:rPr>
@@ -1315,11 +2306,17 @@
         </w:r>
       </w:hyperlink>
       <w:r>
+        <w:rPr>
+          <w:lang w:val="es_ES" w:bidi="es_ES"/>
+        </w:rPr>
         <w:t xml:space="preserve"> </w:t>
       </w:r>
       <w:hyperlink r:id="rId68">
         <w:r>
           <w:rPr>
+            <w:lang w:val="es_ES" w:bidi="es_ES"/>
+          </w:rPr>
+          <w:rPr>
             <w:color w:val="0000EE"/>
             <w:u w:val="single"/>
           </w:rPr>
@@ -1327,11 +2324,17 @@
         </w:r>
       </w:hyperlink>
       <w:r>
+        <w:rPr>
+          <w:lang w:val="es_ES" w:bidi="es_ES"/>
+        </w:rPr>
         <w:t>) puede haber prefigurado el evento predicho aquí (</w:t>
       </w:r>
       <w:hyperlink r:id="rId69">
         <w:r>
           <w:rPr>
+            <w:lang w:val="es_ES" w:bidi="es_ES"/>
+          </w:rPr>
+          <w:rPr>
             <w:color w:val="0000EE"/>
             <w:u w:val="single"/>
           </w:rPr>
@@ -1339,11 +2342,17 @@
         </w:r>
       </w:hyperlink>
       <w:r>
+        <w:rPr>
+          <w:lang w:val="es_ES" w:bidi="es_ES"/>
+        </w:rPr>
         <w:t xml:space="preserve"> </w:t>
       </w:r>
       <w:hyperlink r:id="rId70">
         <w:r>
           <w:rPr>
+            <w:lang w:val="es_ES" w:bidi="es_ES"/>
+          </w:rPr>
+          <w:rPr>
             <w:color w:val="0000EE"/>
             <w:u w:val="single"/>
           </w:rPr>
@@ -1351,11 +2360,17 @@
         </w:r>
       </w:hyperlink>
       <w:r>
+        <w:rPr>
+          <w:lang w:val="es_ES" w:bidi="es_ES"/>
+        </w:rPr>
         <w:t>). O puede referirse al intento del Emperador Calígula, llamado “el nuevo Dios manifiesto”, de erigir su propia imagen en el Templo en el año 40 d.C. Alternativamente, el "templo" podría ser un templo imperial ("de Dios" podría ser del Dios) erigido en honor del Hombre de pecado y no necesariamente al templo reconstruido en Jerusalén. • "haciéndose parecer Dios" (</w:t>
       </w:r>
       <w:hyperlink r:id="rId71">
         <w:r>
           <w:rPr>
+            <w:lang w:val="es_ES" w:bidi="es_ES"/>
+          </w:rPr>
+          <w:rPr>
             <w:color w:val="0000EE"/>
             <w:u w:val="single"/>
           </w:rPr>
@@ -1363,31 +2378,65 @@
         </w:r>
       </w:hyperlink>
       <w:r>
+        <w:rPr>
+          <w:lang w:val="es_ES" w:bidi="es_ES"/>
+        </w:rPr>
         <w:t>): La atribución de títulos divinos al Emperador era común en el primer siglo.</w:t>
       </w:r>
-      <w:r/>
-      <w:r/>
-    </w:p>
-    <w:p>
-      <w:r/>
+      <w:r>
+        <w:rPr>
+          <w:lang w:val="es_ES" w:bidi="es_ES"/>
+        </w:rPr>
+      </w:r>
+      <w:r>
+        <w:rPr>
+          <w:lang w:val="es_ES" w:bidi="es_ES"/>
+        </w:rPr>
+      </w:r>
+    </w:p>
+    <w:p>
+      <w:pPr/>
+      <w:r>
+        <w:rPr>
+          <w:lang w:val="es_ES" w:bidi="es_ES"/>
+        </w:rPr>
+      </w:r>
     </w:p>
     <w:p>
       <w:pPr>
         <w:pStyle w:val="Heading2"/>
       </w:pPr>
       <w:r>
+        <w:rPr>
+          <w:lang w:val="es_ES" w:bidi="es_ES"/>
+        </w:rPr>
         <w:t>2 Tesalonicenses 2:6</w:t>
       </w:r>
-      <w:r/>
-    </w:p>
-    <w:p>
-      <w:r/>
-      <w:r>
+      <w:r>
+        <w:rPr>
+          <w:lang w:val="es_ES" w:bidi="es_ES"/>
+        </w:rPr>
+      </w:r>
+    </w:p>
+    <w:p>
+      <w:pPr/>
+      <w:r>
+        <w:rPr>
+          <w:lang w:val="es_ES" w:bidi="es_ES"/>
+        </w:rPr>
+      </w:r>
+      <w:r>
+        <w:rPr>
+          <w:lang w:val="es_ES" w:bidi="es_ES"/>
+        </w:rPr>
         <w:t>"ahora vosotros sabéis lo que impide": esto ha sido identificado de diversas maneras como Dios, el Espíritu, la iglesia, el evangelio, Pablo, el Emperador, el Imperio Romano o el gobierno. Alternativamente, el está frase puede referirse a algo o alguien que precede al Hombre de pecado, un agente de la iniquidad activo en ese momento (</w:t>
       </w:r>
       <w:hyperlink r:id="rId72">
         <w:r>
           <w:rPr>
+            <w:lang w:val="es_ES" w:bidi="es_ES"/>
+          </w:rPr>
+          <w:rPr>
             <w:color w:val="0000EE"/>
             <w:u w:val="single"/>
           </w:rPr>
@@ -1395,11 +2444,17 @@
         </w:r>
       </w:hyperlink>
       <w:r>
+        <w:rPr>
+          <w:lang w:val="es_ES" w:bidi="es_ES"/>
+        </w:rPr>
         <w:t>); en la literatura griega, esta expresión podría describir la posesión demoníaca. Esta figura prepararía el camino para el Hombre de pecado cuando llegue su momento (</w:t>
       </w:r>
       <w:hyperlink r:id="rId58">
         <w:r>
           <w:rPr>
+            <w:lang w:val="es_ES" w:bidi="es_ES"/>
+          </w:rPr>
+          <w:rPr>
             <w:color w:val="0000EE"/>
             <w:u w:val="single"/>
           </w:rPr>
@@ -1409,6 +2464,9 @@
       <w:hyperlink r:id="rId59">
         <w:r>
           <w:rPr>
+            <w:lang w:val="es_ES" w:bidi="es_ES"/>
+          </w:rPr>
+          <w:rPr>
             <w:color w:val="0000EE"/>
             <w:u w:val="single"/>
           </w:rPr>
@@ -1416,31 +2474,65 @@
         </w:r>
       </w:hyperlink>
       <w:r>
+        <w:rPr>
+          <w:lang w:val="es_ES" w:bidi="es_ES"/>
+        </w:rPr>
         <w:t>).</w:t>
       </w:r>
-      <w:r/>
-      <w:r/>
-    </w:p>
-    <w:p>
-      <w:r/>
+      <w:r>
+        <w:rPr>
+          <w:lang w:val="es_ES" w:bidi="es_ES"/>
+        </w:rPr>
+      </w:r>
+      <w:r>
+        <w:rPr>
+          <w:lang w:val="es_ES" w:bidi="es_ES"/>
+        </w:rPr>
+      </w:r>
+    </w:p>
+    <w:p>
+      <w:pPr/>
+      <w:r>
+        <w:rPr>
+          <w:lang w:val="es_ES" w:bidi="es_ES"/>
+        </w:rPr>
+      </w:r>
     </w:p>
     <w:p>
       <w:pPr>
         <w:pStyle w:val="Heading2"/>
       </w:pPr>
       <w:r>
+        <w:rPr>
+          <w:lang w:val="es_ES" w:bidi="es_ES"/>
+        </w:rPr>
         <w:t>2 Tesalonicenses 2:7</w:t>
       </w:r>
-      <w:r/>
-    </w:p>
-    <w:p>
-      <w:r/>
-      <w:r>
+      <w:r>
+        <w:rPr>
+          <w:lang w:val="es_ES" w:bidi="es_ES"/>
+        </w:rPr>
+      </w:r>
+    </w:p>
+    <w:p>
+      <w:pPr/>
+      <w:r>
+        <w:rPr>
+          <w:lang w:val="es_ES" w:bidi="es_ES"/>
+        </w:rPr>
+      </w:r>
+      <w:r>
+        <w:rPr>
+          <w:lang w:val="es_ES" w:bidi="es_ES"/>
+        </w:rPr>
         <w:t>El poder del futuro Hombre de pecado (</w:t>
       </w:r>
       <w:hyperlink r:id="rId73">
         <w:r>
           <w:rPr>
+            <w:lang w:val="es_ES" w:bidi="es_ES"/>
+          </w:rPr>
+          <w:rPr>
             <w:color w:val="0000EE"/>
             <w:u w:val="single"/>
           </w:rPr>
@@ -1448,11 +2540,17 @@
         </w:r>
       </w:hyperlink>
       <w:r>
+        <w:rPr>
+          <w:lang w:val="es_ES" w:bidi="es_ES"/>
+        </w:rPr>
         <w:t xml:space="preserve">) ya está actuando en secreto, como los anticristos de </w:t>
       </w:r>
       <w:hyperlink r:id="rId74">
         <w:r>
           <w:rPr>
+            <w:lang w:val="es_ES" w:bidi="es_ES"/>
+          </w:rPr>
+          <w:rPr>
             <w:color w:val="0000EE"/>
             <w:u w:val="single"/>
           </w:rPr>
@@ -1460,20 +2558,30 @@
         </w:r>
       </w:hyperlink>
       <w:r>
+        <w:rPr>
+          <w:lang w:val="es_ES" w:bidi="es_ES"/>
+        </w:rPr>
         <w:t xml:space="preserve">. • "el misterio" (del griego </w:t>
       </w:r>
       <w:r>
         <w:rPr>
           <w:i/>
+          <w:lang w:val="es_ES" w:bidi="es_ES"/>
         </w:rPr>
         <w:t>mustērion</w:t>
       </w:r>
       <w:r>
+        <w:rPr>
+          <w:lang w:val="es_ES" w:bidi="es_ES"/>
+        </w:rPr>
         <w:t xml:space="preserve">): un término comúnmente utilizado para rituales en religiones misteriosas (ver </w:t>
       </w:r>
       <w:hyperlink r:id="rId75">
         <w:r>
           <w:rPr>
+            <w:lang w:val="es_ES" w:bidi="es_ES"/>
+          </w:rPr>
+          <w:rPr>
             <w:color w:val="0000EE"/>
             <w:u w:val="single"/>
           </w:rPr>
@@ -1481,11 +2589,17 @@
         </w:r>
       </w:hyperlink>
       <w:r>
+        <w:rPr>
+          <w:lang w:val="es_ES" w:bidi="es_ES"/>
+        </w:rPr>
         <w:t>). • "obrando": Esto implica intervención sobrenatural, ya sea divina (</w:t>
       </w:r>
       <w:hyperlink r:id="rId76">
         <w:r>
           <w:rPr>
+            <w:lang w:val="es_ES" w:bidi="es_ES"/>
+          </w:rPr>
+          <w:rPr>
             <w:color w:val="0000EE"/>
             <w:u w:val="single"/>
           </w:rPr>
@@ -1493,11 +2607,17 @@
         </w:r>
       </w:hyperlink>
       <w:r>
+        <w:rPr>
+          <w:lang w:val="es_ES" w:bidi="es_ES"/>
+        </w:rPr>
         <w:t>) o, como en este caso, maligna (</w:t>
       </w:r>
       <w:hyperlink r:id="rId77">
         <w:r>
           <w:rPr>
+            <w:lang w:val="es_ES" w:bidi="es_ES"/>
+          </w:rPr>
+          <w:rPr>
             <w:color w:val="0000EE"/>
             <w:u w:val="single"/>
           </w:rPr>
@@ -1505,11 +2625,17 @@
         </w:r>
       </w:hyperlink>
       <w:r>
+        <w:rPr>
+          <w:lang w:val="es_ES" w:bidi="es_ES"/>
+        </w:rPr>
         <w:t xml:space="preserve"> </w:t>
       </w:r>
       <w:hyperlink r:id="rId78">
         <w:r>
           <w:rPr>
+            <w:lang w:val="es_ES" w:bidi="es_ES"/>
+          </w:rPr>
+          <w:rPr>
             <w:color w:val="0000EE"/>
             <w:u w:val="single"/>
           </w:rPr>
@@ -1517,11 +2643,17 @@
         </w:r>
       </w:hyperlink>
       <w:r>
+        <w:rPr>
+          <w:lang w:val="es_ES" w:bidi="es_ES"/>
+        </w:rPr>
         <w:t>). • La frase "el que ahora impide" podría referirse a alguien que se opone al Hombre de pecado, a alguien que está poseído, o a Satanás, el que posee (</w:t>
       </w:r>
       <w:hyperlink r:id="rId77">
         <w:r>
           <w:rPr>
+            <w:lang w:val="es_ES" w:bidi="es_ES"/>
+          </w:rPr>
+          <w:rPr>
             <w:color w:val="0000EE"/>
             <w:u w:val="single"/>
           </w:rPr>
@@ -1529,37 +2661,77 @@
         </w:r>
       </w:hyperlink>
       <w:r>
+        <w:rPr>
+          <w:lang w:val="es_ES" w:bidi="es_ES"/>
+        </w:rPr>
         <w:t xml:space="preserve">; ver </w:t>
       </w:r>
       <w:r>
+        <w:rPr>
+          <w:lang w:val="es_ES" w:bidi="es_ES"/>
+        </w:rPr>
         <w:t>nota de estudio sobre 2:6</w:t>
       </w:r>
       <w:r>
+        <w:rPr>
+          <w:lang w:val="es_ES" w:bidi="es_ES"/>
+        </w:rPr>
         <w:t>).</w:t>
       </w:r>
-      <w:r/>
-      <w:r/>
-    </w:p>
-    <w:p>
-      <w:r/>
+      <w:r>
+        <w:rPr>
+          <w:lang w:val="es_ES" w:bidi="es_ES"/>
+        </w:rPr>
+      </w:r>
+      <w:r>
+        <w:rPr>
+          <w:lang w:val="es_ES" w:bidi="es_ES"/>
+        </w:rPr>
+      </w:r>
+    </w:p>
+    <w:p>
+      <w:pPr/>
+      <w:r>
+        <w:rPr>
+          <w:lang w:val="es_ES" w:bidi="es_ES"/>
+        </w:rPr>
+      </w:r>
     </w:p>
     <w:p>
       <w:pPr>
         <w:pStyle w:val="Heading2"/>
       </w:pPr>
       <w:r>
+        <w:rPr>
+          <w:lang w:val="es_ES" w:bidi="es_ES"/>
+        </w:rPr>
         <w:t>2 Tesalonicenses 2:8</w:t>
       </w:r>
-      <w:r/>
-    </w:p>
-    <w:p>
-      <w:r/>
-      <w:r>
+      <w:r>
+        <w:rPr>
+          <w:lang w:val="es_ES" w:bidi="es_ES"/>
+        </w:rPr>
+      </w:r>
+    </w:p>
+    <w:p>
+      <w:pPr/>
+      <w:r>
+        <w:rPr>
+          <w:lang w:val="es_ES" w:bidi="es_ES"/>
+        </w:rPr>
+      </w:r>
+      <w:r>
+        <w:rPr>
+          <w:lang w:val="es_ES" w:bidi="es_ES"/>
+        </w:rPr>
         <w:t xml:space="preserve">Pablo anuncia la destrucción del Hombre de pecado (cp. </w:t>
       </w:r>
       <w:hyperlink r:id="rId58">
         <w:r>
           <w:rPr>
+            <w:lang w:val="es_ES" w:bidi="es_ES"/>
+          </w:rPr>
+          <w:rPr>
             <w:color w:val="0000EE"/>
             <w:u w:val="single"/>
           </w:rPr>
@@ -1567,11 +2739,17 @@
         </w:r>
       </w:hyperlink>
       <w:r>
+        <w:rPr>
+          <w:lang w:val="es_ES" w:bidi="es_ES"/>
+        </w:rPr>
         <w:t>). Aunque esta figura afirma ser divina y coloca su culto por encima de toda otra adoración (</w:t>
       </w:r>
       <w:hyperlink r:id="rId79">
         <w:r>
           <w:rPr>
+            <w:lang w:val="es_ES" w:bidi="es_ES"/>
+          </w:rPr>
+          <w:rPr>
             <w:color w:val="0000EE"/>
             <w:u w:val="single"/>
           </w:rPr>
@@ -1579,11 +2757,17 @@
         </w:r>
       </w:hyperlink>
       <w:r>
+        <w:rPr>
+          <w:lang w:val="es_ES" w:bidi="es_ES"/>
+        </w:rPr>
         <w:t>), recibiendo el poder de Satanás (</w:t>
       </w:r>
       <w:hyperlink r:id="rId77">
         <w:r>
           <w:rPr>
+            <w:lang w:val="es_ES" w:bidi="es_ES"/>
+          </w:rPr>
+          <w:rPr>
             <w:color w:val="0000EE"/>
             <w:u w:val="single"/>
           </w:rPr>
@@ -1591,11 +2775,17 @@
         </w:r>
       </w:hyperlink>
       <w:r>
+        <w:rPr>
+          <w:lang w:val="es_ES" w:bidi="es_ES"/>
+        </w:rPr>
         <w:t>), el Señor Jesús lo destruirá de manera violenta y completa (</w:t>
       </w:r>
       <w:hyperlink r:id="rId80">
         <w:r>
           <w:rPr>
+            <w:lang w:val="es_ES" w:bidi="es_ES"/>
+          </w:rPr>
+          <w:rPr>
             <w:color w:val="0000EE"/>
             <w:u w:val="single"/>
           </w:rPr>
@@ -1603,11 +2793,17 @@
         </w:r>
       </w:hyperlink>
       <w:r>
+        <w:rPr>
+          <w:lang w:val="es_ES" w:bidi="es_ES"/>
+        </w:rPr>
         <w:t>). • "resplandor": una referencia a la epifanía de Cristo (</w:t>
       </w:r>
       <w:hyperlink r:id="rId81">
         <w:r>
           <w:rPr>
+            <w:lang w:val="es_ES" w:bidi="es_ES"/>
+          </w:rPr>
+          <w:rPr>
             <w:color w:val="0000EE"/>
             <w:u w:val="single"/>
           </w:rPr>
@@ -1615,11 +2811,17 @@
         </w:r>
       </w:hyperlink>
       <w:r>
+        <w:rPr>
+          <w:lang w:val="es_ES" w:bidi="es_ES"/>
+        </w:rPr>
         <w:t xml:space="preserve"> </w:t>
       </w:r>
       <w:hyperlink r:id="rId82">
         <w:r>
           <w:rPr>
+            <w:lang w:val="es_ES" w:bidi="es_ES"/>
+          </w:rPr>
+          <w:rPr>
             <w:color w:val="0000EE"/>
             <w:u w:val="single"/>
           </w:rPr>
@@ -1627,11 +2829,17 @@
         </w:r>
       </w:hyperlink>
       <w:r>
+        <w:rPr>
+          <w:lang w:val="es_ES" w:bidi="es_ES"/>
+        </w:rPr>
         <w:t xml:space="preserve"> </w:t>
       </w:r>
       <w:hyperlink r:id="rId83">
         <w:r>
           <w:rPr>
+            <w:lang w:val="es_ES" w:bidi="es_ES"/>
+          </w:rPr>
+          <w:rPr>
             <w:color w:val="0000EE"/>
             <w:u w:val="single"/>
           </w:rPr>
@@ -1641,6 +2849,9 @@
       <w:hyperlink r:id="rId84">
         <w:r>
           <w:rPr>
+            <w:lang w:val="es_ES" w:bidi="es_ES"/>
+          </w:rPr>
+          <w:rPr>
             <w:color w:val="0000EE"/>
             <w:u w:val="single"/>
           </w:rPr>
@@ -1648,11 +2859,17 @@
         </w:r>
       </w:hyperlink>
       <w:r>
+        <w:rPr>
+          <w:lang w:val="es_ES" w:bidi="es_ES"/>
+        </w:rPr>
         <w:t xml:space="preserve"> </w:t>
       </w:r>
       <w:hyperlink r:id="rId85">
         <w:r>
           <w:rPr>
+            <w:lang w:val="es_ES" w:bidi="es_ES"/>
+          </w:rPr>
+          <w:rPr>
             <w:color w:val="0000EE"/>
             <w:u w:val="single"/>
           </w:rPr>
@@ -1660,11 +2877,17 @@
         </w:r>
       </w:hyperlink>
       <w:r>
+        <w:rPr>
+          <w:lang w:val="es_ES" w:bidi="es_ES"/>
+        </w:rPr>
         <w:t>), una descripción alternativa de la venida de Cristo (</w:t>
       </w:r>
       <w:hyperlink r:id="rId30">
         <w:r>
           <w:rPr>
+            <w:lang w:val="es_ES" w:bidi="es_ES"/>
+          </w:rPr>
+          <w:rPr>
             <w:color w:val="0000EE"/>
             <w:u w:val="single"/>
           </w:rPr>
@@ -1674,6 +2897,9 @@
       <w:hyperlink r:id="rId31">
         <w:r>
           <w:rPr>
+            <w:lang w:val="es_ES" w:bidi="es_ES"/>
+          </w:rPr>
+          <w:rPr>
             <w:color w:val="0000EE"/>
             <w:u w:val="single"/>
           </w:rPr>
@@ -1681,11 +2907,17 @@
         </w:r>
       </w:hyperlink>
       <w:r>
+        <w:rPr>
+          <w:lang w:val="es_ES" w:bidi="es_ES"/>
+        </w:rPr>
         <w:t xml:space="preserve"> </w:t>
       </w:r>
       <w:hyperlink r:id="rId32">
         <w:r>
           <w:rPr>
+            <w:lang w:val="es_ES" w:bidi="es_ES"/>
+          </w:rPr>
+          <w:rPr>
             <w:color w:val="0000EE"/>
             <w:u w:val="single"/>
           </w:rPr>
@@ -1693,11 +2925,17 @@
         </w:r>
       </w:hyperlink>
       <w:r>
+        <w:rPr>
+          <w:lang w:val="es_ES" w:bidi="es_ES"/>
+        </w:rPr>
         <w:t xml:space="preserve"> </w:t>
       </w:r>
       <w:hyperlink r:id="rId33">
         <w:r>
           <w:rPr>
+            <w:lang w:val="es_ES" w:bidi="es_ES"/>
+          </w:rPr>
+          <w:rPr>
             <w:color w:val="0000EE"/>
             <w:u w:val="single"/>
           </w:rPr>
@@ -1705,11 +2943,17 @@
         </w:r>
       </w:hyperlink>
       <w:r>
+        <w:rPr>
+          <w:lang w:val="es_ES" w:bidi="es_ES"/>
+        </w:rPr>
         <w:t xml:space="preserve"> </w:t>
       </w:r>
       <w:hyperlink r:id="rId34">
         <w:r>
           <w:rPr>
+            <w:lang w:val="es_ES" w:bidi="es_ES"/>
+          </w:rPr>
+          <w:rPr>
             <w:color w:val="0000EE"/>
             <w:u w:val="single"/>
           </w:rPr>
@@ -1717,11 +2961,17 @@
         </w:r>
       </w:hyperlink>
       <w:r>
+        <w:rPr>
+          <w:lang w:val="es_ES" w:bidi="es_ES"/>
+        </w:rPr>
         <w:t>) o una revelación (</w:t>
       </w:r>
       <w:hyperlink r:id="rId86">
         <w:r>
           <w:rPr>
+            <w:lang w:val="es_ES" w:bidi="es_ES"/>
+          </w:rPr>
+          <w:rPr>
             <w:color w:val="0000EE"/>
             <w:u w:val="single"/>
           </w:rPr>
@@ -1729,40 +2979,78 @@
         </w:r>
       </w:hyperlink>
       <w:r>
+        <w:rPr>
+          <w:lang w:val="es_ES" w:bidi="es_ES"/>
+        </w:rPr>
         <w:t>). En la literatura antigua, una epifanía era la aparición de una deidad o una demostración del poder divino que evocaba adoración.</w:t>
       </w:r>
-      <w:r/>
-      <w:r/>
-    </w:p>
-    <w:p>
-      <w:r/>
+      <w:r>
+        <w:rPr>
+          <w:lang w:val="es_ES" w:bidi="es_ES"/>
+        </w:rPr>
+      </w:r>
+      <w:r>
+        <w:rPr>
+          <w:lang w:val="es_ES" w:bidi="es_ES"/>
+        </w:rPr>
+      </w:r>
+    </w:p>
+    <w:p>
+      <w:pPr/>
+      <w:r>
+        <w:rPr>
+          <w:lang w:val="es_ES" w:bidi="es_ES"/>
+        </w:rPr>
+      </w:r>
     </w:p>
     <w:p>
       <w:pPr>
         <w:pStyle w:val="Heading2"/>
       </w:pPr>
       <w:r>
+        <w:rPr>
+          <w:lang w:val="es_ES" w:bidi="es_ES"/>
+        </w:rPr>
         <w:t>2 Tesalonicenses 2:9</w:t>
       </w:r>
-      <w:r/>
-    </w:p>
-    <w:p>
-      <w:r/>
-      <w:r>
+      <w:r>
+        <w:rPr>
+          <w:lang w:val="es_ES" w:bidi="es_ES"/>
+        </w:rPr>
+      </w:r>
+    </w:p>
+    <w:p>
+      <w:pPr/>
+      <w:r>
+        <w:rPr>
+          <w:lang w:val="es_ES" w:bidi="es_ES"/>
+        </w:rPr>
+      </w:r>
+      <w:r>
+        <w:rPr>
+          <w:lang w:val="es_ES" w:bidi="es_ES"/>
+        </w:rPr>
         <w:t>Así como Cristo aparecerá con poder real y divino (su parusía o advenimiento</w:t>
       </w:r>
       <w:r>
         <w:rPr>
           <w:i/>
+          <w:lang w:val="es_ES" w:bidi="es_ES"/>
         </w:rPr>
         <w:t>;</w:t>
       </w:r>
       <w:r>
+        <w:rPr>
+          <w:lang w:val="es_ES" w:bidi="es_ES"/>
+        </w:rPr>
         <w:t xml:space="preserve"> </w:t>
       </w:r>
       <w:hyperlink r:id="rId30">
         <w:r>
           <w:rPr>
+            <w:lang w:val="es_ES" w:bidi="es_ES"/>
+          </w:rPr>
+          <w:rPr>
             <w:color w:val="0000EE"/>
             <w:u w:val="single"/>
           </w:rPr>
@@ -1772,6 +3060,9 @@
       <w:hyperlink r:id="rId59">
         <w:r>
           <w:rPr>
+            <w:lang w:val="es_ES" w:bidi="es_ES"/>
+          </w:rPr>
+          <w:rPr>
             <w:color w:val="0000EE"/>
             <w:u w:val="single"/>
           </w:rPr>
@@ -1779,11 +3070,17 @@
         </w:r>
       </w:hyperlink>
       <w:r>
+        <w:rPr>
+          <w:lang w:val="es_ES" w:bidi="es_ES"/>
+        </w:rPr>
         <w:t xml:space="preserve"> </w:t>
       </w:r>
       <w:hyperlink r:id="rId31">
         <w:r>
           <w:rPr>
+            <w:lang w:val="es_ES" w:bidi="es_ES"/>
+          </w:rPr>
+          <w:rPr>
             <w:color w:val="0000EE"/>
             <w:u w:val="single"/>
           </w:rPr>
@@ -1791,11 +3088,17 @@
         </w:r>
       </w:hyperlink>
       <w:r>
+        <w:rPr>
+          <w:lang w:val="es_ES" w:bidi="es_ES"/>
+        </w:rPr>
         <w:t xml:space="preserve"> </w:t>
       </w:r>
       <w:hyperlink r:id="rId32">
         <w:r>
           <w:rPr>
+            <w:lang w:val="es_ES" w:bidi="es_ES"/>
+          </w:rPr>
+          <w:rPr>
             <w:color w:val="0000EE"/>
             <w:u w:val="single"/>
           </w:rPr>
@@ -1803,11 +3106,17 @@
         </w:r>
       </w:hyperlink>
       <w:r>
+        <w:rPr>
+          <w:lang w:val="es_ES" w:bidi="es_ES"/>
+        </w:rPr>
         <w:t xml:space="preserve"> </w:t>
       </w:r>
       <w:hyperlink r:id="rId33">
         <w:r>
           <w:rPr>
+            <w:lang w:val="es_ES" w:bidi="es_ES"/>
+          </w:rPr>
+          <w:rPr>
             <w:color w:val="0000EE"/>
             <w:u w:val="single"/>
           </w:rPr>
@@ -1815,11 +3124,17 @@
         </w:r>
       </w:hyperlink>
       <w:r>
+        <w:rPr>
+          <w:lang w:val="es_ES" w:bidi="es_ES"/>
+        </w:rPr>
         <w:t xml:space="preserve"> </w:t>
       </w:r>
       <w:hyperlink r:id="rId34">
         <w:r>
           <w:rPr>
+            <w:lang w:val="es_ES" w:bidi="es_ES"/>
+          </w:rPr>
+          <w:rPr>
             <w:color w:val="0000EE"/>
             <w:u w:val="single"/>
           </w:rPr>
@@ -1827,31 +3142,65 @@
         </w:r>
       </w:hyperlink>
       <w:r>
+        <w:rPr>
+          <w:lang w:val="es_ES" w:bidi="es_ES"/>
+        </w:rPr>
         <w:t>), esta figura vendrá de manera similar (parusía) con una entrada majestuosa.</w:t>
       </w:r>
-      <w:r/>
-      <w:r/>
-    </w:p>
-    <w:p>
-      <w:r/>
+      <w:r>
+        <w:rPr>
+          <w:lang w:val="es_ES" w:bidi="es_ES"/>
+        </w:rPr>
+      </w:r>
+      <w:r>
+        <w:rPr>
+          <w:lang w:val="es_ES" w:bidi="es_ES"/>
+        </w:rPr>
+      </w:r>
+    </w:p>
+    <w:p>
+      <w:pPr/>
+      <w:r>
+        <w:rPr>
+          <w:lang w:val="es_ES" w:bidi="es_ES"/>
+        </w:rPr>
+      </w:r>
     </w:p>
     <w:p>
       <w:pPr>
         <w:pStyle w:val="Heading2"/>
       </w:pPr>
       <w:r>
+        <w:rPr>
+          <w:lang w:val="es_ES" w:bidi="es_ES"/>
+        </w:rPr>
         <w:t>2 Tesalonicenses 2:11</w:t>
       </w:r>
-      <w:r/>
-    </w:p>
-    <w:p>
-      <w:r/>
-      <w:r>
+      <w:r>
+        <w:rPr>
+          <w:lang w:val="es_ES" w:bidi="es_ES"/>
+        </w:rPr>
+      </w:r>
+    </w:p>
+    <w:p>
+      <w:pPr/>
+      <w:r>
+        <w:rPr>
+          <w:lang w:val="es_ES" w:bidi="es_ES"/>
+        </w:rPr>
+      </w:r>
+      <w:r>
+        <w:rPr>
+          <w:lang w:val="es_ES" w:bidi="es_ES"/>
+        </w:rPr>
         <w:t>Como se observa en otras partes de las Escrituras (</w:t>
       </w:r>
       <w:hyperlink r:id="rId87">
         <w:r>
           <w:rPr>
+            <w:lang w:val="es_ES" w:bidi="es_ES"/>
+          </w:rPr>
+          <w:rPr>
             <w:color w:val="0000EE"/>
             <w:u w:val="single"/>
           </w:rPr>
@@ -1859,11 +3208,17 @@
         </w:r>
       </w:hyperlink>
       <w:r>
+        <w:rPr>
+          <w:lang w:val="es_ES" w:bidi="es_ES"/>
+        </w:rPr>
         <w:t xml:space="preserve"> </w:t>
       </w:r>
       <w:hyperlink r:id="rId88">
         <w:r>
           <w:rPr>
+            <w:lang w:val="es_ES" w:bidi="es_ES"/>
+          </w:rPr>
+          <w:rPr>
             <w:color w:val="0000EE"/>
             <w:u w:val="single"/>
           </w:rPr>
@@ -1871,11 +3226,17 @@
         </w:r>
       </w:hyperlink>
       <w:r>
+        <w:rPr>
+          <w:lang w:val="es_ES" w:bidi="es_ES"/>
+        </w:rPr>
         <w:t>), Dios a veces entrega a las personas al poder del pecado o del engaño, que han preferido, en lugar de la verdad (</w:t>
       </w:r>
       <w:hyperlink r:id="rId89">
         <w:r>
           <w:rPr>
+            <w:lang w:val="es_ES" w:bidi="es_ES"/>
+          </w:rPr>
+          <w:rPr>
             <w:color w:val="0000EE"/>
             <w:u w:val="single"/>
           </w:rPr>
@@ -1885,6 +3246,9 @@
       <w:hyperlink r:id="rId90">
         <w:r>
           <w:rPr>
+            <w:lang w:val="es_ES" w:bidi="es_ES"/>
+          </w:rPr>
+          <w:rPr>
             <w:color w:val="0000EE"/>
             <w:u w:val="single"/>
           </w:rPr>
@@ -1894,6 +3258,9 @@
       <w:hyperlink r:id="rId91">
         <w:r>
           <w:rPr>
+            <w:lang w:val="es_ES" w:bidi="es_ES"/>
+          </w:rPr>
+          <w:rPr>
             <w:color w:val="0000EE"/>
             <w:u w:val="single"/>
           </w:rPr>
@@ -1901,11 +3268,17 @@
         </w:r>
       </w:hyperlink>
       <w:r>
+        <w:rPr>
+          <w:lang w:val="es_ES" w:bidi="es_ES"/>
+        </w:rPr>
         <w:t xml:space="preserve">; </w:t>
       </w:r>
       <w:hyperlink r:id="rId92">
         <w:r>
           <w:rPr>
+            <w:lang w:val="es_ES" w:bidi="es_ES"/>
+          </w:rPr>
+          <w:rPr>
             <w:color w:val="0000EE"/>
             <w:u w:val="single"/>
           </w:rPr>
@@ -1913,31 +3286,65 @@
         </w:r>
       </w:hyperlink>
       <w:r>
+        <w:rPr>
+          <w:lang w:val="es_ES" w:bidi="es_ES"/>
+        </w:rPr>
         <w:t>).</w:t>
       </w:r>
-      <w:r/>
-      <w:r/>
-    </w:p>
-    <w:p>
-      <w:r/>
+      <w:r>
+        <w:rPr>
+          <w:lang w:val="es_ES" w:bidi="es_ES"/>
+        </w:rPr>
+      </w:r>
+      <w:r>
+        <w:rPr>
+          <w:lang w:val="es_ES" w:bidi="es_ES"/>
+        </w:rPr>
+      </w:r>
+    </w:p>
+    <w:p>
+      <w:pPr/>
+      <w:r>
+        <w:rPr>
+          <w:lang w:val="es_ES" w:bidi="es_ES"/>
+        </w:rPr>
+      </w:r>
     </w:p>
     <w:p>
       <w:pPr>
         <w:pStyle w:val="Heading2"/>
       </w:pPr>
       <w:r>
+        <w:rPr>
+          <w:lang w:val="es_ES" w:bidi="es_ES"/>
+        </w:rPr>
         <w:t>2 Tesalonicenses 2:12</w:t>
       </w:r>
-      <w:r/>
-    </w:p>
-    <w:p>
-      <w:r/>
-      <w:r>
+      <w:r>
+        <w:rPr>
+          <w:lang w:val="es_ES" w:bidi="es_ES"/>
+        </w:rPr>
+      </w:r>
+    </w:p>
+    <w:p>
+      <w:pPr/>
+      <w:r>
+        <w:rPr>
+          <w:lang w:val="es_ES" w:bidi="es_ES"/>
+        </w:rPr>
+      </w:r>
+      <w:r>
+        <w:rPr>
+          <w:lang w:val="es_ES" w:bidi="es_ES"/>
+        </w:rPr>
         <w:t xml:space="preserve">Serán condenados (ver </w:t>
       </w:r>
       <w:hyperlink r:id="rId93">
         <w:r>
           <w:rPr>
+            <w:lang w:val="es_ES" w:bidi="es_ES"/>
+          </w:rPr>
+          <w:rPr>
             <w:color w:val="0000EE"/>
             <w:u w:val="single"/>
           </w:rPr>
@@ -1945,11 +3352,17 @@
         </w:r>
       </w:hyperlink>
       <w:r>
+        <w:rPr>
+          <w:lang w:val="es_ES" w:bidi="es_ES"/>
+        </w:rPr>
         <w:t>) por el veredicto judicial de Dios por no creer en la verdad (</w:t>
       </w:r>
       <w:hyperlink r:id="rId94">
         <w:r>
           <w:rPr>
+            <w:lang w:val="es_ES" w:bidi="es_ES"/>
+          </w:rPr>
+          <w:rPr>
             <w:color w:val="0000EE"/>
             <w:u w:val="single"/>
           </w:rPr>
@@ -1957,11 +3370,17 @@
         </w:r>
       </w:hyperlink>
       <w:r>
+        <w:rPr>
+          <w:lang w:val="es_ES" w:bidi="es_ES"/>
+        </w:rPr>
         <w:t>), prefiriendo en su lugar creer la mentira del Hombre de iniquidad (</w:t>
       </w:r>
       <w:hyperlink r:id="rId95">
         <w:r>
           <w:rPr>
+            <w:lang w:val="es_ES" w:bidi="es_ES"/>
+          </w:rPr>
+          <w:rPr>
             <w:color w:val="0000EE"/>
             <w:u w:val="single"/>
           </w:rPr>
@@ -1969,31 +3388,65 @@
         </w:r>
       </w:hyperlink>
       <w:r>
+        <w:rPr>
+          <w:lang w:val="es_ES" w:bidi="es_ES"/>
+        </w:rPr>
         <w:t>).</w:t>
       </w:r>
-      <w:r/>
-      <w:r/>
-    </w:p>
-    <w:p>
-      <w:r/>
+      <w:r>
+        <w:rPr>
+          <w:lang w:val="es_ES" w:bidi="es_ES"/>
+        </w:rPr>
+      </w:r>
+      <w:r>
+        <w:rPr>
+          <w:lang w:val="es_ES" w:bidi="es_ES"/>
+        </w:rPr>
+      </w:r>
+    </w:p>
+    <w:p>
+      <w:pPr/>
+      <w:r>
+        <w:rPr>
+          <w:lang w:val="es_ES" w:bidi="es_ES"/>
+        </w:rPr>
+      </w:r>
     </w:p>
     <w:p>
       <w:pPr>
         <w:pStyle w:val="Heading2"/>
       </w:pPr>
       <w:r>
+        <w:rPr>
+          <w:lang w:val="es_ES" w:bidi="es_ES"/>
+        </w:rPr>
         <w:t>2 Tesalonicenses 2:14</w:t>
       </w:r>
-      <w:r/>
-    </w:p>
-    <w:p>
-      <w:r/>
-      <w:r>
+      <w:r>
+        <w:rPr>
+          <w:lang w:val="es_ES" w:bidi="es_ES"/>
+        </w:rPr>
+      </w:r>
+    </w:p>
+    <w:p>
+      <w:pPr/>
+      <w:r>
+        <w:rPr>
+          <w:lang w:val="es_ES" w:bidi="es_ES"/>
+        </w:rPr>
+      </w:r>
+      <w:r>
+        <w:rPr>
+          <w:lang w:val="es_ES" w:bidi="es_ES"/>
+        </w:rPr>
         <w:t>"os llamó por nuestro evangelio": Dios convoca a sus elegidos hacia Él mismo (</w:t>
       </w:r>
       <w:hyperlink r:id="rId96">
         <w:r>
           <w:rPr>
+            <w:lang w:val="es_ES" w:bidi="es_ES"/>
+          </w:rPr>
+          <w:rPr>
             <w:color w:val="0000EE"/>
             <w:u w:val="single"/>
           </w:rPr>
@@ -2001,11 +3454,17 @@
         </w:r>
       </w:hyperlink>
       <w:r>
+        <w:rPr>
+          <w:lang w:val="es_ES" w:bidi="es_ES"/>
+        </w:rPr>
         <w:t xml:space="preserve"> </w:t>
       </w:r>
       <w:hyperlink r:id="rId29">
         <w:r>
           <w:rPr>
+            <w:lang w:val="es_ES" w:bidi="es_ES"/>
+          </w:rPr>
+          <w:rPr>
             <w:color w:val="0000EE"/>
             <w:u w:val="single"/>
           </w:rPr>
@@ -2013,11 +3472,17 @@
         </w:r>
       </w:hyperlink>
       <w:r>
+        <w:rPr>
+          <w:lang w:val="es_ES" w:bidi="es_ES"/>
+        </w:rPr>
         <w:t xml:space="preserve"> </w:t>
       </w:r>
       <w:hyperlink r:id="rId97">
         <w:r>
           <w:rPr>
+            <w:lang w:val="es_ES" w:bidi="es_ES"/>
+          </w:rPr>
+          <w:rPr>
             <w:color w:val="0000EE"/>
             <w:u w:val="single"/>
           </w:rPr>
@@ -2025,11 +3490,17 @@
         </w:r>
       </w:hyperlink>
       <w:r>
+        <w:rPr>
+          <w:lang w:val="es_ES" w:bidi="es_ES"/>
+        </w:rPr>
         <w:t xml:space="preserve"> </w:t>
       </w:r>
       <w:hyperlink r:id="rId98">
         <w:r>
           <w:rPr>
+            <w:lang w:val="es_ES" w:bidi="es_ES"/>
+          </w:rPr>
+          <w:rPr>
             <w:color w:val="0000EE"/>
             <w:u w:val="single"/>
           </w:rPr>
@@ -2037,11 +3508,17 @@
         </w:r>
       </w:hyperlink>
       <w:r>
+        <w:rPr>
+          <w:lang w:val="es_ES" w:bidi="es_ES"/>
+        </w:rPr>
         <w:t>) a través de la predicación de las buenas nuevas. • Aquellos que sufren por su fe al final compartirán la gloria de nuestro Señor Jesucristo (</w:t>
       </w:r>
       <w:hyperlink r:id="rId99">
         <w:r>
           <w:rPr>
+            <w:lang w:val="es_ES" w:bidi="es_ES"/>
+          </w:rPr>
+          <w:rPr>
             <w:color w:val="0000EE"/>
             <w:u w:val="single"/>
           </w:rPr>
@@ -2049,11 +3526,17 @@
         </w:r>
       </w:hyperlink>
       <w:r>
+        <w:rPr>
+          <w:lang w:val="es_ES" w:bidi="es_ES"/>
+        </w:rPr>
         <w:t xml:space="preserve"> </w:t>
       </w:r>
       <w:hyperlink r:id="rId49">
         <w:r>
           <w:rPr>
+            <w:lang w:val="es_ES" w:bidi="es_ES"/>
+          </w:rPr>
+          <w:rPr>
             <w:color w:val="0000EE"/>
             <w:u w:val="single"/>
           </w:rPr>
@@ -2061,11 +3544,17 @@
         </w:r>
       </w:hyperlink>
       <w:r>
+        <w:rPr>
+          <w:lang w:val="es_ES" w:bidi="es_ES"/>
+        </w:rPr>
         <w:t xml:space="preserve"> </w:t>
       </w:r>
       <w:hyperlink r:id="rId100">
         <w:r>
           <w:rPr>
+            <w:lang w:val="es_ES" w:bidi="es_ES"/>
+          </w:rPr>
+          <w:rPr>
             <w:color w:val="0000EE"/>
             <w:u w:val="single"/>
           </w:rPr>
@@ -2073,11 +3562,17 @@
         </w:r>
       </w:hyperlink>
       <w:r>
+        <w:rPr>
+          <w:lang w:val="es_ES" w:bidi="es_ES"/>
+        </w:rPr>
         <w:t xml:space="preserve"> </w:t>
       </w:r>
       <w:hyperlink r:id="rId29">
         <w:r>
           <w:rPr>
+            <w:lang w:val="es_ES" w:bidi="es_ES"/>
+          </w:rPr>
+          <w:rPr>
             <w:color w:val="0000EE"/>
             <w:u w:val="single"/>
           </w:rPr>
@@ -2085,31 +3580,65 @@
         </w:r>
       </w:hyperlink>
       <w:r>
+        <w:rPr>
+          <w:lang w:val="es_ES" w:bidi="es_ES"/>
+        </w:rPr>
         <w:t>).</w:t>
       </w:r>
-      <w:r/>
-      <w:r/>
-    </w:p>
-    <w:p>
-      <w:r/>
+      <w:r>
+        <w:rPr>
+          <w:lang w:val="es_ES" w:bidi="es_ES"/>
+        </w:rPr>
+      </w:r>
+      <w:r>
+        <w:rPr>
+          <w:lang w:val="es_ES" w:bidi="es_ES"/>
+        </w:rPr>
+      </w:r>
+    </w:p>
+    <w:p>
+      <w:pPr/>
+      <w:r>
+        <w:rPr>
+          <w:lang w:val="es_ES" w:bidi="es_ES"/>
+        </w:rPr>
+      </w:r>
     </w:p>
     <w:p>
       <w:pPr>
         <w:pStyle w:val="Heading2"/>
       </w:pPr>
       <w:r>
+        <w:rPr>
+          <w:lang w:val="es_ES" w:bidi="es_ES"/>
+        </w:rPr>
         <w:t>2 Tesalonicenses 2:15</w:t>
       </w:r>
-      <w:r/>
-    </w:p>
-    <w:p>
-      <w:r/>
-      <w:r>
+      <w:r>
+        <w:rPr>
+          <w:lang w:val="es_ES" w:bidi="es_ES"/>
+        </w:rPr>
+      </w:r>
+    </w:p>
+    <w:p>
+      <w:pPr/>
+      <w:r>
+        <w:rPr>
+          <w:lang w:val="es_ES" w:bidi="es_ES"/>
+        </w:rPr>
+      </w:r>
+      <w:r>
+        <w:rPr>
+          <w:lang w:val="es_ES" w:bidi="es_ES"/>
+        </w:rPr>
         <w:t>Desde la fundación de la iglesia de Tesalónica, Pablo había estado preocupado por la estabilidad de su fe (</w:t>
       </w:r>
       <w:hyperlink r:id="rId101">
         <w:r>
           <w:rPr>
+            <w:lang w:val="es_ES" w:bidi="es_ES"/>
+          </w:rPr>
+          <w:rPr>
             <w:color w:val="0000EE"/>
             <w:u w:val="single"/>
           </w:rPr>
@@ -2119,6 +3648,9 @@
       <w:hyperlink r:id="rId102">
         <w:r>
           <w:rPr>
+            <w:lang w:val="es_ES" w:bidi="es_ES"/>
+          </w:rPr>
+          <w:rPr>
             <w:color w:val="0000EE"/>
             <w:u w:val="single"/>
           </w:rPr>
@@ -2128,6 +3660,9 @@
       <w:hyperlink r:id="rId103">
         <w:r>
           <w:rPr>
+            <w:lang w:val="es_ES" w:bidi="es_ES"/>
+          </w:rPr>
+          <w:rPr>
             <w:color w:val="0000EE"/>
             <w:u w:val="single"/>
           </w:rPr>
@@ -2135,11 +3670,17 @@
         </w:r>
       </w:hyperlink>
       <w:r>
+        <w:rPr>
+          <w:lang w:val="es_ES" w:bidi="es_ES"/>
+        </w:rPr>
         <w:t xml:space="preserve"> </w:t>
       </w:r>
       <w:hyperlink r:id="rId104">
         <w:r>
           <w:rPr>
+            <w:lang w:val="es_ES" w:bidi="es_ES"/>
+          </w:rPr>
+          <w:rPr>
             <w:color w:val="0000EE"/>
             <w:u w:val="single"/>
           </w:rPr>
@@ -2147,11 +3688,17 @@
         </w:r>
       </w:hyperlink>
       <w:r>
+        <w:rPr>
+          <w:lang w:val="es_ES" w:bidi="es_ES"/>
+        </w:rPr>
         <w:t>) y la adherencia a sus enseñanzas (</w:t>
       </w:r>
       <w:hyperlink r:id="rId105">
         <w:r>
           <w:rPr>
+            <w:lang w:val="es_ES" w:bidi="es_ES"/>
+          </w:rPr>
+          <w:rPr>
             <w:color w:val="0000EE"/>
             <w:u w:val="single"/>
           </w:rPr>
@@ -2159,11 +3706,17 @@
         </w:r>
       </w:hyperlink>
       <w:r>
+        <w:rPr>
+          <w:lang w:val="es_ES" w:bidi="es_ES"/>
+        </w:rPr>
         <w:t xml:space="preserve"> </w:t>
       </w:r>
       <w:hyperlink r:id="rId106">
         <w:r>
           <w:rPr>
+            <w:lang w:val="es_ES" w:bidi="es_ES"/>
+          </w:rPr>
+          <w:rPr>
             <w:color w:val="0000EE"/>
             <w:u w:val="single"/>
           </w:rPr>
@@ -2173,6 +3726,9 @@
       <w:hyperlink r:id="rId107">
         <w:r>
           <w:rPr>
+            <w:lang w:val="es_ES" w:bidi="es_ES"/>
+          </w:rPr>
+          <w:rPr>
             <w:color w:val="0000EE"/>
             <w:u w:val="single"/>
           </w:rPr>
@@ -2180,11 +3736,17 @@
         </w:r>
       </w:hyperlink>
       <w:r>
+        <w:rPr>
+          <w:lang w:val="es_ES" w:bidi="es_ES"/>
+        </w:rPr>
         <w:t xml:space="preserve"> ver </w:t>
       </w:r>
       <w:hyperlink r:id="rId108">
         <w:r>
           <w:rPr>
+            <w:lang w:val="es_ES" w:bidi="es_ES"/>
+          </w:rPr>
+          <w:rPr>
             <w:color w:val="0000EE"/>
             <w:u w:val="single"/>
           </w:rPr>
@@ -2192,51 +3754,113 @@
         </w:r>
       </w:hyperlink>
       <w:r>
+        <w:rPr>
+          <w:lang w:val="es_ES" w:bidi="es_ES"/>
+        </w:rPr>
         <w:t>).</w:t>
       </w:r>
-      <w:r/>
-      <w:r/>
-    </w:p>
-    <w:p>
-      <w:r/>
+      <w:r>
+        <w:rPr>
+          <w:lang w:val="es_ES" w:bidi="es_ES"/>
+        </w:rPr>
+      </w:r>
+      <w:r>
+        <w:rPr>
+          <w:lang w:val="es_ES" w:bidi="es_ES"/>
+        </w:rPr>
+      </w:r>
+    </w:p>
+    <w:p>
+      <w:pPr/>
+      <w:r>
+        <w:rPr>
+          <w:lang w:val="es_ES" w:bidi="es_ES"/>
+        </w:rPr>
+      </w:r>
     </w:p>
     <w:p>
       <w:pPr>
         <w:pStyle w:val="Heading2"/>
       </w:pPr>
       <w:r>
+        <w:rPr>
+          <w:lang w:val="es_ES" w:bidi="es_ES"/>
+        </w:rPr>
         <w:t>2 Tesalonicenses 2:16</w:t>
       </w:r>
-      <w:r/>
-    </w:p>
-    <w:p>
-      <w:r/>
-      <w:r>
+      <w:r>
+        <w:rPr>
+          <w:lang w:val="es_ES" w:bidi="es_ES"/>
+        </w:rPr>
+      </w:r>
+    </w:p>
+    <w:p>
+      <w:pPr/>
+      <w:r>
+        <w:rPr>
+          <w:lang w:val="es_ES" w:bidi="es_ES"/>
+        </w:rPr>
+      </w:r>
+      <w:r>
+        <w:rPr>
+          <w:lang w:val="es_ES" w:bidi="es_ES"/>
+        </w:rPr>
         <w:t>La "consolación eterna, y buena esperanza" trascienden tanto la muerte como la incertidumbre sobre el futuro inmediato.</w:t>
       </w:r>
-      <w:r/>
-      <w:r/>
-    </w:p>
-    <w:p>
-      <w:r/>
+      <w:r>
+        <w:rPr>
+          <w:lang w:val="es_ES" w:bidi="es_ES"/>
+        </w:rPr>
+      </w:r>
+      <w:r>
+        <w:rPr>
+          <w:lang w:val="es_ES" w:bidi="es_ES"/>
+        </w:rPr>
+      </w:r>
+    </w:p>
+    <w:p>
+      <w:pPr/>
+      <w:r>
+        <w:rPr>
+          <w:lang w:val="es_ES" w:bidi="es_ES"/>
+        </w:rPr>
+      </w:r>
     </w:p>
     <w:p>
       <w:pPr>
         <w:pStyle w:val="Heading2"/>
       </w:pPr>
       <w:r>
+        <w:rPr>
+          <w:lang w:val="es_ES" w:bidi="es_ES"/>
+        </w:rPr>
         <w:t>2 Tesalonicenses 2:17</w:t>
       </w:r>
-      <w:r/>
-    </w:p>
-    <w:p>
-      <w:r/>
-      <w:r>
+      <w:r>
+        <w:rPr>
+          <w:lang w:val="es_ES" w:bidi="es_ES"/>
+        </w:rPr>
+      </w:r>
+    </w:p>
+    <w:p>
+      <w:pPr/>
+      <w:r>
+        <w:rPr>
+          <w:lang w:val="es_ES" w:bidi="es_ES"/>
+        </w:rPr>
+      </w:r>
+      <w:r>
+        <w:rPr>
+          <w:lang w:val="es_ES" w:bidi="es_ES"/>
+        </w:rPr>
         <w:t>La declaración de Pablo refleja el propósito de la visita de Timoteo a la iglesia, para confirmar y motivar los creyentes tesalonicenses en la fe (</w:t>
       </w:r>
       <w:hyperlink r:id="rId101">
         <w:r>
           <w:rPr>
+            <w:lang w:val="es_ES" w:bidi="es_ES"/>
+          </w:rPr>
+          <w:rPr>
             <w:color w:val="0000EE"/>
             <w:u w:val="single"/>
           </w:rPr>
@@ -2244,11 +3868,17 @@
         </w:r>
       </w:hyperlink>
       <w:r>
+        <w:rPr>
+          <w:lang w:val="es_ES" w:bidi="es_ES"/>
+        </w:rPr>
         <w:t>). • "Consuele" no significa simplemente confortarlos, sino exhortarlos o animarlos por causa de sus miedos y dudas (</w:t>
       </w:r>
       <w:hyperlink r:id="rId109">
         <w:r>
           <w:rPr>
+            <w:lang w:val="es_ES" w:bidi="es_ES"/>
+          </w:rPr>
+          <w:rPr>
             <w:color w:val="0000EE"/>
             <w:u w:val="single"/>
           </w:rPr>
@@ -2256,11 +3886,17 @@
         </w:r>
       </w:hyperlink>
       <w:r>
+        <w:rPr>
+          <w:lang w:val="es_ES" w:bidi="es_ES"/>
+        </w:rPr>
         <w:t xml:space="preserve"> </w:t>
       </w:r>
       <w:hyperlink r:id="rId110">
         <w:r>
           <w:rPr>
+            <w:lang w:val="es_ES" w:bidi="es_ES"/>
+          </w:rPr>
+          <w:rPr>
             <w:color w:val="0000EE"/>
             <w:u w:val="single"/>
           </w:rPr>
@@ -2268,11 +3904,17 @@
         </w:r>
       </w:hyperlink>
       <w:r>
+        <w:rPr>
+          <w:lang w:val="es_ES" w:bidi="es_ES"/>
+        </w:rPr>
         <w:t xml:space="preserve"> </w:t>
       </w:r>
       <w:hyperlink r:id="rId111">
         <w:r>
           <w:rPr>
+            <w:lang w:val="es_ES" w:bidi="es_ES"/>
+          </w:rPr>
+          <w:rPr>
             <w:color w:val="0000EE"/>
             <w:u w:val="single"/>
           </w:rPr>
@@ -2280,31 +3922,65 @@
         </w:r>
       </w:hyperlink>
       <w:r>
+        <w:rPr>
+          <w:lang w:val="es_ES" w:bidi="es_ES"/>
+        </w:rPr>
         <w:t>).</w:t>
       </w:r>
-      <w:r/>
-      <w:r/>
-    </w:p>
-    <w:p>
-      <w:r/>
+      <w:r>
+        <w:rPr>
+          <w:lang w:val="es_ES" w:bidi="es_ES"/>
+        </w:rPr>
+      </w:r>
+      <w:r>
+        <w:rPr>
+          <w:lang w:val="es_ES" w:bidi="es_ES"/>
+        </w:rPr>
+      </w:r>
+    </w:p>
+    <w:p>
+      <w:pPr/>
+      <w:r>
+        <w:rPr>
+          <w:lang w:val="es_ES" w:bidi="es_ES"/>
+        </w:rPr>
+      </w:r>
     </w:p>
     <w:p>
       <w:pPr>
         <w:pStyle w:val="Heading2"/>
       </w:pPr>
       <w:r>
+        <w:rPr>
+          <w:lang w:val="es_ES" w:bidi="es_ES"/>
+        </w:rPr>
         <w:t>2 Tesalonicenses 3:1</w:t>
       </w:r>
-      <w:r/>
-    </w:p>
-    <w:p>
-      <w:r/>
-      <w:r>
+      <w:r>
+        <w:rPr>
+          <w:lang w:val="es_ES" w:bidi="es_ES"/>
+        </w:rPr>
+      </w:r>
+    </w:p>
+    <w:p>
+      <w:pPr/>
+      <w:r>
+        <w:rPr>
+          <w:lang w:val="es_ES" w:bidi="es_ES"/>
+        </w:rPr>
+      </w:r>
+      <w:r>
+        <w:rPr>
+          <w:lang w:val="es_ES" w:bidi="es_ES"/>
+        </w:rPr>
         <w:t xml:space="preserve">"oréis": la oración para que el evangelio se difunda rápidamente recuerda al </w:t>
       </w:r>
       <w:hyperlink r:id="rId112">
         <w:r>
           <w:rPr>
+            <w:lang w:val="es_ES" w:bidi="es_ES"/>
+          </w:rPr>
+          <w:rPr>
             <w:color w:val="0000EE"/>
             <w:u w:val="single"/>
           </w:rPr>
@@ -2312,11 +3988,17 @@
         </w:r>
       </w:hyperlink>
       <w:r>
+        <w:rPr>
+          <w:lang w:val="es_ES" w:bidi="es_ES"/>
+        </w:rPr>
         <w:t xml:space="preserve">. Pablo fusiona esta imagen con referencias a los juegos (ver </w:t>
       </w:r>
       <w:hyperlink r:id="rId113">
         <w:r>
           <w:rPr>
+            <w:lang w:val="es_ES" w:bidi="es_ES"/>
+          </w:rPr>
+          <w:rPr>
             <w:color w:val="0000EE"/>
             <w:u w:val="single"/>
           </w:rPr>
@@ -2324,11 +4006,17 @@
         </w:r>
       </w:hyperlink>
       <w:r>
+        <w:rPr>
+          <w:lang w:val="es_ES" w:bidi="es_ES"/>
+        </w:rPr>
         <w:t xml:space="preserve"> </w:t>
       </w:r>
       <w:hyperlink r:id="rId114">
         <w:r>
           <w:rPr>
+            <w:lang w:val="es_ES" w:bidi="es_ES"/>
+          </w:rPr>
+          <w:rPr>
             <w:color w:val="0000EE"/>
             <w:u w:val="single"/>
           </w:rPr>
@@ -2336,31 +4024,65 @@
         </w:r>
       </w:hyperlink>
       <w:r>
+        <w:rPr>
+          <w:lang w:val="es_ES" w:bidi="es_ES"/>
+        </w:rPr>
         <w:t>) en los que se honra a un vencedor.</w:t>
       </w:r>
-      <w:r/>
-      <w:r/>
-    </w:p>
-    <w:p>
-      <w:r/>
+      <w:r>
+        <w:rPr>
+          <w:lang w:val="es_ES" w:bidi="es_ES"/>
+        </w:rPr>
+      </w:r>
+      <w:r>
+        <w:rPr>
+          <w:lang w:val="es_ES" w:bidi="es_ES"/>
+        </w:rPr>
+      </w:r>
+    </w:p>
+    <w:p>
+      <w:pPr/>
+      <w:r>
+        <w:rPr>
+          <w:lang w:val="es_ES" w:bidi="es_ES"/>
+        </w:rPr>
+      </w:r>
     </w:p>
     <w:p>
       <w:pPr>
         <w:pStyle w:val="Heading2"/>
       </w:pPr>
       <w:r>
+        <w:rPr>
+          <w:lang w:val="es_ES" w:bidi="es_ES"/>
+        </w:rPr>
         <w:t>2 Tesalonicenses 3:1–5</w:t>
       </w:r>
-      <w:r/>
-    </w:p>
-    <w:p>
-      <w:r/>
-      <w:r>
+      <w:r>
+        <w:rPr>
+          <w:lang w:val="es_ES" w:bidi="es_ES"/>
+        </w:rPr>
+      </w:r>
+    </w:p>
+    <w:p>
+      <w:pPr/>
+      <w:r>
+        <w:rPr>
+          <w:lang w:val="es_ES" w:bidi="es_ES"/>
+        </w:rPr>
+      </w:r>
+      <w:r>
+        <w:rPr>
+          <w:lang w:val="es_ES" w:bidi="es_ES"/>
+        </w:rPr>
         <w:t>Antes de abordar el tema final de la carta (</w:t>
       </w:r>
       <w:hyperlink r:id="rId115">
         <w:r>
           <w:rPr>
+            <w:lang w:val="es_ES" w:bidi="es_ES"/>
+          </w:rPr>
+          <w:rPr>
             <w:color w:val="0000EE"/>
             <w:u w:val="single"/>
           </w:rPr>
@@ -2368,11 +4090,17 @@
         </w:r>
       </w:hyperlink>
       <w:r>
+        <w:rPr>
+          <w:lang w:val="es_ES" w:bidi="es_ES"/>
+        </w:rPr>
         <w:t>), Pablo solicita oraciones (</w:t>
       </w:r>
       <w:hyperlink r:id="rId116">
         <w:r>
           <w:rPr>
+            <w:lang w:val="es_ES" w:bidi="es_ES"/>
+          </w:rPr>
+          <w:rPr>
             <w:color w:val="0000EE"/>
             <w:u w:val="single"/>
           </w:rPr>
@@ -2380,11 +4108,17 @@
         </w:r>
       </w:hyperlink>
       <w:r>
+        <w:rPr>
+          <w:lang w:val="es_ES" w:bidi="es_ES"/>
+        </w:rPr>
         <w:t>) y asegura a los Tesalonicenses sobre la providencia de Dios en las dificultades (</w:t>
       </w:r>
       <w:hyperlink r:id="rId117">
         <w:r>
           <w:rPr>
+            <w:lang w:val="es_ES" w:bidi="es_ES"/>
+          </w:rPr>
+          <w:rPr>
             <w:color w:val="0000EE"/>
             <w:u w:val="single"/>
           </w:rPr>
@@ -2392,31 +4126,65 @@
         </w:r>
       </w:hyperlink>
       <w:r>
+        <w:rPr>
+          <w:lang w:val="es_ES" w:bidi="es_ES"/>
+        </w:rPr>
         <w:t>).</w:t>
       </w:r>
-      <w:r/>
-      <w:r/>
-    </w:p>
-    <w:p>
-      <w:r/>
+      <w:r>
+        <w:rPr>
+          <w:lang w:val="es_ES" w:bidi="es_ES"/>
+        </w:rPr>
+      </w:r>
+      <w:r>
+        <w:rPr>
+          <w:lang w:val="es_ES" w:bidi="es_ES"/>
+        </w:rPr>
+      </w:r>
+    </w:p>
+    <w:p>
+      <w:pPr/>
+      <w:r>
+        <w:rPr>
+          <w:lang w:val="es_ES" w:bidi="es_ES"/>
+        </w:rPr>
+      </w:r>
     </w:p>
     <w:p>
       <w:pPr>
         <w:pStyle w:val="Heading2"/>
       </w:pPr>
       <w:r>
+        <w:rPr>
+          <w:lang w:val="es_ES" w:bidi="es_ES"/>
+        </w:rPr>
         <w:t>2 Tesalonicenses 3:2</w:t>
       </w:r>
-      <w:r/>
-    </w:p>
-    <w:p>
-      <w:r/>
-      <w:r>
+      <w:r>
+        <w:rPr>
+          <w:lang w:val="es_ES" w:bidi="es_ES"/>
+        </w:rPr>
+      </w:r>
+    </w:p>
+    <w:p>
+      <w:pPr/>
+      <w:r>
+        <w:rPr>
+          <w:lang w:val="es_ES" w:bidi="es_ES"/>
+        </w:rPr>
+      </w:r>
+      <w:r>
+        <w:rPr>
+          <w:lang w:val="es_ES" w:bidi="es_ES"/>
+        </w:rPr>
         <w:t>Pablo también sufrió por las buenas nuevas (</w:t>
       </w:r>
       <w:hyperlink r:id="rId118">
         <w:r>
           <w:rPr>
+            <w:lang w:val="es_ES" w:bidi="es_ES"/>
+          </w:rPr>
+          <w:rPr>
             <w:color w:val="0000EE"/>
             <w:u w:val="single"/>
           </w:rPr>
@@ -2426,6 +4194,9 @@
       <w:hyperlink r:id="rId119">
         <w:r>
           <w:rPr>
+            <w:lang w:val="es_ES" w:bidi="es_ES"/>
+          </w:rPr>
+          <w:rPr>
             <w:color w:val="0000EE"/>
             <w:u w:val="single"/>
           </w:rPr>
@@ -2433,11 +4204,17 @@
         </w:r>
       </w:hyperlink>
       <w:r>
+        <w:rPr>
+          <w:lang w:val="es_ES" w:bidi="es_ES"/>
+        </w:rPr>
         <w:t xml:space="preserve"> </w:t>
       </w:r>
       <w:hyperlink r:id="rId120">
         <w:r>
           <w:rPr>
+            <w:lang w:val="es_ES" w:bidi="es_ES"/>
+          </w:rPr>
+          <w:rPr>
             <w:color w:val="0000EE"/>
             <w:u w:val="single"/>
           </w:rPr>
@@ -2445,11 +4222,17 @@
         </w:r>
       </w:hyperlink>
       <w:r>
+        <w:rPr>
+          <w:lang w:val="es_ES" w:bidi="es_ES"/>
+        </w:rPr>
         <w:t xml:space="preserve">). Su oración para ser rescatado evoca </w:t>
       </w:r>
       <w:hyperlink r:id="rId121">
         <w:r>
           <w:rPr>
+            <w:lang w:val="es_ES" w:bidi="es_ES"/>
+          </w:rPr>
+          <w:rPr>
             <w:color w:val="0000EE"/>
             <w:u w:val="single"/>
           </w:rPr>
@@ -2457,31 +4240,65 @@
         </w:r>
       </w:hyperlink>
       <w:r>
+        <w:rPr>
+          <w:lang w:val="es_ES" w:bidi="es_ES"/>
+        </w:rPr>
         <w:t>.</w:t>
       </w:r>
-      <w:r/>
-      <w:r/>
-    </w:p>
-    <w:p>
-      <w:r/>
+      <w:r>
+        <w:rPr>
+          <w:lang w:val="es_ES" w:bidi="es_ES"/>
+        </w:rPr>
+      </w:r>
+      <w:r>
+        <w:rPr>
+          <w:lang w:val="es_ES" w:bidi="es_ES"/>
+        </w:rPr>
+      </w:r>
+    </w:p>
+    <w:p>
+      <w:pPr/>
+      <w:r>
+        <w:rPr>
+          <w:lang w:val="es_ES" w:bidi="es_ES"/>
+        </w:rPr>
+      </w:r>
     </w:p>
     <w:p>
       <w:pPr>
         <w:pStyle w:val="Heading2"/>
       </w:pPr>
       <w:r>
+        <w:rPr>
+          <w:lang w:val="es_ES" w:bidi="es_ES"/>
+        </w:rPr>
         <w:t>2 Tesalonicenses 3:3</w:t>
       </w:r>
-      <w:r/>
-    </w:p>
-    <w:p>
-      <w:r/>
-      <w:r>
+      <w:r>
+        <w:rPr>
+          <w:lang w:val="es_ES" w:bidi="es_ES"/>
+        </w:rPr>
+      </w:r>
+    </w:p>
+    <w:p>
+      <w:pPr/>
+      <w:r>
+        <w:rPr>
+          <w:lang w:val="es_ES" w:bidi="es_ES"/>
+        </w:rPr>
+      </w:r>
+      <w:r>
+        <w:rPr>
+          <w:lang w:val="es_ES" w:bidi="es_ES"/>
+        </w:rPr>
         <w:t xml:space="preserve">Los sufrimientos que enfrentaron los Tesalonicenses fueron causados por el maligno (o por el mal; ver </w:t>
       </w:r>
       <w:hyperlink r:id="rId77">
         <w:r>
           <w:rPr>
+            <w:lang w:val="es_ES" w:bidi="es_ES"/>
+          </w:rPr>
+          <w:rPr>
             <w:color w:val="0000EE"/>
             <w:u w:val="single"/>
           </w:rPr>
@@ -2489,11 +4306,17 @@
         </w:r>
       </w:hyperlink>
       <w:r>
+        <w:rPr>
+          <w:lang w:val="es_ES" w:bidi="es_ES"/>
+        </w:rPr>
         <w:t xml:space="preserve"> cp. </w:t>
       </w:r>
       <w:hyperlink r:id="rId122">
         <w:r>
           <w:rPr>
+            <w:lang w:val="es_ES" w:bidi="es_ES"/>
+          </w:rPr>
+          <w:rPr>
             <w:color w:val="0000EE"/>
             <w:u w:val="single"/>
           </w:rPr>
@@ -2501,11 +4324,17 @@
         </w:r>
       </w:hyperlink>
       <w:r>
+        <w:rPr>
+          <w:lang w:val="es_ES" w:bidi="es_ES"/>
+        </w:rPr>
         <w:t xml:space="preserve"> </w:t>
       </w:r>
       <w:hyperlink r:id="rId24">
         <w:r>
           <w:rPr>
+            <w:lang w:val="es_ES" w:bidi="es_ES"/>
+          </w:rPr>
+          <w:rPr>
             <w:color w:val="0000EE"/>
             <w:u w:val="single"/>
           </w:rPr>
@@ -2513,11 +4342,17 @@
         </w:r>
       </w:hyperlink>
       <w:r>
+        <w:rPr>
+          <w:lang w:val="es_ES" w:bidi="es_ES"/>
+        </w:rPr>
         <w:t xml:space="preserve"> </w:t>
       </w:r>
       <w:hyperlink r:id="rId25">
         <w:r>
           <w:rPr>
+            <w:lang w:val="es_ES" w:bidi="es_ES"/>
+          </w:rPr>
+          <w:rPr>
             <w:color w:val="0000EE"/>
             <w:u w:val="single"/>
           </w:rPr>
@@ -2525,31 +4360,65 @@
         </w:r>
       </w:hyperlink>
       <w:r>
+        <w:rPr>
+          <w:lang w:val="es_ES" w:bidi="es_ES"/>
+        </w:rPr>
         <w:t>).</w:t>
       </w:r>
-      <w:r/>
-      <w:r/>
-    </w:p>
-    <w:p>
-      <w:r/>
+      <w:r>
+        <w:rPr>
+          <w:lang w:val="es_ES" w:bidi="es_ES"/>
+        </w:rPr>
+      </w:r>
+      <w:r>
+        <w:rPr>
+          <w:lang w:val="es_ES" w:bidi="es_ES"/>
+        </w:rPr>
+      </w:r>
+    </w:p>
+    <w:p>
+      <w:pPr/>
+      <w:r>
+        <w:rPr>
+          <w:lang w:val="es_ES" w:bidi="es_ES"/>
+        </w:rPr>
+      </w:r>
     </w:p>
     <w:p>
       <w:pPr>
         <w:pStyle w:val="Heading2"/>
       </w:pPr>
       <w:r>
+        <w:rPr>
+          <w:lang w:val="es_ES" w:bidi="es_ES"/>
+        </w:rPr>
         <w:t>2 Tesalonicenses 3:5</w:t>
       </w:r>
-      <w:r/>
-    </w:p>
-    <w:p>
-      <w:r/>
-      <w:r>
+      <w:r>
+        <w:rPr>
+          <w:lang w:val="es_ES" w:bidi="es_ES"/>
+        </w:rPr>
+      </w:r>
+    </w:p>
+    <w:p>
+      <w:pPr/>
+      <w:r>
+        <w:rPr>
+          <w:lang w:val="es_ES" w:bidi="es_ES"/>
+        </w:rPr>
+      </w:r>
+      <w:r>
+        <w:rPr>
+          <w:lang w:val="es_ES" w:bidi="es_ES"/>
+        </w:rPr>
         <w:t>La oración para que Dios guíe (literalmente "el Señor enderece") sus corazones refleja una expresión del Antiguo Testamento (</w:t>
       </w:r>
       <w:hyperlink r:id="rId123">
         <w:r>
           <w:rPr>
+            <w:lang w:val="es_ES" w:bidi="es_ES"/>
+          </w:rPr>
+          <w:rPr>
             <w:color w:val="0000EE"/>
             <w:u w:val="single"/>
           </w:rPr>
@@ -2557,11 +4426,17 @@
         </w:r>
       </w:hyperlink>
       <w:r>
+        <w:rPr>
+          <w:lang w:val="es_ES" w:bidi="es_ES"/>
+        </w:rPr>
         <w:t xml:space="preserve"> </w:t>
       </w:r>
       <w:hyperlink r:id="rId124">
         <w:r>
           <w:rPr>
+            <w:lang w:val="es_ES" w:bidi="es_ES"/>
+          </w:rPr>
+          <w:rPr>
             <w:color w:val="0000EE"/>
             <w:u w:val="single"/>
           </w:rPr>
@@ -2569,31 +4444,65 @@
         </w:r>
       </w:hyperlink>
       <w:r>
+        <w:rPr>
+          <w:lang w:val="es_ES" w:bidi="es_ES"/>
+        </w:rPr>
         <w:t>). Se espera que los cristianos amen como Dios ama y practiquen la paciencia y la perseverancia tal como Cristo perseveró.</w:t>
       </w:r>
-      <w:r/>
-      <w:r/>
-    </w:p>
-    <w:p>
-      <w:r/>
+      <w:r>
+        <w:rPr>
+          <w:lang w:val="es_ES" w:bidi="es_ES"/>
+        </w:rPr>
+      </w:r>
+      <w:r>
+        <w:rPr>
+          <w:lang w:val="es_ES" w:bidi="es_ES"/>
+        </w:rPr>
+      </w:r>
+    </w:p>
+    <w:p>
+      <w:pPr/>
+      <w:r>
+        <w:rPr>
+          <w:lang w:val="es_ES" w:bidi="es_ES"/>
+        </w:rPr>
+      </w:r>
     </w:p>
     <w:p>
       <w:pPr>
         <w:pStyle w:val="Heading2"/>
       </w:pPr>
       <w:r>
+        <w:rPr>
+          <w:lang w:val="es_ES" w:bidi="es_ES"/>
+        </w:rPr>
         <w:t>2 Tesalonicenses 3:6</w:t>
       </w:r>
-      <w:r/>
-    </w:p>
-    <w:p>
-      <w:r/>
-      <w:r>
+      <w:r>
+        <w:rPr>
+          <w:lang w:val="es_ES" w:bidi="es_ES"/>
+        </w:rPr>
+      </w:r>
+    </w:p>
+    <w:p>
+      <w:pPr/>
+      <w:r>
+        <w:rPr>
+          <w:lang w:val="es_ES" w:bidi="es_ES"/>
+        </w:rPr>
+      </w:r>
+      <w:r>
+        <w:rPr>
+          <w:lang w:val="es_ES" w:bidi="es_ES"/>
+        </w:rPr>
         <w:t>El mandato de Pablo es otorgado por la autoridad del Señor Jesucristo (</w:t>
       </w:r>
       <w:hyperlink r:id="rId125">
         <w:r>
           <w:rPr>
+            <w:lang w:val="es_ES" w:bidi="es_ES"/>
+          </w:rPr>
+          <w:rPr>
             <w:color w:val="0000EE"/>
             <w:u w:val="single"/>
           </w:rPr>
@@ -2601,11 +4510,17 @@
         </w:r>
       </w:hyperlink>
       <w:r>
+        <w:rPr>
+          <w:lang w:val="es_ES" w:bidi="es_ES"/>
+        </w:rPr>
         <w:t xml:space="preserve">). • Los miembros de la iglesia deben evitar a los cristianos que llevan vidas ociosas (ver </w:t>
       </w:r>
       <w:hyperlink r:id="rId126">
         <w:r>
           <w:rPr>
+            <w:lang w:val="es_ES" w:bidi="es_ES"/>
+          </w:rPr>
+          <w:rPr>
             <w:color w:val="0000EE"/>
             <w:u w:val="single"/>
           </w:rPr>
@@ -2615,6 +4530,9 @@
       <w:hyperlink r:id="rId127">
         <w:r>
           <w:rPr>
+            <w:lang w:val="es_ES" w:bidi="es_ES"/>
+          </w:rPr>
+          <w:rPr>
             <w:color w:val="0000EE"/>
             <w:u w:val="single"/>
           </w:rPr>
@@ -2622,11 +4540,17 @@
         </w:r>
       </w:hyperlink>
       <w:r>
+        <w:rPr>
+          <w:lang w:val="es_ES" w:bidi="es_ES"/>
+        </w:rPr>
         <w:t xml:space="preserve"> </w:t>
       </w:r>
       <w:hyperlink r:id="rId128">
         <w:r>
           <w:rPr>
+            <w:lang w:val="es_ES" w:bidi="es_ES"/>
+          </w:rPr>
+          <w:rPr>
             <w:color w:val="0000EE"/>
             <w:u w:val="single"/>
           </w:rPr>
@@ -2634,11 +4558,17 @@
         </w:r>
       </w:hyperlink>
       <w:r>
+        <w:rPr>
+          <w:lang w:val="es_ES" w:bidi="es_ES"/>
+        </w:rPr>
         <w:t>). Alejarse de los perezosos causaría una fuerte impresión en ellos (</w:t>
       </w:r>
       <w:hyperlink r:id="rId129">
         <w:r>
           <w:rPr>
+            <w:lang w:val="es_ES" w:bidi="es_ES"/>
+          </w:rPr>
+          <w:rPr>
             <w:color w:val="0000EE"/>
             <w:u w:val="single"/>
           </w:rPr>
@@ -2646,11 +4576,17 @@
         </w:r>
       </w:hyperlink>
       <w:r>
+        <w:rPr>
+          <w:lang w:val="es_ES" w:bidi="es_ES"/>
+        </w:rPr>
         <w:t xml:space="preserve"> </w:t>
       </w:r>
       <w:hyperlink r:id="rId130">
         <w:r>
           <w:rPr>
+            <w:lang w:val="es_ES" w:bidi="es_ES"/>
+          </w:rPr>
+          <w:rPr>
             <w:color w:val="0000EE"/>
             <w:u w:val="single"/>
           </w:rPr>
@@ -2658,11 +4594,17 @@
         </w:r>
       </w:hyperlink>
       <w:r>
+        <w:rPr>
+          <w:lang w:val="es_ES" w:bidi="es_ES"/>
+        </w:rPr>
         <w:t xml:space="preserve"> </w:t>
       </w:r>
       <w:hyperlink r:id="rId131">
         <w:r>
           <w:rPr>
+            <w:lang w:val="es_ES" w:bidi="es_ES"/>
+          </w:rPr>
+          <w:rPr>
             <w:color w:val="0000EE"/>
             <w:u w:val="single"/>
           </w:rPr>
@@ -2670,11 +4612,17 @@
         </w:r>
       </w:hyperlink>
       <w:r>
+        <w:rPr>
+          <w:lang w:val="es_ES" w:bidi="es_ES"/>
+        </w:rPr>
         <w:t>), promoviendo la vergüenza (</w:t>
       </w:r>
       <w:hyperlink r:id="rId132">
         <w:r>
           <w:rPr>
+            <w:lang w:val="es_ES" w:bidi="es_ES"/>
+          </w:rPr>
+          <w:rPr>
             <w:color w:val="0000EE"/>
             <w:u w:val="single"/>
           </w:rPr>
@@ -2682,11 +4630,17 @@
         </w:r>
       </w:hyperlink>
       <w:r>
+        <w:rPr>
+          <w:lang w:val="es_ES" w:bidi="es_ES"/>
+        </w:rPr>
         <w:t>) y el arrepentimiento, pero sin llegar a la excomunión (</w:t>
       </w:r>
       <w:hyperlink r:id="rId133">
         <w:r>
           <w:rPr>
+            <w:lang w:val="es_ES" w:bidi="es_ES"/>
+          </w:rPr>
+          <w:rPr>
             <w:color w:val="0000EE"/>
             <w:u w:val="single"/>
           </w:rPr>
@@ -2694,31 +4648,65 @@
         </w:r>
       </w:hyperlink>
       <w:r>
+        <w:rPr>
+          <w:lang w:val="es_ES" w:bidi="es_ES"/>
+        </w:rPr>
         <w:t>).</w:t>
       </w:r>
-      <w:r/>
-      <w:r/>
-    </w:p>
-    <w:p>
-      <w:r/>
+      <w:r>
+        <w:rPr>
+          <w:lang w:val="es_ES" w:bidi="es_ES"/>
+        </w:rPr>
+      </w:r>
+      <w:r>
+        <w:rPr>
+          <w:lang w:val="es_ES" w:bidi="es_ES"/>
+        </w:rPr>
+      </w:r>
+    </w:p>
+    <w:p>
+      <w:pPr/>
+      <w:r>
+        <w:rPr>
+          <w:lang w:val="es_ES" w:bidi="es_ES"/>
+        </w:rPr>
+      </w:r>
     </w:p>
     <w:p>
       <w:pPr>
         <w:pStyle w:val="Heading2"/>
       </w:pPr>
       <w:r>
+        <w:rPr>
+          <w:lang w:val="es_ES" w:bidi="es_ES"/>
+        </w:rPr>
         <w:t>2 Tesalonicenses 3:6–15</w:t>
       </w:r>
-      <w:r/>
-    </w:p>
-    <w:p>
-      <w:r/>
-      <w:r>
+      <w:r>
+        <w:rPr>
+          <w:lang w:val="es_ES" w:bidi="es_ES"/>
+        </w:rPr>
+      </w:r>
+    </w:p>
+    <w:p>
+      <w:pPr/>
+      <w:r>
+        <w:rPr>
+          <w:lang w:val="es_ES" w:bidi="es_ES"/>
+        </w:rPr>
+      </w:r>
+      <w:r>
+        <w:rPr>
+          <w:lang w:val="es_ES" w:bidi="es_ES"/>
+        </w:rPr>
         <w:t>En su carta anterior, Pablo había tratado el problema de los miembros perezosos de la iglesia que se negaban a trabajar (</w:t>
       </w:r>
       <w:hyperlink r:id="rId134">
         <w:r>
           <w:rPr>
+            <w:lang w:val="es_ES" w:bidi="es_ES"/>
+          </w:rPr>
+          <w:rPr>
             <w:color w:val="0000EE"/>
             <w:u w:val="single"/>
           </w:rPr>
@@ -2726,11 +4714,17 @@
         </w:r>
       </w:hyperlink>
       <w:r>
+        <w:rPr>
+          <w:lang w:val="es_ES" w:bidi="es_ES"/>
+        </w:rPr>
         <w:t xml:space="preserve"> </w:t>
       </w:r>
       <w:hyperlink r:id="rId128">
         <w:r>
           <w:rPr>
+            <w:lang w:val="es_ES" w:bidi="es_ES"/>
+          </w:rPr>
+          <w:rPr>
             <w:color w:val="0000EE"/>
             <w:u w:val="single"/>
           </w:rPr>
@@ -2738,31 +4732,65 @@
         </w:r>
       </w:hyperlink>
       <w:r>
+        <w:rPr>
+          <w:lang w:val="es_ES" w:bidi="es_ES"/>
+        </w:rPr>
         <w:t>). Algunos habían ignorado su mensaje y su ejemplo, por lo que da instrucciones adicionales para tratar con estos miembros.</w:t>
       </w:r>
-      <w:r/>
-      <w:r/>
-    </w:p>
-    <w:p>
-      <w:r/>
+      <w:r>
+        <w:rPr>
+          <w:lang w:val="es_ES" w:bidi="es_ES"/>
+        </w:rPr>
+      </w:r>
+      <w:r>
+        <w:rPr>
+          <w:lang w:val="es_ES" w:bidi="es_ES"/>
+        </w:rPr>
+      </w:r>
+    </w:p>
+    <w:p>
+      <w:pPr/>
+      <w:r>
+        <w:rPr>
+          <w:lang w:val="es_ES" w:bidi="es_ES"/>
+        </w:rPr>
+      </w:r>
     </w:p>
     <w:p>
       <w:pPr>
         <w:pStyle w:val="Heading2"/>
       </w:pPr>
       <w:r>
+        <w:rPr>
+          <w:lang w:val="es_ES" w:bidi="es_ES"/>
+        </w:rPr>
         <w:t>2 Tesalonicenses 3:7</w:t>
       </w:r>
-      <w:r/>
-    </w:p>
-    <w:p>
-      <w:r/>
-      <w:r>
+      <w:r>
+        <w:rPr>
+          <w:lang w:val="es_ES" w:bidi="es_ES"/>
+        </w:rPr>
+      </w:r>
+    </w:p>
+    <w:p>
+      <w:pPr/>
+      <w:r>
+        <w:rPr>
+          <w:lang w:val="es_ES" w:bidi="es_ES"/>
+        </w:rPr>
+      </w:r>
+      <w:r>
+        <w:rPr>
+          <w:lang w:val="es_ES" w:bidi="es_ES"/>
+        </w:rPr>
         <w:t>Enseñar con el ejemplo era muy apreciado en el mundo antiguo. El propio Pablo dio ejemplo trabajando por su propia comida (</w:t>
       </w:r>
       <w:hyperlink r:id="rId135">
         <w:r>
           <w:rPr>
+            <w:lang w:val="es_ES" w:bidi="es_ES"/>
+          </w:rPr>
+          <w:rPr>
             <w:color w:val="0000EE"/>
             <w:u w:val="single"/>
           </w:rPr>
@@ -2770,11 +4798,17 @@
         </w:r>
       </w:hyperlink>
       <w:r>
+        <w:rPr>
+          <w:lang w:val="es_ES" w:bidi="es_ES"/>
+        </w:rPr>
         <w:t xml:space="preserve"> </w:t>
       </w:r>
       <w:hyperlink r:id="rId136">
         <w:r>
           <w:rPr>
+            <w:lang w:val="es_ES" w:bidi="es_ES"/>
+          </w:rPr>
+          <w:rPr>
             <w:color w:val="0000EE"/>
             <w:u w:val="single"/>
           </w:rPr>
@@ -2782,37 +4816,77 @@
         </w:r>
       </w:hyperlink>
       <w:r>
+        <w:rPr>
+          <w:lang w:val="es_ES" w:bidi="es_ES"/>
+        </w:rPr>
         <w:t>).</w:t>
       </w:r>
-      <w:r/>
-      <w:r/>
-    </w:p>
-    <w:p>
-      <w:r/>
+      <w:r>
+        <w:rPr>
+          <w:lang w:val="es_ES" w:bidi="es_ES"/>
+        </w:rPr>
+      </w:r>
+      <w:r>
+        <w:rPr>
+          <w:lang w:val="es_ES" w:bidi="es_ES"/>
+        </w:rPr>
+      </w:r>
+    </w:p>
+    <w:p>
+      <w:pPr/>
+      <w:r>
+        <w:rPr>
+          <w:lang w:val="es_ES" w:bidi="es_ES"/>
+        </w:rPr>
+      </w:r>
     </w:p>
     <w:p>
       <w:pPr>
         <w:pStyle w:val="Heading2"/>
       </w:pPr>
       <w:r>
+        <w:rPr>
+          <w:lang w:val="es_ES" w:bidi="es_ES"/>
+        </w:rPr>
         <w:t>2 Tesalonicenses 3:8</w:t>
       </w:r>
-      <w:r/>
-    </w:p>
-    <w:p>
-      <w:r/>
-      <w:r>
+      <w:r>
+        <w:rPr>
+          <w:lang w:val="es_ES" w:bidi="es_ES"/>
+        </w:rPr>
+      </w:r>
+    </w:p>
+    <w:p>
+      <w:pPr/>
+      <w:r>
+        <w:rPr>
+          <w:lang w:val="es_ES" w:bidi="es_ES"/>
+        </w:rPr>
+      </w:r>
+      <w:r>
+        <w:rPr>
+          <w:lang w:val="es_ES" w:bidi="es_ES"/>
+        </w:rPr>
         <w:t>"</w:t>
       </w:r>
       <w:r>
+        <w:rPr>
+          <w:lang w:val="es_ES" w:bidi="es_ES"/>
+        </w:rPr>
         <w:t>de ninguno de balde; antes, obrando con trabajo</w:t>
       </w:r>
       <w:r>
+        <w:rPr>
+          <w:lang w:val="es_ES" w:bidi="es_ES"/>
+        </w:rPr>
         <w:t>": Aunque Pablo enseñó que los trabajadores en la iglesia cristiana podían recibir pago por su trabajo (</w:t>
       </w:r>
       <w:hyperlink r:id="rId137">
         <w:r>
           <w:rPr>
+            <w:lang w:val="es_ES" w:bidi="es_ES"/>
+          </w:rPr>
+          <w:rPr>
             <w:color w:val="0000EE"/>
             <w:u w:val="single"/>
           </w:rPr>
@@ -2820,11 +4894,17 @@
         </w:r>
       </w:hyperlink>
       <w:r>
+        <w:rPr>
+          <w:lang w:val="es_ES" w:bidi="es_ES"/>
+        </w:rPr>
         <w:t xml:space="preserve"> ver </w:t>
       </w:r>
       <w:hyperlink r:id="rId138">
         <w:r>
           <w:rPr>
+            <w:lang w:val="es_ES" w:bidi="es_ES"/>
+          </w:rPr>
+          <w:rPr>
             <w:color w:val="0000EE"/>
             <w:u w:val="single"/>
           </w:rPr>
@@ -2832,11 +4912,17 @@
         </w:r>
       </w:hyperlink>
       <w:r>
+        <w:rPr>
+          <w:lang w:val="es_ES" w:bidi="es_ES"/>
+        </w:rPr>
         <w:t xml:space="preserve"> </w:t>
       </w:r>
       <w:hyperlink r:id="rId139">
         <w:r>
           <w:rPr>
+            <w:lang w:val="es_ES" w:bidi="es_ES"/>
+          </w:rPr>
+          <w:rPr>
             <w:color w:val="0000EE"/>
             <w:u w:val="single"/>
           </w:rPr>
@@ -2844,11 +4930,17 @@
         </w:r>
       </w:hyperlink>
       <w:r>
+        <w:rPr>
+          <w:lang w:val="es_ES" w:bidi="es_ES"/>
+        </w:rPr>
         <w:t xml:space="preserve"> </w:t>
       </w:r>
       <w:hyperlink r:id="rId140">
         <w:r>
           <w:rPr>
+            <w:lang w:val="es_ES" w:bidi="es_ES"/>
+          </w:rPr>
+          <w:rPr>
             <w:color w:val="0000EE"/>
             <w:u w:val="single"/>
           </w:rPr>
@@ -2856,11 +4948,17 @@
         </w:r>
       </w:hyperlink>
       <w:r>
+        <w:rPr>
+          <w:lang w:val="es_ES" w:bidi="es_ES"/>
+        </w:rPr>
         <w:t>), él no hizo uso de ese privilegio (</w:t>
       </w:r>
       <w:hyperlink r:id="rId136">
         <w:r>
           <w:rPr>
+            <w:lang w:val="es_ES" w:bidi="es_ES"/>
+          </w:rPr>
+          <w:rPr>
             <w:color w:val="0000EE"/>
             <w:u w:val="single"/>
           </w:rPr>
@@ -2868,11 +4966,17 @@
         </w:r>
       </w:hyperlink>
       <w:r>
+        <w:rPr>
+          <w:lang w:val="es_ES" w:bidi="es_ES"/>
+        </w:rPr>
         <w:t xml:space="preserve"> </w:t>
       </w:r>
       <w:hyperlink r:id="rId141">
         <w:r>
           <w:rPr>
+            <w:lang w:val="es_ES" w:bidi="es_ES"/>
+          </w:rPr>
+          <w:rPr>
             <w:color w:val="0000EE"/>
             <w:u w:val="single"/>
           </w:rPr>
@@ -2880,31 +4984,65 @@
         </w:r>
       </w:hyperlink>
       <w:r>
+        <w:rPr>
+          <w:lang w:val="es_ES" w:bidi="es_ES"/>
+        </w:rPr>
         <w:t>).</w:t>
       </w:r>
-      <w:r/>
-      <w:r/>
-    </w:p>
-    <w:p>
-      <w:r/>
+      <w:r>
+        <w:rPr>
+          <w:lang w:val="es_ES" w:bidi="es_ES"/>
+        </w:rPr>
+      </w:r>
+      <w:r>
+        <w:rPr>
+          <w:lang w:val="es_ES" w:bidi="es_ES"/>
+        </w:rPr>
+      </w:r>
+    </w:p>
+    <w:p>
+      <w:pPr/>
+      <w:r>
+        <w:rPr>
+          <w:lang w:val="es_ES" w:bidi="es_ES"/>
+        </w:rPr>
+      </w:r>
     </w:p>
     <w:p>
       <w:pPr>
         <w:pStyle w:val="Heading2"/>
       </w:pPr>
       <w:r>
+        <w:rPr>
+          <w:lang w:val="es_ES" w:bidi="es_ES"/>
+        </w:rPr>
         <w:t>2 Tesalonicenses 3:9</w:t>
       </w:r>
-      <w:r/>
-    </w:p>
-    <w:p>
-      <w:r/>
-      <w:r>
+      <w:r>
+        <w:rPr>
+          <w:lang w:val="es_ES" w:bidi="es_ES"/>
+        </w:rPr>
+      </w:r>
+    </w:p>
+    <w:p>
+      <w:pPr/>
+      <w:r>
+        <w:rPr>
+          <w:lang w:val="es_ES" w:bidi="es_ES"/>
+        </w:rPr>
+      </w:r>
+      <w:r>
+        <w:rPr>
+          <w:lang w:val="es_ES" w:bidi="es_ES"/>
+        </w:rPr>
         <w:t>Pablo se había distanciado de otros en la cultura que estaban motivados por la fama y el dinero (</w:t>
       </w:r>
       <w:hyperlink r:id="rId142">
         <w:r>
           <w:rPr>
+            <w:lang w:val="es_ES" w:bidi="es_ES"/>
+          </w:rPr>
+          <w:rPr>
             <w:color w:val="0000EE"/>
             <w:u w:val="single"/>
           </w:rPr>
@@ -2912,31 +5050,65 @@
         </w:r>
       </w:hyperlink>
       <w:r>
+        <w:rPr>
+          <w:lang w:val="es_ES" w:bidi="es_ES"/>
+        </w:rPr>
         <w:t>).</w:t>
       </w:r>
-      <w:r/>
-      <w:r/>
-    </w:p>
-    <w:p>
-      <w:r/>
+      <w:r>
+        <w:rPr>
+          <w:lang w:val="es_ES" w:bidi="es_ES"/>
+        </w:rPr>
+      </w:r>
+      <w:r>
+        <w:rPr>
+          <w:lang w:val="es_ES" w:bidi="es_ES"/>
+        </w:rPr>
+      </w:r>
+    </w:p>
+    <w:p>
+      <w:pPr/>
+      <w:r>
+        <w:rPr>
+          <w:lang w:val="es_ES" w:bidi="es_ES"/>
+        </w:rPr>
+      </w:r>
     </w:p>
     <w:p>
       <w:pPr>
         <w:pStyle w:val="Heading2"/>
       </w:pPr>
       <w:r>
+        <w:rPr>
+          <w:lang w:val="es_ES" w:bidi="es_ES"/>
+        </w:rPr>
         <w:t>2 Tesalonicenses 3:10</w:t>
       </w:r>
-      <w:r/>
-    </w:p>
-    <w:p>
-      <w:r/>
-      <w:r>
+      <w:r>
+        <w:rPr>
+          <w:lang w:val="es_ES" w:bidi="es_ES"/>
+        </w:rPr>
+      </w:r>
+    </w:p>
+    <w:p>
+      <w:pPr/>
+      <w:r>
+        <w:rPr>
+          <w:lang w:val="es_ES" w:bidi="es_ES"/>
+        </w:rPr>
+      </w:r>
+      <w:r>
+        <w:rPr>
+          <w:lang w:val="es_ES" w:bidi="es_ES"/>
+        </w:rPr>
         <w:t xml:space="preserve">El trabajo es la forma adecuada de ganarse la vida (ver </w:t>
       </w:r>
       <w:hyperlink r:id="rId143">
         <w:r>
           <w:rPr>
+            <w:lang w:val="es_ES" w:bidi="es_ES"/>
+          </w:rPr>
+          <w:rPr>
             <w:color w:val="0000EE"/>
             <w:u w:val="single"/>
           </w:rPr>
@@ -2944,11 +5116,17 @@
         </w:r>
       </w:hyperlink>
       <w:r>
+        <w:rPr>
+          <w:lang w:val="es_ES" w:bidi="es_ES"/>
+        </w:rPr>
         <w:t xml:space="preserve"> </w:t>
       </w:r>
       <w:hyperlink r:id="rId144">
         <w:r>
           <w:rPr>
+            <w:lang w:val="es_ES" w:bidi="es_ES"/>
+          </w:rPr>
+          <w:rPr>
             <w:color w:val="0000EE"/>
             <w:u w:val="single"/>
           </w:rPr>
@@ -2956,11 +5134,17 @@
         </w:r>
       </w:hyperlink>
       <w:r>
+        <w:rPr>
+          <w:lang w:val="es_ES" w:bidi="es_ES"/>
+        </w:rPr>
         <w:t xml:space="preserve"> </w:t>
       </w:r>
       <w:hyperlink r:id="rId145">
         <w:r>
           <w:rPr>
+            <w:lang w:val="es_ES" w:bidi="es_ES"/>
+          </w:rPr>
+          <w:rPr>
             <w:color w:val="0000EE"/>
             <w:u w:val="single"/>
           </w:rPr>
@@ -2968,31 +5152,65 @@
         </w:r>
       </w:hyperlink>
       <w:r>
+        <w:rPr>
+          <w:lang w:val="es_ES" w:bidi="es_ES"/>
+        </w:rPr>
         <w:t>). Pablo dispensa a la iglesia de la responsabilidad de alimentar a otros creyentes que se niegan a trabajar.</w:t>
       </w:r>
-      <w:r/>
-      <w:r/>
-    </w:p>
-    <w:p>
-      <w:r/>
+      <w:r>
+        <w:rPr>
+          <w:lang w:val="es_ES" w:bidi="es_ES"/>
+        </w:rPr>
+      </w:r>
+      <w:r>
+        <w:rPr>
+          <w:lang w:val="es_ES" w:bidi="es_ES"/>
+        </w:rPr>
+      </w:r>
+    </w:p>
+    <w:p>
+      <w:pPr/>
+      <w:r>
+        <w:rPr>
+          <w:lang w:val="es_ES" w:bidi="es_ES"/>
+        </w:rPr>
+      </w:r>
     </w:p>
     <w:p>
       <w:pPr>
         <w:pStyle w:val="Heading2"/>
       </w:pPr>
       <w:r>
+        <w:rPr>
+          <w:lang w:val="es_ES" w:bidi="es_ES"/>
+        </w:rPr>
         <w:t>2 Tesalonicenses 3:12</w:t>
       </w:r>
-      <w:r/>
-    </w:p>
-    <w:p>
-      <w:r/>
-      <w:r>
+      <w:r>
+        <w:rPr>
+          <w:lang w:val="es_ES" w:bidi="es_ES"/>
+        </w:rPr>
+      </w:r>
+    </w:p>
+    <w:p>
+      <w:pPr/>
+      <w:r>
+        <w:rPr>
+          <w:lang w:val="es_ES" w:bidi="es_ES"/>
+        </w:rPr>
+      </w:r>
+      <w:r>
+        <w:rPr>
+          <w:lang w:val="es_ES" w:bidi="es_ES"/>
+        </w:rPr>
         <w:t xml:space="preserve">Pablo destaca la fuerza del mandato apelando a la autoridad del Señor Jesús (como en </w:t>
       </w:r>
       <w:hyperlink r:id="rId105">
         <w:r>
           <w:rPr>
+            <w:lang w:val="es_ES" w:bidi="es_ES"/>
+          </w:rPr>
+          <w:rPr>
             <w:color w:val="0000EE"/>
             <w:u w:val="single"/>
           </w:rPr>
@@ -3000,11 +5218,17 @@
         </w:r>
       </w:hyperlink>
       <w:r>
+        <w:rPr>
+          <w:lang w:val="es_ES" w:bidi="es_ES"/>
+        </w:rPr>
         <w:t xml:space="preserve"> </w:t>
       </w:r>
       <w:hyperlink r:id="rId104">
         <w:r>
           <w:rPr>
+            <w:lang w:val="es_ES" w:bidi="es_ES"/>
+          </w:rPr>
+          <w:rPr>
             <w:color w:val="0000EE"/>
             <w:u w:val="single"/>
           </w:rPr>
@@ -3012,11 +5236,17 @@
         </w:r>
       </w:hyperlink>
       <w:r>
+        <w:rPr>
+          <w:lang w:val="es_ES" w:bidi="es_ES"/>
+        </w:rPr>
         <w:t xml:space="preserve">). • "con reposo": llevar una vida tranquila en lugar de involucrarse en actividades entrometidas (ver </w:t>
       </w:r>
       <w:hyperlink r:id="rId146">
         <w:r>
           <w:rPr>
+            <w:lang w:val="es_ES" w:bidi="es_ES"/>
+          </w:rPr>
+          <w:rPr>
             <w:color w:val="0000EE"/>
             <w:u w:val="single"/>
           </w:rPr>
@@ -3024,31 +5254,65 @@
         </w:r>
       </w:hyperlink>
       <w:r>
+        <w:rPr>
+          <w:lang w:val="es_ES" w:bidi="es_ES"/>
+        </w:rPr>
         <w:t>).</w:t>
       </w:r>
-      <w:r/>
-      <w:r/>
-    </w:p>
-    <w:p>
-      <w:r/>
+      <w:r>
+        <w:rPr>
+          <w:lang w:val="es_ES" w:bidi="es_ES"/>
+        </w:rPr>
+      </w:r>
+      <w:r>
+        <w:rPr>
+          <w:lang w:val="es_ES" w:bidi="es_ES"/>
+        </w:rPr>
+      </w:r>
+    </w:p>
+    <w:p>
+      <w:pPr/>
+      <w:r>
+        <w:rPr>
+          <w:lang w:val="es_ES" w:bidi="es_ES"/>
+        </w:rPr>
+      </w:r>
     </w:p>
     <w:p>
       <w:pPr>
         <w:pStyle w:val="Heading2"/>
       </w:pPr>
       <w:r>
+        <w:rPr>
+          <w:lang w:val="es_ES" w:bidi="es_ES"/>
+        </w:rPr>
         <w:t>2 Tesalonicenses 3:13</w:t>
       </w:r>
-      <w:r/>
-    </w:p>
-    <w:p>
-      <w:r/>
-      <w:r>
+      <w:r>
+        <w:rPr>
+          <w:lang w:val="es_ES" w:bidi="es_ES"/>
+        </w:rPr>
+      </w:r>
+    </w:p>
+    <w:p>
+      <w:pPr/>
+      <w:r>
+        <w:rPr>
+          <w:lang w:val="es_ES" w:bidi="es_ES"/>
+        </w:rPr>
+      </w:r>
+      <w:r>
+        <w:rPr>
+          <w:lang w:val="es_ES" w:bidi="es_ES"/>
+        </w:rPr>
         <w:t xml:space="preserve">"de hacer bien": los tesalonicenses fueron llamados a tender la mano y ayudar a los verdaderamente necesitados (ver </w:t>
       </w:r>
       <w:hyperlink r:id="rId147">
         <w:r>
           <w:rPr>
+            <w:lang w:val="es_ES" w:bidi="es_ES"/>
+          </w:rPr>
+          <w:rPr>
             <w:color w:val="0000EE"/>
             <w:u w:val="single"/>
           </w:rPr>
@@ -3056,11 +5320,17 @@
         </w:r>
       </w:hyperlink>
       <w:r>
+        <w:rPr>
+          <w:lang w:val="es_ES" w:bidi="es_ES"/>
+        </w:rPr>
         <w:t>), en contraste con aquellos que son perezosos y dependientes (</w:t>
       </w:r>
       <w:hyperlink r:id="rId148">
         <w:r>
           <w:rPr>
+            <w:lang w:val="es_ES" w:bidi="es_ES"/>
+          </w:rPr>
+          <w:rPr>
             <w:color w:val="0000EE"/>
             <w:u w:val="single"/>
           </w:rPr>
@@ -3070,6 +5340,9 @@
       <w:hyperlink r:id="rId149">
         <w:r>
           <w:rPr>
+            <w:lang w:val="es_ES" w:bidi="es_ES"/>
+          </w:rPr>
+          <w:rPr>
             <w:color w:val="0000EE"/>
             <w:u w:val="single"/>
           </w:rPr>
@@ -3077,57 +5350,125 @@
         </w:r>
       </w:hyperlink>
       <w:r>
+        <w:rPr>
+          <w:lang w:val="es_ES" w:bidi="es_ES"/>
+        </w:rPr>
         <w:t>).</w:t>
       </w:r>
-      <w:r/>
-      <w:r/>
-    </w:p>
-    <w:p>
-      <w:r/>
+      <w:r>
+        <w:rPr>
+          <w:lang w:val="es_ES" w:bidi="es_ES"/>
+        </w:rPr>
+      </w:r>
+      <w:r>
+        <w:rPr>
+          <w:lang w:val="es_ES" w:bidi="es_ES"/>
+        </w:rPr>
+      </w:r>
+    </w:p>
+    <w:p>
+      <w:pPr/>
+      <w:r>
+        <w:rPr>
+          <w:lang w:val="es_ES" w:bidi="es_ES"/>
+        </w:rPr>
+      </w:r>
     </w:p>
     <w:p>
       <w:pPr>
         <w:pStyle w:val="Heading2"/>
       </w:pPr>
       <w:r>
+        <w:rPr>
+          <w:lang w:val="es_ES" w:bidi="es_ES"/>
+        </w:rPr>
         <w:t>2 Tesalonicenses 3:14</w:t>
       </w:r>
-      <w:r/>
-    </w:p>
-    <w:p>
-      <w:r/>
-      <w:r>
+      <w:r>
+        <w:rPr>
+          <w:lang w:val="es_ES" w:bidi="es_ES"/>
+        </w:rPr>
+      </w:r>
+    </w:p>
+    <w:p>
+      <w:pPr/>
+      <w:r>
+        <w:rPr>
+          <w:lang w:val="es_ES" w:bidi="es_ES"/>
+        </w:rPr>
+      </w:r>
+      <w:r>
+        <w:rPr>
+          <w:lang w:val="es_ES" w:bidi="es_ES"/>
+        </w:rPr>
         <w:t xml:space="preserve">Pablo esperaba que los cristianos desobedientes sintieran vergüenza y se arrepintieran (ver </w:t>
       </w:r>
       <w:r>
+        <w:rPr>
+          <w:lang w:val="es_ES" w:bidi="es_ES"/>
+        </w:rPr>
         <w:t>nota de estudio sobre 3:6</w:t>
       </w:r>
       <w:r>
+        <w:rPr>
+          <w:lang w:val="es_ES" w:bidi="es_ES"/>
+        </w:rPr>
         <w:t>) como respuesta a ser rechazados por la comunidad.</w:t>
       </w:r>
-      <w:r/>
-      <w:r/>
-    </w:p>
-    <w:p>
-      <w:r/>
+      <w:r>
+        <w:rPr>
+          <w:lang w:val="es_ES" w:bidi="es_ES"/>
+        </w:rPr>
+      </w:r>
+      <w:r>
+        <w:rPr>
+          <w:lang w:val="es_ES" w:bidi="es_ES"/>
+        </w:rPr>
+      </w:r>
+    </w:p>
+    <w:p>
+      <w:pPr/>
+      <w:r>
+        <w:rPr>
+          <w:lang w:val="es_ES" w:bidi="es_ES"/>
+        </w:rPr>
+      </w:r>
     </w:p>
     <w:p>
       <w:pPr>
         <w:pStyle w:val="Heading2"/>
       </w:pPr>
       <w:r>
+        <w:rPr>
+          <w:lang w:val="es_ES" w:bidi="es_ES"/>
+        </w:rPr>
         <w:t>2 Tesalonicenses 3:15</w:t>
       </w:r>
-      <w:r/>
-    </w:p>
-    <w:p>
-      <w:r/>
-      <w:r>
+      <w:r>
+        <w:rPr>
+          <w:lang w:val="es_ES" w:bidi="es_ES"/>
+        </w:rPr>
+      </w:r>
+    </w:p>
+    <w:p>
+      <w:pPr/>
+      <w:r>
+        <w:rPr>
+          <w:lang w:val="es_ES" w:bidi="es_ES"/>
+        </w:rPr>
+      </w:r>
+      <w:r>
+        <w:rPr>
+          <w:lang w:val="es_ES" w:bidi="es_ES"/>
+        </w:rPr>
         <w:t>"Mas no lo tengáis como á enemigo": en el mundo antiguo, se rompían las relaciones sociales con los enemigos y se iniciaban acciones punitivas contra ellos. Pablo advierte a los tesalonicenses de que la disciplina contra los cristianos desobedientes (</w:t>
       </w:r>
       <w:hyperlink r:id="rId132">
         <w:r>
           <w:rPr>
+            <w:lang w:val="es_ES" w:bidi="es_ES"/>
+          </w:rPr>
+          <w:rPr>
             <w:color w:val="0000EE"/>
             <w:u w:val="single"/>
           </w:rPr>
@@ -3135,11 +5476,17 @@
         </w:r>
       </w:hyperlink>
       <w:r>
+        <w:rPr>
+          <w:lang w:val="es_ES" w:bidi="es_ES"/>
+        </w:rPr>
         <w:t>) no debe desembocar en este tipo de ataques. Más bien, la iglesia debía tratarlos como a miembros de la familia, con la esperanza de que corrigieran su conducta (</w:t>
       </w:r>
       <w:hyperlink r:id="rId150">
         <w:r>
           <w:rPr>
+            <w:lang w:val="es_ES" w:bidi="es_ES"/>
+          </w:rPr>
+          <w:rPr>
             <w:color w:val="0000EE"/>
             <w:u w:val="single"/>
           </w:rPr>
@@ -3149,6 +5496,9 @@
       <w:hyperlink r:id="rId128">
         <w:r>
           <w:rPr>
+            <w:lang w:val="es_ES" w:bidi="es_ES"/>
+          </w:rPr>
+          <w:rPr>
             <w:color w:val="0000EE"/>
             <w:u w:val="single"/>
           </w:rPr>
@@ -3156,31 +5506,65 @@
         </w:r>
       </w:hyperlink>
       <w:r>
+        <w:rPr>
+          <w:lang w:val="es_ES" w:bidi="es_ES"/>
+        </w:rPr>
         <w:t>).</w:t>
       </w:r>
-      <w:r/>
-      <w:r/>
-    </w:p>
-    <w:p>
-      <w:r/>
+      <w:r>
+        <w:rPr>
+          <w:lang w:val="es_ES" w:bidi="es_ES"/>
+        </w:rPr>
+      </w:r>
+      <w:r>
+        <w:rPr>
+          <w:lang w:val="es_ES" w:bidi="es_ES"/>
+        </w:rPr>
+      </w:r>
+    </w:p>
+    <w:p>
+      <w:pPr/>
+      <w:r>
+        <w:rPr>
+          <w:lang w:val="es_ES" w:bidi="es_ES"/>
+        </w:rPr>
+      </w:r>
     </w:p>
     <w:p>
       <w:pPr>
         <w:pStyle w:val="Heading2"/>
       </w:pPr>
       <w:r>
+        <w:rPr>
+          <w:lang w:val="es_ES" w:bidi="es_ES"/>
+        </w:rPr>
         <w:t>2 Tesalonicenses 3:16</w:t>
       </w:r>
-      <w:r/>
-    </w:p>
-    <w:p>
-      <w:r/>
-      <w:r>
+      <w:r>
+        <w:rPr>
+          <w:lang w:val="es_ES" w:bidi="es_ES"/>
+        </w:rPr>
+      </w:r>
+    </w:p>
+    <w:p>
+      <w:pPr/>
+      <w:r>
+        <w:rPr>
+          <w:lang w:val="es_ES" w:bidi="es_ES"/>
+        </w:rPr>
+      </w:r>
+      <w:r>
+        <w:rPr>
+          <w:lang w:val="es_ES" w:bidi="es_ES"/>
+        </w:rPr>
         <w:t xml:space="preserve">La oración final refleja la bendición de Jesús en </w:t>
       </w:r>
       <w:hyperlink r:id="rId151">
         <w:r>
           <w:rPr>
+            <w:lang w:val="es_ES" w:bidi="es_ES"/>
+          </w:rPr>
+          <w:rPr>
             <w:color w:val="0000EE"/>
             <w:u w:val="single"/>
           </w:rPr>
@@ -3188,11 +5572,17 @@
         </w:r>
       </w:hyperlink>
       <w:r>
+        <w:rPr>
+          <w:lang w:val="es_ES" w:bidi="es_ES"/>
+        </w:rPr>
         <w:t xml:space="preserve"> (cp. </w:t>
       </w:r>
       <w:hyperlink r:id="rId152">
         <w:r>
           <w:rPr>
+            <w:lang w:val="es_ES" w:bidi="es_ES"/>
+          </w:rPr>
+          <w:rPr>
             <w:color w:val="0000EE"/>
             <w:u w:val="single"/>
           </w:rPr>
@@ -3200,11 +5590,17 @@
         </w:r>
       </w:hyperlink>
       <w:r>
+        <w:rPr>
+          <w:lang w:val="es_ES" w:bidi="es_ES"/>
+        </w:rPr>
         <w:t>) y contrasta con la situación que estos creyentes enfrentaron en Tesalónica (</w:t>
       </w:r>
       <w:hyperlink r:id="rId153">
         <w:r>
           <w:rPr>
+            <w:lang w:val="es_ES" w:bidi="es_ES"/>
+          </w:rPr>
+          <w:rPr>
             <w:color w:val="0000EE"/>
             <w:u w:val="single"/>
           </w:rPr>
@@ -3212,11 +5608,17 @@
         </w:r>
       </w:hyperlink>
       <w:r>
+        <w:rPr>
+          <w:lang w:val="es_ES" w:bidi="es_ES"/>
+        </w:rPr>
         <w:t xml:space="preserve"> </w:t>
       </w:r>
       <w:hyperlink r:id="rId25">
         <w:r>
           <w:rPr>
+            <w:lang w:val="es_ES" w:bidi="es_ES"/>
+          </w:rPr>
+          <w:rPr>
             <w:color w:val="0000EE"/>
             <w:u w:val="single"/>
           </w:rPr>
@@ -3224,11 +5626,17 @@
         </w:r>
       </w:hyperlink>
       <w:r>
+        <w:rPr>
+          <w:lang w:val="es_ES" w:bidi="es_ES"/>
+        </w:rPr>
         <w:t>). Pablo siempre fue consciente de la presencia del Señor Jesús con su pueblo (</w:t>
       </w:r>
       <w:hyperlink r:id="rId154">
         <w:r>
           <w:rPr>
+            <w:lang w:val="es_ES" w:bidi="es_ES"/>
+          </w:rPr>
+          <w:rPr>
             <w:color w:val="0000EE"/>
             <w:u w:val="single"/>
           </w:rPr>
@@ -3236,11 +5644,17 @@
         </w:r>
       </w:hyperlink>
       <w:r>
+        <w:rPr>
+          <w:lang w:val="es_ES" w:bidi="es_ES"/>
+        </w:rPr>
         <w:t xml:space="preserve"> </w:t>
       </w:r>
       <w:hyperlink r:id="rId155">
         <w:r>
           <w:rPr>
+            <w:lang w:val="es_ES" w:bidi="es_ES"/>
+          </w:rPr>
+          <w:rPr>
             <w:color w:val="0000EE"/>
             <w:u w:val="single"/>
           </w:rPr>
@@ -3248,31 +5662,65 @@
         </w:r>
       </w:hyperlink>
       <w:r>
+        <w:rPr>
+          <w:lang w:val="es_ES" w:bidi="es_ES"/>
+        </w:rPr>
         <w:t>).</w:t>
       </w:r>
-      <w:r/>
-      <w:r/>
-    </w:p>
-    <w:p>
-      <w:r/>
+      <w:r>
+        <w:rPr>
+          <w:lang w:val="es_ES" w:bidi="es_ES"/>
+        </w:rPr>
+      </w:r>
+      <w:r>
+        <w:rPr>
+          <w:lang w:val="es_ES" w:bidi="es_ES"/>
+        </w:rPr>
+      </w:r>
+    </w:p>
+    <w:p>
+      <w:pPr/>
+      <w:r>
+        <w:rPr>
+          <w:lang w:val="es_ES" w:bidi="es_ES"/>
+        </w:rPr>
+      </w:r>
     </w:p>
     <w:p>
       <w:pPr>
         <w:pStyle w:val="Heading2"/>
       </w:pPr>
       <w:r>
+        <w:rPr>
+          <w:lang w:val="es_ES" w:bidi="es_ES"/>
+        </w:rPr>
         <w:t>2 Tesalonicenses 3:17</w:t>
       </w:r>
-      <w:r/>
-    </w:p>
-    <w:p>
-      <w:r/>
-      <w:r>
+      <w:r>
+        <w:rPr>
+          <w:lang w:val="es_ES" w:bidi="es_ES"/>
+        </w:rPr>
+      </w:r>
+    </w:p>
+    <w:p>
+      <w:pPr/>
+      <w:r>
+        <w:rPr>
+          <w:lang w:val="es_ES" w:bidi="es_ES"/>
+        </w:rPr>
+      </w:r>
+      <w:r>
+        <w:rPr>
+          <w:lang w:val="es_ES" w:bidi="es_ES"/>
+        </w:rPr>
         <w:t>Un secretario había escrito esta carta para Pablo (</w:t>
       </w:r>
       <w:hyperlink r:id="rId156">
         <w:r>
           <w:rPr>
+            <w:lang w:val="es_ES" w:bidi="es_ES"/>
+          </w:rPr>
+          <w:rPr>
             <w:color w:val="0000EE"/>
             <w:u w:val="single"/>
           </w:rPr>
@@ -3280,11 +5728,17 @@
         </w:r>
       </w:hyperlink>
       <w:r>
+        <w:rPr>
+          <w:lang w:val="es_ES" w:bidi="es_ES"/>
+        </w:rPr>
         <w:t xml:space="preserve"> </w:t>
       </w:r>
       <w:hyperlink r:id="rId157">
         <w:r>
           <w:rPr>
+            <w:lang w:val="es_ES" w:bidi="es_ES"/>
+          </w:rPr>
+          <w:rPr>
             <w:color w:val="0000EE"/>
             <w:u w:val="single"/>
           </w:rPr>
@@ -3292,11 +5746,17 @@
         </w:r>
       </w:hyperlink>
       <w:r>
+        <w:rPr>
+          <w:lang w:val="es_ES" w:bidi="es_ES"/>
+        </w:rPr>
         <w:t xml:space="preserve">). Ahora Pablo toma la pluma para añadir un saludo final de su propia mano (cp. </w:t>
       </w:r>
       <w:hyperlink r:id="rId158">
         <w:r>
           <w:rPr>
+            <w:lang w:val="es_ES" w:bidi="es_ES"/>
+          </w:rPr>
+          <w:rPr>
             <w:color w:val="0000EE"/>
             <w:u w:val="single"/>
           </w:rPr>
@@ -3304,11 +5764,17 @@
         </w:r>
       </w:hyperlink>
       <w:r>
+        <w:rPr>
+          <w:lang w:val="es_ES" w:bidi="es_ES"/>
+        </w:rPr>
         <w:t xml:space="preserve"> </w:t>
       </w:r>
       <w:hyperlink r:id="rId159">
         <w:r>
           <w:rPr>
+            <w:lang w:val="es_ES" w:bidi="es_ES"/>
+          </w:rPr>
+          <w:rPr>
             <w:color w:val="0000EE"/>
             <w:u w:val="single"/>
           </w:rPr>
@@ -3316,11 +5782,17 @@
         </w:r>
       </w:hyperlink>
       <w:r>
+        <w:rPr>
+          <w:lang w:val="es_ES" w:bidi="es_ES"/>
+        </w:rPr>
         <w:t xml:space="preserve"> </w:t>
       </w:r>
       <w:hyperlink r:id="rId160">
         <w:r>
           <w:rPr>
+            <w:lang w:val="es_ES" w:bidi="es_ES"/>
+          </w:rPr>
+          <w:rPr>
             <w:color w:val="0000EE"/>
             <w:u w:val="single"/>
           </w:rPr>
@@ -3328,11 +5800,17 @@
         </w:r>
       </w:hyperlink>
       <w:r>
+        <w:rPr>
+          <w:lang w:val="es_ES" w:bidi="es_ES"/>
+        </w:rPr>
         <w:t xml:space="preserve"> </w:t>
       </w:r>
       <w:hyperlink r:id="rId161">
         <w:r>
           <w:rPr>
+            <w:lang w:val="es_ES" w:bidi="es_ES"/>
+          </w:rPr>
+          <w:rPr>
             <w:color w:val="0000EE"/>
             <w:u w:val="single"/>
           </w:rPr>
@@ -3340,11 +5818,17 @@
         </w:r>
       </w:hyperlink>
       <w:r>
+        <w:rPr>
+          <w:lang w:val="es_ES" w:bidi="es_ES"/>
+        </w:rPr>
         <w:t>). Como sospechaba que una carta que él no había escrito estaba circulando bajo su nombre (</w:t>
       </w:r>
       <w:hyperlink r:id="rId43">
         <w:r>
           <w:rPr>
+            <w:lang w:val="es_ES" w:bidi="es_ES"/>
+          </w:rPr>
+          <w:rPr>
             <w:color w:val="0000EE"/>
             <w:u w:val="single"/>
           </w:rPr>
@@ -3352,31 +5836,65 @@
         </w:r>
       </w:hyperlink>
       <w:r>
+        <w:rPr>
+          <w:lang w:val="es_ES" w:bidi="es_ES"/>
+        </w:rPr>
         <w:t>), enfatiza este procedimiento de autenticación para demostrar que esta carta es suya.</w:t>
       </w:r>
-      <w:r/>
-      <w:r/>
-    </w:p>
-    <w:p>
-      <w:r/>
+      <w:r>
+        <w:rPr>
+          <w:lang w:val="es_ES" w:bidi="es_ES"/>
+        </w:rPr>
+      </w:r>
+      <w:r>
+        <w:rPr>
+          <w:lang w:val="es_ES" w:bidi="es_ES"/>
+        </w:rPr>
+      </w:r>
+    </w:p>
+    <w:p>
+      <w:pPr/>
+      <w:r>
+        <w:rPr>
+          <w:lang w:val="es_ES" w:bidi="es_ES"/>
+        </w:rPr>
+      </w:r>
     </w:p>
     <w:p>
       <w:pPr>
         <w:pStyle w:val="Heading2"/>
       </w:pPr>
       <w:r>
+        <w:rPr>
+          <w:lang w:val="es_ES" w:bidi="es_ES"/>
+        </w:rPr>
         <w:t>2 Tesalonicenses 3:18</w:t>
       </w:r>
-      <w:r/>
-    </w:p>
-    <w:p>
-      <w:r/>
-      <w:r>
+      <w:r>
+        <w:rPr>
+          <w:lang w:val="es_ES" w:bidi="es_ES"/>
+        </w:rPr>
+      </w:r>
+    </w:p>
+    <w:p>
+      <w:pPr/>
+      <w:r>
+        <w:rPr>
+          <w:lang w:val="es_ES" w:bidi="es_ES"/>
+        </w:rPr>
+      </w:r>
+      <w:r>
+        <w:rPr>
+          <w:lang w:val="es_ES" w:bidi="es_ES"/>
+        </w:rPr>
         <w:t xml:space="preserve">Las cartas antiguas terminaban frecuentemente con un deseo de salud o prosperidad, pero la bendición de Pablo es mucho más grande: Invoca al Señor Jesucristo para que conceda gracia a los destinatarios (ver </w:t>
       </w:r>
       <w:hyperlink r:id="rId162">
         <w:r>
           <w:rPr>
+            <w:lang w:val="es_ES" w:bidi="es_ES"/>
+          </w:rPr>
+          <w:rPr>
             <w:color w:val="0000EE"/>
             <w:u w:val="single"/>
           </w:rPr>
@@ -3384,10 +5902,21 @@
         </w:r>
       </w:hyperlink>
       <w:r>
+        <w:rPr>
+          <w:lang w:val="es_ES" w:bidi="es_ES"/>
+        </w:rPr>
         <w:t>).</w:t>
       </w:r>
-      <w:r/>
-      <w:r/>
+      <w:r>
+        <w:rPr>
+          <w:lang w:val="es_ES" w:bidi="es_ES"/>
+        </w:rPr>
+      </w:r>
+      <w:r>
+        <w:rPr>
+          <w:lang w:val="es_ES" w:bidi="es_ES"/>
+        </w:rPr>
+      </w:r>
     </w:p>
     <w:sectPr>
       <w:footnotePr>
@@ -5289,7 +7818,7 @@
     <w:rPrDefault>
       <w:rPr>
         <w:rFonts w:ascii="Times New Roman" w:eastAsia="Times New Roman" w:hAnsi="Times New Roman" w:cs="Times New Roman"/>
-        <w:lang w:val="en-US" w:eastAsia="en-US" w:bidi="ar-SA"/>
+        <w:lang w:val="es_ES" w:eastAsia="en-US" w:bidi="ar-SA"/>
       </w:rPr>
     </w:rPrDefault>
     <w:pPrDefault/>

--- a/spa/docx/53.content.docx
+++ b/spa/docx/53.content.docx
@@ -163,13 +163,6 @@
         <w:rPr>
           <w:lang w:val="es_ES" w:bidi="es_ES"/>
         </w:rPr>
-      </w:r>
-      <w:r>
-        <w:rPr>
-          <w:i/>
-          <w:lang w:val="es_ES" w:bidi="es_ES"/>
-        </w:rPr>
-        <w:t>2 Tesalonicenses 1:1–2, 2 Tesalonicenses 1:2, 2 Tesalonicenses 1:3, 2 Tesalonicenses 1:3–10, 2 Tesalonicenses 1:4, 2 Tesalonicenses 1:5, 2 Tesalonicenses 1:7, 2 Tesalonicenses 1:9, 2 Tesalonicenses 1:10, 2 Tesalonicenses 1:11, 2 Tesalonicenses 1:11–12, 2 Tesalonicenses 1:12, 2 Tesalonicenses 2:1, 2 Tesalonicenses 2:1–12, 2 Tesalonicenses 2:2, 2 Tesalonicenses 2:3, 2 Tesalonicenses 2:4, 2 Tesalonicenses 2:6, 2 Tesalonicenses 2:7, 2 Tesalonicenses 2:8, 2 Tesalonicenses 2:9, 2 Tesalonicenses 2:11, 2 Tesalonicenses 2:12, 2 Tesalonicenses 2:14, 2 Tesalonicenses 2:15, 2 Tesalonicenses 2:16, 2 Tesalonicenses 2:17, 2 Tesalonicenses 3:1, 2 Tesalonicenses 3:1–5, 2 Tesalonicenses 3:2, 2 Tesalonicenses 3:3, 2 Tesalonicenses 3:5, 2 Tesalonicenses 3:6, 2 Tesalonicenses 3:6–15, 2 Tesalonicenses 3:7, 2 Tesalonicenses 3:8, 2 Tesalonicenses 3:9, 2 Tesalonicenses 3:10, 2 Tesalonicenses 3:12, 2 Tesalonicenses 3:13, 2 Tesalonicenses 3:14, 2 Tesalonicenses 3:15, 2 Tesalonicenses 3:16, 2 Tesalonicenses 3:17, 2 Tesalonicenses 3:18</w:t>
       </w:r>
       <w:r>
         <w:rPr>

--- a/spa/docx/53.content.docx
+++ b/spa/docx/53.content.docx
@@ -150,19 +150,6 @@
           <w:lang w:val="es_ES" w:bidi="es_ES"/>
         </w:rPr>
         <w:t>2TH</w:t>
-      </w:r>
-      <w:r>
-        <w:rPr>
-          <w:lang w:val="es_ES" w:bidi="es_ES"/>
-        </w:rPr>
-      </w:r>
-    </w:p>
-    <w:p>
-      <w:pPr/>
-      <w:r>
-        <w:rPr>
-          <w:lang w:val="es_ES" w:bidi="es_ES"/>
-        </w:rPr>
       </w:r>
       <w:r>
         <w:rPr>

--- a/spa/docx/53.content.docx
+++ b/spa/docx/53.content.docx
@@ -19,7 +19,7 @@
         <w:rPr>
           <w:lang w:val="es_ES" w:bidi="es_ES"/>
         </w:rPr>
-        <w:t>Resource: Notas de Estudio (Tyndale)</w:t>
+        <w:t>Resource: Tyndale Open Study Notes</w:t>
       </w:r>
       <w:r>
         <w:rPr>
@@ -112,7 +112,7 @@
         <w:rPr>
           <w:lang w:val="es_ES" w:bidi="es_ES"/>
         </w:rPr>
-        <w:t>Notas de Estudio (Tyndale)</w:t>
+        <w:t>Tyndale Open Study Notes</w:t>
       </w:r>
     </w:p>
     <w:p>

--- a/spa/docx/53.content.docx
+++ b/spa/docx/53.content.docx
@@ -19,7 +19,7 @@
         <w:rPr>
           <w:lang w:val="es_ES" w:bidi="es_ES"/>
         </w:rPr>
-        <w:t>Resource: Tyndale Open Study Notes</w:t>
+        <w:t>Resource: Aquifer Open Study Notes</w:t>
       </w:r>
       <w:r>
         <w:rPr>
@@ -112,7 +112,7 @@
         <w:rPr>
           <w:lang w:val="es_ES" w:bidi="es_ES"/>
         </w:rPr>
-        <w:t>Tyndale Open Study Notes</w:t>
+        <w:t>Aquifer Open Study Notes</w:t>
       </w:r>
     </w:p>
     <w:p>

--- a/spa/docx/53.content.docx
+++ b/spa/docx/53.content.docx
@@ -307,36 +307,24 @@
         </w:rPr>
         <w:t>Dios, nuestro Padre, y el Señor Jesucristo son iguales como fuente de gracia y paz. La esperanza de los tesalonicenses estaba vinculada a la gracia de Dios (</w:t>
       </w:r>
-      <w:hyperlink r:id="rId13">
-        <w:r>
-          <w:rPr>
-            <w:lang w:val="es_ES" w:bidi="es_ES"/>
-          </w:rPr>
-          <w:rPr>
-            <w:color w:val="0000EE"/>
-            <w:u w:val="single"/>
-          </w:rPr>
-          <w:t>2:16</w:t>
-        </w:r>
-      </w:hyperlink>
+      <w:r>
+        <w:rPr>
+          <w:lang w:val="es_ES" w:bidi="es_ES"/>
+        </w:rPr>
+        <w:t>2:16</w:t>
+      </w:r>
       <w:r>
         <w:rPr>
           <w:lang w:val="es_ES" w:bidi="es_ES"/>
         </w:rPr>
         <w:t>), e incluso en la persecución podían experimentar la paz otorgada por Dios (</w:t>
       </w:r>
-      <w:hyperlink r:id="rId14">
-        <w:r>
-          <w:rPr>
-            <w:lang w:val="es_ES" w:bidi="es_ES"/>
-          </w:rPr>
-          <w:rPr>
-            <w:color w:val="0000EE"/>
-            <w:u w:val="single"/>
-          </w:rPr>
-          <w:t>3:16</w:t>
-        </w:r>
-      </w:hyperlink>
+      <w:r>
+        <w:rPr>
+          <w:lang w:val="es_ES" w:bidi="es_ES"/>
+        </w:rPr>
+        <w:t>3:16</w:t>
+      </w:r>
       <w:r>
         <w:rPr>
           <w:lang w:val="es_ES" w:bidi="es_ES"/>
@@ -442,108 +430,72 @@
         </w:rPr>
         <w:t>” de los tesalonicenses (</w:t>
       </w:r>
-      <w:hyperlink r:id="rId15">
-        <w:r>
-          <w:rPr>
-            <w:lang w:val="es_ES" w:bidi="es_ES"/>
-          </w:rPr>
-          <w:rPr>
-            <w:color w:val="0000EE"/>
-            <w:u w:val="single"/>
-          </w:rPr>
-          <w:t>1:4</w:t>
-        </w:r>
-      </w:hyperlink>
+      <w:r>
+        <w:rPr>
+          <w:lang w:val="es_ES" w:bidi="es_ES"/>
+        </w:rPr>
+        <w:t>1:4</w:t>
+      </w:r>
       <w:r>
         <w:rPr>
           <w:lang w:val="es_ES" w:bidi="es_ES"/>
         </w:rPr>
         <w:t xml:space="preserve">). Estas virtudes cristianas fundamentales (ver </w:t>
       </w:r>
-      <w:hyperlink r:id="rId16">
-        <w:r>
-          <w:rPr>
-            <w:lang w:val="es_ES" w:bidi="es_ES"/>
-          </w:rPr>
-          <w:rPr>
-            <w:color w:val="0000EE"/>
-            <w:u w:val="single"/>
-          </w:rPr>
-          <w:t>1 Co 13:13,</w:t>
-        </w:r>
-      </w:hyperlink>
+      <w:r>
+        <w:rPr>
+          <w:lang w:val="es_ES" w:bidi="es_ES"/>
+        </w:rPr>
+        <w:t>1 Co 13:13,</w:t>
+      </w:r>
       <w:r>
         <w:rPr>
           <w:lang w:val="es_ES" w:bidi="es_ES"/>
         </w:rPr>
         <w:t xml:space="preserve"> </w:t>
       </w:r>
-      <w:hyperlink r:id="rId17">
-        <w:r>
-          <w:rPr>
-            <w:lang w:val="es_ES" w:bidi="es_ES"/>
-          </w:rPr>
-          <w:rPr>
-            <w:color w:val="0000EE"/>
-            <w:u w:val="single"/>
-          </w:rPr>
-          <w:t>Col 1:4–5,</w:t>
-        </w:r>
-      </w:hyperlink>
+      <w:r>
+        <w:rPr>
+          <w:lang w:val="es_ES" w:bidi="es_ES"/>
+        </w:rPr>
+        <w:t>Col 1:4–5,</w:t>
+      </w:r>
       <w:r>
         <w:rPr>
           <w:lang w:val="es_ES" w:bidi="es_ES"/>
         </w:rPr>
         <w:t xml:space="preserve"> </w:t>
       </w:r>
-      <w:hyperlink r:id="rId18">
-        <w:r>
-          <w:rPr>
-            <w:lang w:val="es_ES" w:bidi="es_ES"/>
-          </w:rPr>
-          <w:rPr>
-            <w:color w:val="0000EE"/>
-            <w:u w:val="single"/>
-          </w:rPr>
-          <w:t>Hb 10:21–24,</w:t>
-        </w:r>
-      </w:hyperlink>
+      <w:r>
+        <w:rPr>
+          <w:lang w:val="es_ES" w:bidi="es_ES"/>
+        </w:rPr>
+        <w:t>Hb 10:21–24,</w:t>
+      </w:r>
       <w:r>
         <w:rPr>
           <w:lang w:val="es_ES" w:bidi="es_ES"/>
         </w:rPr>
         <w:t xml:space="preserve"> </w:t>
       </w:r>
-      <w:hyperlink r:id="rId19">
-        <w:r>
-          <w:rPr>
-            <w:lang w:val="es_ES" w:bidi="es_ES"/>
-          </w:rPr>
-          <w:rPr>
-            <w:color w:val="0000EE"/>
-            <w:u w:val="single"/>
-          </w:rPr>
-          <w:t>1 Pe 2:1–22</w:t>
-        </w:r>
-      </w:hyperlink>
+      <w:r>
+        <w:rPr>
+          <w:lang w:val="es_ES" w:bidi="es_ES"/>
+        </w:rPr>
+        <w:t>1 Pe 2:1–22</w:t>
+      </w:r>
       <w:r>
         <w:rPr>
           <w:lang w:val="es_ES" w:bidi="es_ES"/>
         </w:rPr>
         <w:t>) estaban madurando en la iglesia a pesar de la persecución que soportaron (</w:t>
       </w:r>
-      <w:hyperlink r:id="rId20">
-        <w:r>
-          <w:rPr>
-            <w:lang w:val="es_ES" w:bidi="es_ES"/>
-          </w:rPr>
-          <w:rPr>
-            <w:color w:val="0000EE"/>
-            <w:u w:val="single"/>
-          </w:rPr>
-          <w:t>2 Ts 1:5</w:t>
-        </w:r>
-      </w:hyperlink>
+      <w:r>
+        <w:rPr>
+          <w:lang w:val="es_ES" w:bidi="es_ES"/>
+        </w:rPr>
+        <w:t>2 Ts 1:5</w:t>
+      </w:r>
       <w:r>
         <w:rPr>
           <w:lang w:val="es_ES" w:bidi="es_ES"/>
@@ -598,108 +550,72 @@
         </w:rPr>
         <w:t>Después de agradecer a Dios por la iglesia de Tesalónica (</w:t>
       </w:r>
-      <w:hyperlink r:id="rId21">
-        <w:r>
-          <w:rPr>
-            <w:lang w:val="es_ES" w:bidi="es_ES"/>
-          </w:rPr>
-          <w:rPr>
-            <w:color w:val="0000EE"/>
-            <w:u w:val="single"/>
-          </w:rPr>
-          <w:t>1:3–4</w:t>
-        </w:r>
-      </w:hyperlink>
+      <w:r>
+        <w:rPr>
+          <w:lang w:val="es_ES" w:bidi="es_ES"/>
+        </w:rPr>
+        <w:t>1:3–4</w:t>
+      </w:r>
       <w:r>
         <w:rPr>
           <w:lang w:val="es_ES" w:bidi="es_ES"/>
         </w:rPr>
         <w:t>), Pablo escribe sobre la persecución (</w:t>
       </w:r>
-      <w:hyperlink r:id="rId15">
-        <w:r>
-          <w:rPr>
-            <w:lang w:val="es_ES" w:bidi="es_ES"/>
-          </w:rPr>
-          <w:rPr>
-            <w:color w:val="0000EE"/>
-            <w:u w:val="single"/>
-          </w:rPr>
-          <w:t>1:4</w:t>
-        </w:r>
-      </w:hyperlink>
+      <w:r>
+        <w:rPr>
+          <w:lang w:val="es_ES" w:bidi="es_ES"/>
+        </w:rPr>
+        <w:t>1:4</w:t>
+      </w:r>
       <w:r>
         <w:rPr>
           <w:lang w:val="es_ES" w:bidi="es_ES"/>
         </w:rPr>
         <w:t>), que se había intensificado desde su primera carta (</w:t>
       </w:r>
-      <w:hyperlink r:id="rId22">
-        <w:r>
-          <w:rPr>
-            <w:lang w:val="es_ES" w:bidi="es_ES"/>
-          </w:rPr>
-          <w:rPr>
-            <w:color w:val="0000EE"/>
-            <w:u w:val="single"/>
-          </w:rPr>
-          <w:t>1 Ts 1:6,</w:t>
-        </w:r>
-      </w:hyperlink>
+      <w:r>
+        <w:rPr>
+          <w:lang w:val="es_ES" w:bidi="es_ES"/>
+        </w:rPr>
+        <w:t>1 Ts 1:6,</w:t>
+      </w:r>
       <w:r>
         <w:rPr>
           <w:lang w:val="es_ES" w:bidi="es_ES"/>
         </w:rPr>
         <w:t xml:space="preserve"> </w:t>
       </w:r>
-      <w:hyperlink r:id="rId23">
-        <w:r>
-          <w:rPr>
-            <w:lang w:val="es_ES" w:bidi="es_ES"/>
-          </w:rPr>
-          <w:rPr>
-            <w:color w:val="0000EE"/>
-            <w:u w:val="single"/>
-          </w:rPr>
-          <w:t>2:14,</w:t>
-        </w:r>
-      </w:hyperlink>
+      <w:r>
+        <w:rPr>
+          <w:lang w:val="es_ES" w:bidi="es_ES"/>
+        </w:rPr>
+        <w:t>2:14,</w:t>
+      </w:r>
       <w:r>
         <w:rPr>
           <w:lang w:val="es_ES" w:bidi="es_ES"/>
         </w:rPr>
         <w:t xml:space="preserve"> </w:t>
       </w:r>
-      <w:hyperlink r:id="rId24">
-        <w:r>
-          <w:rPr>
-            <w:lang w:val="es_ES" w:bidi="es_ES"/>
-          </w:rPr>
-          <w:rPr>
-            <w:color w:val="0000EE"/>
-            <w:u w:val="single"/>
-          </w:rPr>
-          <w:t>3:3–4</w:t>
-        </w:r>
-      </w:hyperlink>
+      <w:r>
+        <w:rPr>
+          <w:lang w:val="es_ES" w:bidi="es_ES"/>
+        </w:rPr>
+        <w:t>3:3–4</w:t>
+      </w:r>
       <w:r>
         <w:rPr>
           <w:lang w:val="es_ES" w:bidi="es_ES"/>
         </w:rPr>
         <w:t>). Dios aliviará su sufrimiento (</w:t>
       </w:r>
-      <w:hyperlink r:id="rId25">
-        <w:r>
-          <w:rPr>
-            <w:lang w:val="es_ES" w:bidi="es_ES"/>
-          </w:rPr>
-          <w:rPr>
-            <w:color w:val="0000EE"/>
-            <w:u w:val="single"/>
-          </w:rPr>
-          <w:t>2 Ts 1:5–10</w:t>
-        </w:r>
-      </w:hyperlink>
+      <w:r>
+        <w:rPr>
+          <w:lang w:val="es_ES" w:bidi="es_ES"/>
+        </w:rPr>
+        <w:t>2 Ts 1:5–10</w:t>
+      </w:r>
       <w:r>
         <w:rPr>
           <w:lang w:val="es_ES" w:bidi="es_ES"/>
@@ -754,36 +670,24 @@
         </w:rPr>
         <w:t>El hecho de que Pablo se jactara ante otras iglesias de la resistencia y fidelidad de los tesalonicenses estimularía la determinación de la iglesia a resistir y permanecer fiel frente a una gran hostilidad (</w:t>
       </w:r>
-      <w:hyperlink r:id="rId23">
-        <w:r>
-          <w:rPr>
-            <w:lang w:val="es_ES" w:bidi="es_ES"/>
-          </w:rPr>
-          <w:rPr>
-            <w:color w:val="0000EE"/>
-            <w:u w:val="single"/>
-          </w:rPr>
-          <w:t>1 Ts 2:14,</w:t>
-        </w:r>
-      </w:hyperlink>
+      <w:r>
+        <w:rPr>
+          <w:lang w:val="es_ES" w:bidi="es_ES"/>
+        </w:rPr>
+        <w:t>1 Ts 2:14,</w:t>
+      </w:r>
       <w:r>
         <w:rPr>
           <w:lang w:val="es_ES" w:bidi="es_ES"/>
         </w:rPr>
         <w:t xml:space="preserve"> </w:t>
       </w:r>
-      <w:hyperlink r:id="rId24">
-        <w:r>
-          <w:rPr>
-            <w:lang w:val="es_ES" w:bidi="es_ES"/>
-          </w:rPr>
-          <w:rPr>
-            <w:color w:val="0000EE"/>
-            <w:u w:val="single"/>
-          </w:rPr>
-          <w:t>3:3–4</w:t>
-        </w:r>
-      </w:hyperlink>
+      <w:r>
+        <w:rPr>
+          <w:lang w:val="es_ES" w:bidi="es_ES"/>
+        </w:rPr>
+        <w:t>3:3–4</w:t>
+      </w:r>
       <w:r>
         <w:rPr>
           <w:lang w:val="es_ES" w:bidi="es_ES"/>
@@ -838,36 +742,24 @@
         </w:rPr>
         <w:t>Aquellos que son llamados por Dios a entrar en su Reino sufrirán por ello (</w:t>
       </w:r>
-      <w:hyperlink r:id="rId26">
-        <w:r>
-          <w:rPr>
-            <w:lang w:val="es_ES" w:bidi="es_ES"/>
-          </w:rPr>
-          <w:rPr>
-            <w:color w:val="0000EE"/>
-            <w:u w:val="single"/>
-          </w:rPr>
-          <w:t>Hc 14:22,</w:t>
-        </w:r>
-      </w:hyperlink>
+      <w:r>
+        <w:rPr>
+          <w:lang w:val="es_ES" w:bidi="es_ES"/>
+        </w:rPr>
+        <w:t>Hc 14:22,</w:t>
+      </w:r>
       <w:r>
         <w:rPr>
           <w:lang w:val="es_ES" w:bidi="es_ES"/>
         </w:rPr>
         <w:t xml:space="preserve"> </w:t>
       </w:r>
-      <w:hyperlink r:id="rId27">
-        <w:r>
-          <w:rPr>
-            <w:lang w:val="es_ES" w:bidi="es_ES"/>
-          </w:rPr>
-          <w:rPr>
-            <w:color w:val="0000EE"/>
-            <w:u w:val="single"/>
-          </w:rPr>
-          <w:t>1 Ts 2:12</w:t>
-        </w:r>
-      </w:hyperlink>
+      <w:r>
+        <w:rPr>
+          <w:lang w:val="es_ES" w:bidi="es_ES"/>
+        </w:rPr>
+        <w:t>1 Ts 2:12</w:t>
+      </w:r>
       <w:r>
         <w:rPr>
           <w:lang w:val="es_ES" w:bidi="es_ES"/>
@@ -922,126 +814,84 @@
         </w:rPr>
         <w:t>"dar reposo con nosotros": alivio del sufrimiento. • En otros pasajes, Pablo menciona la “venida” de Cristo (</w:t>
       </w:r>
-      <w:hyperlink r:id="rId28">
-        <w:r>
-          <w:rPr>
-            <w:lang w:val="es_ES" w:bidi="es_ES"/>
-          </w:rPr>
-          <w:rPr>
-            <w:color w:val="0000EE"/>
-            <w:u w:val="single"/>
-          </w:rPr>
-          <w:t>2:1;</w:t>
-        </w:r>
-      </w:hyperlink>
+      <w:r>
+        <w:rPr>
+          <w:lang w:val="es_ES" w:bidi="es_ES"/>
+        </w:rPr>
+        <w:t>2:1;</w:t>
+      </w:r>
       <w:r>
         <w:rPr>
           <w:lang w:val="es_ES" w:bidi="es_ES"/>
         </w:rPr>
         <w:t xml:space="preserve"> </w:t>
       </w:r>
-      <w:hyperlink r:id="rId29">
-        <w:r>
-          <w:rPr>
-            <w:lang w:val="es_ES" w:bidi="es_ES"/>
-          </w:rPr>
-          <w:rPr>
-            <w:color w:val="0000EE"/>
-            <w:u w:val="single"/>
-          </w:rPr>
-          <w:t>1 Ts 2:19,</w:t>
-        </w:r>
-      </w:hyperlink>
+      <w:r>
+        <w:rPr>
+          <w:lang w:val="es_ES" w:bidi="es_ES"/>
+        </w:rPr>
+        <w:t>1 Ts 2:19,</w:t>
+      </w:r>
       <w:r>
         <w:rPr>
           <w:lang w:val="es_ES" w:bidi="es_ES"/>
         </w:rPr>
         <w:t xml:space="preserve"> </w:t>
       </w:r>
-      <w:hyperlink r:id="rId30">
-        <w:r>
-          <w:rPr>
-            <w:lang w:val="es_ES" w:bidi="es_ES"/>
-          </w:rPr>
-          <w:rPr>
-            <w:color w:val="0000EE"/>
-            <w:u w:val="single"/>
-          </w:rPr>
-          <w:t>3:13,</w:t>
-        </w:r>
-      </w:hyperlink>
+      <w:r>
+        <w:rPr>
+          <w:lang w:val="es_ES" w:bidi="es_ES"/>
+        </w:rPr>
+        <w:t>3:13,</w:t>
+      </w:r>
       <w:r>
         <w:rPr>
           <w:lang w:val="es_ES" w:bidi="es_ES"/>
         </w:rPr>
         <w:t xml:space="preserve"> </w:t>
       </w:r>
-      <w:hyperlink r:id="rId31">
-        <w:r>
-          <w:rPr>
-            <w:lang w:val="es_ES" w:bidi="es_ES"/>
-          </w:rPr>
-          <w:rPr>
-            <w:color w:val="0000EE"/>
-            <w:u w:val="single"/>
-          </w:rPr>
-          <w:t>4:15,</w:t>
-        </w:r>
-      </w:hyperlink>
+      <w:r>
+        <w:rPr>
+          <w:lang w:val="es_ES" w:bidi="es_ES"/>
+        </w:rPr>
+        <w:t>4:15,</w:t>
+      </w:r>
       <w:r>
         <w:rPr>
           <w:lang w:val="es_ES" w:bidi="es_ES"/>
         </w:rPr>
         <w:t xml:space="preserve"> </w:t>
       </w:r>
-      <w:hyperlink r:id="rId32">
-        <w:r>
-          <w:rPr>
-            <w:lang w:val="es_ES" w:bidi="es_ES"/>
-          </w:rPr>
-          <w:rPr>
-            <w:color w:val="0000EE"/>
-            <w:u w:val="single"/>
-          </w:rPr>
-          <w:t>5:23</w:t>
-        </w:r>
-      </w:hyperlink>
+      <w:r>
+        <w:rPr>
+          <w:lang w:val="es_ES" w:bidi="es_ES"/>
+        </w:rPr>
+        <w:t>5:23</w:t>
+      </w:r>
       <w:r>
         <w:rPr>
           <w:lang w:val="es_ES" w:bidi="es_ES"/>
         </w:rPr>
         <w:t xml:space="preserve">); aquí, se refiere al evento como la “manifestación” o “revelación” del Señor Jesús, quien actualmente no puede ser visto físicamente (cp. </w:t>
       </w:r>
-      <w:hyperlink r:id="rId33">
-        <w:r>
-          <w:rPr>
-            <w:lang w:val="es_ES" w:bidi="es_ES"/>
-          </w:rPr>
-          <w:rPr>
-            <w:color w:val="0000EE"/>
-            <w:u w:val="single"/>
-          </w:rPr>
-          <w:t>1 Pe 1:7–8,</w:t>
-        </w:r>
-      </w:hyperlink>
+      <w:r>
+        <w:rPr>
+          <w:lang w:val="es_ES" w:bidi="es_ES"/>
+        </w:rPr>
+        <w:t>1 Pe 1:7–8,</w:t>
+      </w:r>
       <w:r>
         <w:rPr>
           <w:lang w:val="es_ES" w:bidi="es_ES"/>
         </w:rPr>
         <w:t xml:space="preserve"> </w:t>
       </w:r>
-      <w:hyperlink r:id="rId34">
-        <w:r>
-          <w:rPr>
-            <w:lang w:val="es_ES" w:bidi="es_ES"/>
-          </w:rPr>
-          <w:rPr>
-            <w:color w:val="0000EE"/>
-            <w:u w:val="single"/>
-          </w:rPr>
-          <w:t>4:13</w:t>
-        </w:r>
-      </w:hyperlink>
+      <w:r>
+        <w:rPr>
+          <w:lang w:val="es_ES" w:bidi="es_ES"/>
+        </w:rPr>
+        <w:t>4:13</w:t>
+      </w:r>
       <w:r>
         <w:rPr>
           <w:lang w:val="es_ES" w:bidi="es_ES"/>
@@ -1096,96 +946,60 @@
         </w:rPr>
         <w:t>Ellos serán castigados por rechazar el mensaje sobre Cristo (</w:t>
       </w:r>
-      <w:hyperlink r:id="rId35">
-        <w:r>
-          <w:rPr>
-            <w:lang w:val="es_ES" w:bidi="es_ES"/>
-          </w:rPr>
-          <w:rPr>
-            <w:color w:val="0000EE"/>
-            <w:u w:val="single"/>
-          </w:rPr>
-          <w:t>1:8</w:t>
-        </w:r>
-      </w:hyperlink>
+      <w:r>
+        <w:rPr>
+          <w:lang w:val="es_ES" w:bidi="es_ES"/>
+        </w:rPr>
+        <w:t>1:8</w:t>
+      </w:r>
       <w:r>
         <w:rPr>
           <w:lang w:val="es_ES" w:bidi="es_ES"/>
         </w:rPr>
         <w:t xml:space="preserve">). • "eterna perdición" (ver </w:t>
       </w:r>
-      <w:hyperlink r:id="rId36">
-        <w:r>
-          <w:rPr>
-            <w:lang w:val="es_ES" w:bidi="es_ES"/>
-          </w:rPr>
-          <w:rPr>
-            <w:color w:val="0000EE"/>
-            <w:u w:val="single"/>
-          </w:rPr>
-          <w:t>1 Ts 5:3,</w:t>
-        </w:r>
-      </w:hyperlink>
+      <w:r>
+        <w:rPr>
+          <w:lang w:val="es_ES" w:bidi="es_ES"/>
+        </w:rPr>
+        <w:t>1 Ts 5:3,</w:t>
+      </w:r>
       <w:r>
         <w:rPr>
           <w:lang w:val="es_ES" w:bidi="es_ES"/>
         </w:rPr>
         <w:t xml:space="preserve"> </w:t>
       </w:r>
-      <w:hyperlink r:id="rId37">
-        <w:r>
-          <w:rPr>
-            <w:lang w:val="es_ES" w:bidi="es_ES"/>
-          </w:rPr>
-          <w:rPr>
-            <w:color w:val="0000EE"/>
-            <w:u w:val="single"/>
-          </w:rPr>
-          <w:t>1 Tm 6:9</w:t>
-        </w:r>
-      </w:hyperlink>
+      <w:r>
+        <w:rPr>
+          <w:lang w:val="es_ES" w:bidi="es_ES"/>
+        </w:rPr>
+        <w:t>1 Tm 6:9</w:t>
+      </w:r>
       <w:r>
         <w:rPr>
           <w:lang w:val="es_ES" w:bidi="es_ES"/>
         </w:rPr>
         <w:t>): es definitivo. • "la presencia del Señor": se refiere a la fuente del juicio venidero (</w:t>
       </w:r>
-      <w:hyperlink r:id="rId38">
-        <w:r>
-          <w:rPr>
-            <w:lang w:val="es_ES" w:bidi="es_ES"/>
-          </w:rPr>
-          <w:rPr>
-            <w:color w:val="0000EE"/>
-            <w:u w:val="single"/>
-          </w:rPr>
-          <w:t>Is 2:10,</w:t>
-        </w:r>
-      </w:hyperlink>
-      <w:hyperlink r:id="rId39">
-        <w:r>
-          <w:rPr>
-            <w:lang w:val="es_ES" w:bidi="es_ES"/>
-          </w:rPr>
-          <w:rPr>
-            <w:color w:val="0000EE"/>
-            <w:u w:val="single"/>
-          </w:rPr>
-          <w:t>19,</w:t>
-        </w:r>
-      </w:hyperlink>
-      <w:hyperlink r:id="rId40">
-        <w:r>
-          <w:rPr>
-            <w:lang w:val="es_ES" w:bidi="es_ES"/>
-          </w:rPr>
-          <w:rPr>
-            <w:color w:val="0000EE"/>
-            <w:u w:val="single"/>
-          </w:rPr>
-          <w:t>21</w:t>
-        </w:r>
-      </w:hyperlink>
+      <w:r>
+        <w:rPr>
+          <w:lang w:val="es_ES" w:bidi="es_ES"/>
+        </w:rPr>
+        <w:t>Is 2:10,</w:t>
+      </w:r>
+      <w:r>
+        <w:rPr>
+          <w:lang w:val="es_ES" w:bidi="es_ES"/>
+        </w:rPr>
+        <w:t>19,</w:t>
+      </w:r>
+      <w:r>
+        <w:rPr>
+          <w:lang w:val="es_ES" w:bidi="es_ES"/>
+        </w:rPr>
+        <w:t>21</w:t>
+      </w:r>
       <w:r>
         <w:rPr>
           <w:lang w:val="es_ES" w:bidi="es_ES"/>
@@ -1240,30 +1054,18 @@
         </w:rPr>
         <w:t>"aquel día": El Día del Señor (</w:t>
       </w:r>
-      <w:hyperlink r:id="rId41">
-        <w:r>
-          <w:rPr>
-            <w:lang w:val="es_ES" w:bidi="es_ES"/>
-          </w:rPr>
-          <w:rPr>
-            <w:color w:val="0000EE"/>
-            <w:u w:val="single"/>
-          </w:rPr>
-          <w:t xml:space="preserve">2:2, </w:t>
-        </w:r>
-      </w:hyperlink>
-      <w:hyperlink r:id="rId42">
-        <w:r>
-          <w:rPr>
-            <w:lang w:val="es_ES" w:bidi="es_ES"/>
-          </w:rPr>
-          <w:rPr>
-            <w:color w:val="0000EE"/>
-            <w:u w:val="single"/>
-          </w:rPr>
-          <w:t xml:space="preserve">1 Ts 5:2–4, </w:t>
-        </w:r>
-      </w:hyperlink>
+      <w:r>
+        <w:rPr>
+          <w:lang w:val="es_ES" w:bidi="es_ES"/>
+        </w:rPr>
+        <w:t xml:space="preserve">2:2, </w:t>
+      </w:r>
+      <w:r>
+        <w:rPr>
+          <w:lang w:val="es_ES" w:bidi="es_ES"/>
+        </w:rPr>
+        <w:t xml:space="preserve">1 Ts 5:2–4, </w:t>
+      </w:r>
       <w:r>
         <w:rPr>
           <w:lang w:val="es_ES" w:bidi="es_ES"/>
@@ -1330,72 +1132,48 @@
         </w:rPr>
         <w:t>"Dios os tenga por dignos de su vocación": Pablo había recordado previamente a los tesalonicenses que Dios los llamó a andar "como es digno de Dios" (</w:t>
       </w:r>
-      <w:hyperlink r:id="rId27">
-        <w:r>
-          <w:rPr>
-            <w:lang w:val="es_ES" w:bidi="es_ES"/>
-          </w:rPr>
-          <w:rPr>
-            <w:color w:val="0000EE"/>
-            <w:u w:val="single"/>
-          </w:rPr>
-          <w:t>1 Ts 2:12,</w:t>
-        </w:r>
-      </w:hyperlink>
+      <w:r>
+        <w:rPr>
+          <w:lang w:val="es_ES" w:bidi="es_ES"/>
+        </w:rPr>
+        <w:t>1 Ts 2:12,</w:t>
+      </w:r>
       <w:r>
         <w:rPr>
           <w:lang w:val="es_ES" w:bidi="es_ES"/>
         </w:rPr>
         <w:t xml:space="preserve"> ver también </w:t>
       </w:r>
-      <w:hyperlink r:id="rId43">
-        <w:r>
-          <w:rPr>
-            <w:lang w:val="es_ES" w:bidi="es_ES"/>
-          </w:rPr>
-          <w:rPr>
-            <w:color w:val="0000EE"/>
-            <w:u w:val="single"/>
-          </w:rPr>
-          <w:t>Ef 4:1,</w:t>
-        </w:r>
-      </w:hyperlink>
+      <w:r>
+        <w:rPr>
+          <w:lang w:val="es_ES" w:bidi="es_ES"/>
+        </w:rPr>
+        <w:t>Ef 4:1,</w:t>
+      </w:r>
       <w:r>
         <w:rPr>
           <w:lang w:val="es_ES" w:bidi="es_ES"/>
         </w:rPr>
         <w:t xml:space="preserve"> </w:t>
       </w:r>
-      <w:hyperlink r:id="rId44">
-        <w:r>
-          <w:rPr>
-            <w:lang w:val="es_ES" w:bidi="es_ES"/>
-          </w:rPr>
-          <w:rPr>
-            <w:color w:val="0000EE"/>
-            <w:u w:val="single"/>
-          </w:rPr>
-          <w:t>Fil 1:27,</w:t>
-        </w:r>
-      </w:hyperlink>
+      <w:r>
+        <w:rPr>
+          <w:lang w:val="es_ES" w:bidi="es_ES"/>
+        </w:rPr>
+        <w:t>Fil 1:27,</w:t>
+      </w:r>
       <w:r>
         <w:rPr>
           <w:lang w:val="es_ES" w:bidi="es_ES"/>
         </w:rPr>
         <w:t xml:space="preserve"> </w:t>
       </w:r>
-      <w:hyperlink r:id="rId45">
-        <w:r>
-          <w:rPr>
-            <w:lang w:val="es_ES" w:bidi="es_ES"/>
-          </w:rPr>
-          <w:rPr>
-            <w:color w:val="0000EE"/>
-            <w:u w:val="single"/>
-          </w:rPr>
-          <w:t>Col 1:10</w:t>
-        </w:r>
-      </w:hyperlink>
+      <w:r>
+        <w:rPr>
+          <w:lang w:val="es_ES" w:bidi="es_ES"/>
+        </w:rPr>
+        <w:t>Col 1:10</w:t>
+      </w:r>
       <w:r>
         <w:rPr>
           <w:lang w:val="es_ES" w:bidi="es_ES"/>
@@ -1450,18 +1228,12 @@
         </w:rPr>
         <w:t>Pablo asegura a los creyentes de Tesalónica sobre las promesas de justicia de Dios, tanto para ellos como para sus perseguidores (</w:t>
       </w:r>
-      <w:hyperlink r:id="rId25">
-        <w:r>
-          <w:rPr>
-            <w:lang w:val="es_ES" w:bidi="es_ES"/>
-          </w:rPr>
-          <w:rPr>
-            <w:color w:val="0000EE"/>
-            <w:u w:val="single"/>
-          </w:rPr>
-          <w:t>1:5–10</w:t>
-        </w:r>
-      </w:hyperlink>
+      <w:r>
+        <w:rPr>
+          <w:lang w:val="es_ES" w:bidi="es_ES"/>
+        </w:rPr>
+        <w:t>1:5–10</w:t>
+      </w:r>
       <w:r>
         <w:rPr>
           <w:lang w:val="es_ES" w:bidi="es_ES"/>
@@ -1516,108 +1288,72 @@
         </w:rPr>
         <w:t>Aunque el nombre de nuestro Señor Jesús fue rechazado por los perseguidores de los tesalonicenses (</w:t>
       </w:r>
-      <w:hyperlink r:id="rId35">
-        <w:r>
-          <w:rPr>
-            <w:lang w:val="es_ES" w:bidi="es_ES"/>
-          </w:rPr>
-          <w:rPr>
-            <w:color w:val="0000EE"/>
-            <w:u w:val="single"/>
-          </w:rPr>
-          <w:t>1:8</w:t>
-        </w:r>
-      </w:hyperlink>
+      <w:r>
+        <w:rPr>
+          <w:lang w:val="es_ES" w:bidi="es_ES"/>
+        </w:rPr>
+        <w:t>1:8</w:t>
+      </w:r>
       <w:r>
         <w:rPr>
           <w:lang w:val="es_ES" w:bidi="es_ES"/>
         </w:rPr>
         <w:t>), Jesús finalmente será glorificado a través de las vidas de los creyentes. Además, ellos serán honrados junto con él (</w:t>
       </w:r>
-      <w:hyperlink r:id="rId46">
-        <w:r>
-          <w:rPr>
-            <w:lang w:val="es_ES" w:bidi="es_ES"/>
-          </w:rPr>
-          <w:rPr>
-            <w:color w:val="0000EE"/>
-            <w:u w:val="single"/>
-          </w:rPr>
-          <w:t>2:14,</w:t>
-        </w:r>
-      </w:hyperlink>
+      <w:r>
+        <w:rPr>
+          <w:lang w:val="es_ES" w:bidi="es_ES"/>
+        </w:rPr>
+        <w:t>2:14,</w:t>
+      </w:r>
       <w:r>
         <w:rPr>
           <w:lang w:val="es_ES" w:bidi="es_ES"/>
         </w:rPr>
         <w:t xml:space="preserve"> </w:t>
       </w:r>
-      <w:hyperlink r:id="rId27">
-        <w:r>
-          <w:rPr>
-            <w:lang w:val="es_ES" w:bidi="es_ES"/>
-          </w:rPr>
-          <w:rPr>
-            <w:color w:val="0000EE"/>
-            <w:u w:val="single"/>
-          </w:rPr>
-          <w:t>1 Ts 2:12,</w:t>
-        </w:r>
-      </w:hyperlink>
+      <w:r>
+        <w:rPr>
+          <w:lang w:val="es_ES" w:bidi="es_ES"/>
+        </w:rPr>
+        <w:t>1 Ts 2:12,</w:t>
+      </w:r>
       <w:r>
         <w:rPr>
           <w:lang w:val="es_ES" w:bidi="es_ES"/>
         </w:rPr>
         <w:t xml:space="preserve"> cp. </w:t>
       </w:r>
-      <w:hyperlink r:id="rId47">
-        <w:r>
-          <w:rPr>
-            <w:lang w:val="es_ES" w:bidi="es_ES"/>
-          </w:rPr>
-          <w:rPr>
-            <w:color w:val="0000EE"/>
-            <w:u w:val="single"/>
-          </w:rPr>
-          <w:t>Ro 8:17–18,</w:t>
-        </w:r>
-      </w:hyperlink>
+      <w:r>
+        <w:rPr>
+          <w:lang w:val="es_ES" w:bidi="es_ES"/>
+        </w:rPr>
+        <w:t>Ro 8:17–18,</w:t>
+      </w:r>
       <w:r>
         <w:rPr>
           <w:lang w:val="es_ES" w:bidi="es_ES"/>
         </w:rPr>
         <w:t xml:space="preserve"> </w:t>
       </w:r>
-      <w:hyperlink r:id="rId48">
-        <w:r>
-          <w:rPr>
-            <w:lang w:val="es_ES" w:bidi="es_ES"/>
-          </w:rPr>
-          <w:rPr>
-            <w:color w:val="0000EE"/>
-            <w:u w:val="single"/>
-          </w:rPr>
-          <w:t>Col 3:4</w:t>
-        </w:r>
-      </w:hyperlink>
+      <w:r>
+        <w:rPr>
+          <w:lang w:val="es_ES" w:bidi="es_ES"/>
+        </w:rPr>
+        <w:t>Col 3:4</w:t>
+      </w:r>
       <w:r>
         <w:rPr>
           <w:lang w:val="es_ES" w:bidi="es_ES"/>
         </w:rPr>
         <w:t xml:space="preserve">). Cp. </w:t>
       </w:r>
-      <w:hyperlink r:id="rId49">
-        <w:r>
-          <w:rPr>
-            <w:lang w:val="es_ES" w:bidi="es_ES"/>
-          </w:rPr>
-          <w:rPr>
-            <w:color w:val="0000EE"/>
-            <w:u w:val="single"/>
-          </w:rPr>
-          <w:t>Is 66:5</w:t>
-        </w:r>
-      </w:hyperlink>
+      <w:r>
+        <w:rPr>
+          <w:lang w:val="es_ES" w:bidi="es_ES"/>
+        </w:rPr>
+        <w:t>Is 66:5</w:t>
+      </w:r>
       <w:r>
         <w:rPr>
           <w:lang w:val="es_ES" w:bidi="es_ES"/>
@@ -1672,108 +1408,72 @@
         </w:rPr>
         <w:t>"cuanto á la venida de nuestro Señor Jesucristo" (</w:t>
       </w:r>
-      <w:hyperlink r:id="rId50">
-        <w:r>
-          <w:rPr>
-            <w:lang w:val="es_ES" w:bidi="es_ES"/>
-          </w:rPr>
-          <w:rPr>
-            <w:color w:val="0000EE"/>
-            <w:u w:val="single"/>
-          </w:rPr>
-          <w:t>1:7–10;</w:t>
-        </w:r>
-      </w:hyperlink>
+      <w:r>
+        <w:rPr>
+          <w:lang w:val="es_ES" w:bidi="es_ES"/>
+        </w:rPr>
+        <w:t>1:7–10;</w:t>
+      </w:r>
       <w:r>
         <w:rPr>
           <w:lang w:val="es_ES" w:bidi="es_ES"/>
         </w:rPr>
         <w:t xml:space="preserve"> </w:t>
       </w:r>
-      <w:hyperlink r:id="rId29">
-        <w:r>
-          <w:rPr>
-            <w:lang w:val="es_ES" w:bidi="es_ES"/>
-          </w:rPr>
-          <w:rPr>
-            <w:color w:val="0000EE"/>
-            <w:u w:val="single"/>
-          </w:rPr>
-          <w:t>1 Ts 2:19,</w:t>
-        </w:r>
-      </w:hyperlink>
+      <w:r>
+        <w:rPr>
+          <w:lang w:val="es_ES" w:bidi="es_ES"/>
+        </w:rPr>
+        <w:t>1 Ts 2:19,</w:t>
+      </w:r>
       <w:r>
         <w:rPr>
           <w:lang w:val="es_ES" w:bidi="es_ES"/>
         </w:rPr>
         <w:t xml:space="preserve"> </w:t>
       </w:r>
-      <w:hyperlink r:id="rId30">
-        <w:r>
-          <w:rPr>
-            <w:lang w:val="es_ES" w:bidi="es_ES"/>
-          </w:rPr>
-          <w:rPr>
-            <w:color w:val="0000EE"/>
-            <w:u w:val="single"/>
-          </w:rPr>
-          <w:t>3:13,</w:t>
-        </w:r>
-      </w:hyperlink>
+      <w:r>
+        <w:rPr>
+          <w:lang w:val="es_ES" w:bidi="es_ES"/>
+        </w:rPr>
+        <w:t>3:13,</w:t>
+      </w:r>
       <w:r>
         <w:rPr>
           <w:lang w:val="es_ES" w:bidi="es_ES"/>
         </w:rPr>
         <w:t xml:space="preserve"> </w:t>
       </w:r>
-      <w:hyperlink r:id="rId51">
-        <w:r>
-          <w:rPr>
-            <w:lang w:val="es_ES" w:bidi="es_ES"/>
-          </w:rPr>
-          <w:rPr>
-            <w:color w:val="0000EE"/>
-            <w:u w:val="single"/>
-          </w:rPr>
-          <w:t>4:15–5:2,</w:t>
-        </w:r>
-      </w:hyperlink>
+      <w:r>
+        <w:rPr>
+          <w:lang w:val="es_ES" w:bidi="es_ES"/>
+        </w:rPr>
+        <w:t>4:15–5:2,</w:t>
+      </w:r>
       <w:r>
         <w:rPr>
           <w:lang w:val="es_ES" w:bidi="es_ES"/>
         </w:rPr>
         <w:t xml:space="preserve"> </w:t>
       </w:r>
-      <w:hyperlink r:id="rId32">
-        <w:r>
-          <w:rPr>
-            <w:lang w:val="es_ES" w:bidi="es_ES"/>
-          </w:rPr>
-          <w:rPr>
-            <w:color w:val="0000EE"/>
-            <w:u w:val="single"/>
-          </w:rPr>
-          <w:t>5:23</w:t>
-        </w:r>
-      </w:hyperlink>
+      <w:r>
+        <w:rPr>
+          <w:lang w:val="es_ES" w:bidi="es_ES"/>
+        </w:rPr>
+        <w:t>5:23</w:t>
+      </w:r>
       <w:r>
         <w:rPr>
           <w:lang w:val="es_ES" w:bidi="es_ES"/>
         </w:rPr>
         <w:t>): todo su pueblo se reunirá para encontrarse con él. Esto sucederá en la resurrección y el arrebatamiento de la iglesia (</w:t>
       </w:r>
-      <w:hyperlink r:id="rId52">
-        <w:r>
-          <w:rPr>
-            <w:lang w:val="es_ES" w:bidi="es_ES"/>
-          </w:rPr>
-          <w:rPr>
-            <w:color w:val="0000EE"/>
-            <w:u w:val="single"/>
-          </w:rPr>
-          <w:t>1 Ts 4:13–18</w:t>
-        </w:r>
-      </w:hyperlink>
+      <w:r>
+        <w:rPr>
+          <w:lang w:val="es_ES" w:bidi="es_ES"/>
+        </w:rPr>
+        <w:t>1 Ts 4:13–18</w:t>
+      </w:r>
       <w:r>
         <w:rPr>
           <w:lang w:val="es_ES" w:bidi="es_ES"/>
@@ -1828,102 +1528,66 @@
         </w:rPr>
         <w:t>La falsa enseñanza sobre El Día del Señor había perturbado a la iglesia de Tesalónica (</w:t>
       </w:r>
-      <w:hyperlink r:id="rId53">
-        <w:r>
-          <w:rPr>
-            <w:lang w:val="es_ES" w:bidi="es_ES"/>
-          </w:rPr>
-          <w:rPr>
-            <w:color w:val="0000EE"/>
-            <w:u w:val="single"/>
-          </w:rPr>
-          <w:t>2:1–2</w:t>
-        </w:r>
-      </w:hyperlink>
+      <w:r>
+        <w:rPr>
+          <w:lang w:val="es_ES" w:bidi="es_ES"/>
+        </w:rPr>
+        <w:t>2:1–2</w:t>
+      </w:r>
       <w:r>
         <w:rPr>
           <w:lang w:val="es_ES" w:bidi="es_ES"/>
         </w:rPr>
         <w:t>). Pablo les recuerda (</w:t>
       </w:r>
-      <w:hyperlink r:id="rId54">
-        <w:r>
-          <w:rPr>
-            <w:lang w:val="es_ES" w:bidi="es_ES"/>
-          </w:rPr>
-          <w:rPr>
-            <w:color w:val="0000EE"/>
-            <w:u w:val="single"/>
-          </w:rPr>
-          <w:t>2:5</w:t>
-        </w:r>
-      </w:hyperlink>
+      <w:r>
+        <w:rPr>
+          <w:lang w:val="es_ES" w:bidi="es_ES"/>
+        </w:rPr>
+        <w:t>2:5</w:t>
+      </w:r>
       <w:r>
         <w:rPr>
           <w:lang w:val="es_ES" w:bidi="es_ES"/>
         </w:rPr>
         <w:t>) que dos eventos precederán ese día: una gran apostasía y la revelación del hombre de pecado (</w:t>
       </w:r>
-      <w:hyperlink r:id="rId55">
-        <w:r>
-          <w:rPr>
-            <w:lang w:val="es_ES" w:bidi="es_ES"/>
-          </w:rPr>
-          <w:rPr>
-            <w:color w:val="0000EE"/>
-            <w:u w:val="single"/>
-          </w:rPr>
-          <w:t>2:3–12</w:t>
-        </w:r>
-      </w:hyperlink>
+      <w:r>
+        <w:rPr>
+          <w:lang w:val="es_ES" w:bidi="es_ES"/>
+        </w:rPr>
+        <w:t>2:3–12</w:t>
+      </w:r>
       <w:r>
         <w:rPr>
           <w:lang w:val="es_ES" w:bidi="es_ES"/>
         </w:rPr>
         <w:t>). Cristo destruirá a este hombre cuando regrese (</w:t>
       </w:r>
-      <w:hyperlink r:id="rId56">
-        <w:r>
-          <w:rPr>
-            <w:lang w:val="es_ES" w:bidi="es_ES"/>
-          </w:rPr>
-          <w:rPr>
-            <w:color w:val="0000EE"/>
-            <w:u w:val="single"/>
-          </w:rPr>
-          <w:t>2:3,</w:t>
-        </w:r>
-      </w:hyperlink>
-      <w:hyperlink r:id="rId57">
-        <w:r>
-          <w:rPr>
-            <w:lang w:val="es_ES" w:bidi="es_ES"/>
-          </w:rPr>
-          <w:rPr>
-            <w:color w:val="0000EE"/>
-            <w:u w:val="single"/>
-          </w:rPr>
-          <w:t>8</w:t>
-        </w:r>
-      </w:hyperlink>
+      <w:r>
+        <w:rPr>
+          <w:lang w:val="es_ES" w:bidi="es_ES"/>
+        </w:rPr>
+        <w:t>2:3,</w:t>
+      </w:r>
+      <w:r>
+        <w:rPr>
+          <w:lang w:val="es_ES" w:bidi="es_ES"/>
+        </w:rPr>
+        <w:t>8</w:t>
+      </w:r>
       <w:r>
         <w:rPr>
           <w:lang w:val="es_ES" w:bidi="es_ES"/>
         </w:rPr>
         <w:t>), y aquellos que han sido engañados también serán juzgados (</w:t>
       </w:r>
-      <w:hyperlink r:id="rId58">
-        <w:r>
-          <w:rPr>
-            <w:lang w:val="es_ES" w:bidi="es_ES"/>
-          </w:rPr>
-          <w:rPr>
-            <w:color w:val="0000EE"/>
-            <w:u w:val="single"/>
-          </w:rPr>
-          <w:t>2:9–12</w:t>
-        </w:r>
-      </w:hyperlink>
+      <w:r>
+        <w:rPr>
+          <w:lang w:val="es_ES" w:bidi="es_ES"/>
+        </w:rPr>
+        <w:t>2:9–12</w:t>
+      </w:r>
       <w:r>
         <w:rPr>
           <w:lang w:val="es_ES" w:bidi="es_ES"/>
@@ -1978,36 +1642,24 @@
         </w:rPr>
         <w:t>Los cristianos de Tesalónica previamente le preguntaron a Pablo cuándo vendría El Día del Señor (</w:t>
       </w:r>
-      <w:hyperlink r:id="rId59">
-        <w:r>
-          <w:rPr>
-            <w:lang w:val="es_ES" w:bidi="es_ES"/>
-          </w:rPr>
-          <w:rPr>
-            <w:color w:val="0000EE"/>
-            <w:u w:val="single"/>
-          </w:rPr>
-          <w:t>1 Ts 5:1–11</w:t>
-        </w:r>
-      </w:hyperlink>
+      <w:r>
+        <w:rPr>
+          <w:lang w:val="es_ES" w:bidi="es_ES"/>
+        </w:rPr>
+        <w:t>1 Ts 5:1–11</w:t>
+      </w:r>
       <w:r>
         <w:rPr>
           <w:lang w:val="es_ES" w:bidi="es_ES"/>
         </w:rPr>
         <w:t xml:space="preserve">). Ahora, una falsa enseñanza de que este día ya había comenzado (cp. </w:t>
       </w:r>
-      <w:hyperlink r:id="rId60">
-        <w:r>
-          <w:rPr>
-            <w:lang w:val="es_ES" w:bidi="es_ES"/>
-          </w:rPr>
-          <w:rPr>
-            <w:color w:val="0000EE"/>
-            <w:u w:val="single"/>
-          </w:rPr>
-          <w:t>2 Tm 2:18</w:t>
-        </w:r>
-      </w:hyperlink>
+      <w:r>
+        <w:rPr>
+          <w:lang w:val="es_ES" w:bidi="es_ES"/>
+        </w:rPr>
+        <w:t>2 Tm 2:18</w:t>
+      </w:r>
       <w:r>
         <w:rPr>
           <w:lang w:val="es_ES" w:bidi="es_ES"/>
@@ -2026,18 +1678,12 @@
         </w:rPr>
         <w:t xml:space="preserve">: la fuente de la enseñanza podría haber sido una falsa profecía (cp. </w:t>
       </w:r>
-      <w:hyperlink r:id="rId61">
-        <w:r>
-          <w:rPr>
-            <w:lang w:val="es_ES" w:bidi="es_ES"/>
-          </w:rPr>
-          <w:rPr>
-            <w:color w:val="0000EE"/>
-            <w:u w:val="single"/>
-          </w:rPr>
-          <w:t>1 Jn 4:1–2</w:t>
-        </w:r>
-      </w:hyperlink>
+      <w:r>
+        <w:rPr>
+          <w:lang w:val="es_ES" w:bidi="es_ES"/>
+        </w:rPr>
+        <w:t>1 Jn 4:1–2</w:t>
+      </w:r>
       <w:r>
         <w:rPr>
           <w:lang w:val="es_ES" w:bidi="es_ES"/>
@@ -2092,72 +1738,48 @@
         </w:rPr>
         <w:t>Dos eventos precederán El Día del Señor (</w:t>
       </w:r>
-      <w:hyperlink r:id="rId41">
-        <w:r>
-          <w:rPr>
-            <w:lang w:val="es_ES" w:bidi="es_ES"/>
-          </w:rPr>
-          <w:rPr>
-            <w:color w:val="0000EE"/>
-            <w:u w:val="single"/>
-          </w:rPr>
-          <w:t>2:2</w:t>
-        </w:r>
-      </w:hyperlink>
+      <w:r>
+        <w:rPr>
+          <w:lang w:val="es_ES" w:bidi="es_ES"/>
+        </w:rPr>
+        <w:t>2:2</w:t>
+      </w:r>
       <w:r>
         <w:rPr>
           <w:lang w:val="es_ES" w:bidi="es_ES"/>
         </w:rPr>
         <w:t>). • Tanto la teología judía como la cristiana predijeron una gran rebelión contra Dios antes del fin (</w:t>
       </w:r>
-      <w:hyperlink r:id="rId62">
-        <w:r>
-          <w:rPr>
-            <w:lang w:val="es_ES" w:bidi="es_ES"/>
-          </w:rPr>
-          <w:rPr>
-            <w:color w:val="0000EE"/>
-            <w:u w:val="single"/>
-          </w:rPr>
-          <w:t>Mt 24:11–14,</w:t>
-        </w:r>
-      </w:hyperlink>
+      <w:r>
+        <w:rPr>
+          <w:lang w:val="es_ES" w:bidi="es_ES"/>
+        </w:rPr>
+        <w:t>Mt 24:11–14,</w:t>
+      </w:r>
       <w:r>
         <w:rPr>
           <w:lang w:val="es_ES" w:bidi="es_ES"/>
         </w:rPr>
         <w:t xml:space="preserve"> </w:t>
       </w:r>
-      <w:hyperlink r:id="rId63">
-        <w:r>
-          <w:rPr>
-            <w:lang w:val="es_ES" w:bidi="es_ES"/>
-          </w:rPr>
-          <w:rPr>
-            <w:color w:val="0000EE"/>
-            <w:u w:val="single"/>
-          </w:rPr>
-          <w:t>1 Tm 4:1</w:t>
-        </w:r>
-      </w:hyperlink>
+      <w:r>
+        <w:rPr>
+          <w:lang w:val="es_ES" w:bidi="es_ES"/>
+        </w:rPr>
+        <w:t>1 Tm 4:1</w:t>
+      </w:r>
       <w:r>
         <w:rPr>
           <w:lang w:val="es_ES" w:bidi="es_ES"/>
         </w:rPr>
         <w:t>). • El hombre de pecado está sin ley o en contra de ella; su carácter está definido por el pecado. • "el hijo de perdición" (o el destinado a la destrucción): el énfasis está en la propia destrucción del Hombre de pecado (</w:t>
       </w:r>
-      <w:hyperlink r:id="rId57">
-        <w:r>
-          <w:rPr>
-            <w:lang w:val="es_ES" w:bidi="es_ES"/>
-          </w:rPr>
-          <w:rPr>
-            <w:color w:val="0000EE"/>
-            <w:u w:val="single"/>
-          </w:rPr>
-          <w:t>2 Ts 2:8</w:t>
-        </w:r>
-      </w:hyperlink>
+      <w:r>
+        <w:rPr>
+          <w:lang w:val="es_ES" w:bidi="es_ES"/>
+        </w:rPr>
+        <w:t>2 Ts 2:8</w:t>
+      </w:r>
       <w:r>
         <w:rPr>
           <w:lang w:val="es_ES" w:bidi="es_ES"/>
@@ -2212,108 +1834,72 @@
         </w:rPr>
         <w:t xml:space="preserve">"ó que se adora": Al igual que otras ciudades romanas, Tesalónica construyó templos para el culto al Emperador. Este culto fue el prototipo de la adoración descrita en este versículo. • "tanto que se asiente en el templo de Dios": la profanación del Templo en Jerusalén por Antíoco Epífanes en 167 a.C. (ver </w:t>
       </w:r>
-      <w:hyperlink r:id="rId64">
-        <w:r>
-          <w:rPr>
-            <w:lang w:val="es_ES" w:bidi="es_ES"/>
-          </w:rPr>
-          <w:rPr>
-            <w:color w:val="0000EE"/>
-            <w:u w:val="single"/>
-          </w:rPr>
-          <w:t>Dn 9:27,</w:t>
-        </w:r>
-      </w:hyperlink>
+      <w:r>
+        <w:rPr>
+          <w:lang w:val="es_ES" w:bidi="es_ES"/>
+        </w:rPr>
+        <w:t>Dn 9:27,</w:t>
+      </w:r>
       <w:r>
         <w:rPr>
           <w:lang w:val="es_ES" w:bidi="es_ES"/>
         </w:rPr>
         <w:t xml:space="preserve"> </w:t>
       </w:r>
-      <w:hyperlink r:id="rId65">
-        <w:r>
-          <w:rPr>
-            <w:lang w:val="es_ES" w:bidi="es_ES"/>
-          </w:rPr>
-          <w:rPr>
-            <w:color w:val="0000EE"/>
-            <w:u w:val="single"/>
-          </w:rPr>
-          <w:t>11:31,</w:t>
-        </w:r>
-      </w:hyperlink>
+      <w:r>
+        <w:rPr>
+          <w:lang w:val="es_ES" w:bidi="es_ES"/>
+        </w:rPr>
+        <w:t>11:31,</w:t>
+      </w:r>
       <w:r>
         <w:rPr>
           <w:lang w:val="es_ES" w:bidi="es_ES"/>
         </w:rPr>
         <w:t xml:space="preserve"> </w:t>
       </w:r>
-      <w:hyperlink r:id="rId66">
-        <w:r>
-          <w:rPr>
-            <w:lang w:val="es_ES" w:bidi="es_ES"/>
-          </w:rPr>
-          <w:rPr>
-            <w:color w:val="0000EE"/>
-            <w:u w:val="single"/>
-          </w:rPr>
-          <w:t>12:11</w:t>
-        </w:r>
-      </w:hyperlink>
+      <w:r>
+        <w:rPr>
+          <w:lang w:val="es_ES" w:bidi="es_ES"/>
+        </w:rPr>
+        <w:t>12:11</w:t>
+      </w:r>
       <w:r>
         <w:rPr>
           <w:lang w:val="es_ES" w:bidi="es_ES"/>
         </w:rPr>
         <w:t>) puede haber prefigurado el evento predicho aquí (</w:t>
       </w:r>
-      <w:hyperlink r:id="rId67">
-        <w:r>
-          <w:rPr>
-            <w:lang w:val="es_ES" w:bidi="es_ES"/>
-          </w:rPr>
-          <w:rPr>
-            <w:color w:val="0000EE"/>
-            <w:u w:val="single"/>
-          </w:rPr>
-          <w:t>Mt 24:15,</w:t>
-        </w:r>
-      </w:hyperlink>
+      <w:r>
+        <w:rPr>
+          <w:lang w:val="es_ES" w:bidi="es_ES"/>
+        </w:rPr>
+        <w:t>Mt 24:15,</w:t>
+      </w:r>
       <w:r>
         <w:rPr>
           <w:lang w:val="es_ES" w:bidi="es_ES"/>
         </w:rPr>
         <w:t xml:space="preserve"> </w:t>
       </w:r>
-      <w:hyperlink r:id="rId68">
-        <w:r>
-          <w:rPr>
-            <w:lang w:val="es_ES" w:bidi="es_ES"/>
-          </w:rPr>
-          <w:rPr>
-            <w:color w:val="0000EE"/>
-            <w:u w:val="single"/>
-          </w:rPr>
-          <w:t>Mc 13:14</w:t>
-        </w:r>
-      </w:hyperlink>
+      <w:r>
+        <w:rPr>
+          <w:lang w:val="es_ES" w:bidi="es_ES"/>
+        </w:rPr>
+        <w:t>Mc 13:14</w:t>
+      </w:r>
       <w:r>
         <w:rPr>
           <w:lang w:val="es_ES" w:bidi="es_ES"/>
         </w:rPr>
         <w:t>). O puede referirse al intento del Emperador Calígula, llamado “el nuevo Dios manifiesto”, de erigir su propia imagen en el Templo en el año 40 d.C. Alternativamente, el "templo" podría ser un templo imperial ("de Dios" podría ser del Dios) erigido en honor del Hombre de pecado y no necesariamente al templo reconstruido en Jerusalén. • "haciéndose parecer Dios" (</w:t>
       </w:r>
-      <w:hyperlink r:id="rId69">
-        <w:r>
-          <w:rPr>
-            <w:lang w:val="es_ES" w:bidi="es_ES"/>
-          </w:rPr>
-          <w:rPr>
-            <w:color w:val="0000EE"/>
-            <w:u w:val="single"/>
-          </w:rPr>
-          <w:t>Ez 28:2–10</w:t>
-        </w:r>
-      </w:hyperlink>
+      <w:r>
+        <w:rPr>
+          <w:lang w:val="es_ES" w:bidi="es_ES"/>
+        </w:rPr>
+        <w:t>Ez 28:2–10</w:t>
+      </w:r>
       <w:r>
         <w:rPr>
           <w:lang w:val="es_ES" w:bidi="es_ES"/>
@@ -2368,48 +1954,30 @@
         </w:rPr>
         <w:t>"ahora vosotros sabéis lo que impide": esto ha sido identificado de diversas maneras como Dios, el Espíritu, la iglesia, el evangelio, Pablo, el Emperador, el Imperio Romano o el gobierno. Alternativamente, el está frase puede referirse a algo o alguien que precede al Hombre de pecado, un agente de la iniquidad activo en ese momento (</w:t>
       </w:r>
-      <w:hyperlink r:id="rId70">
-        <w:r>
-          <w:rPr>
-            <w:lang w:val="es_ES" w:bidi="es_ES"/>
-          </w:rPr>
-          <w:rPr>
-            <w:color w:val="0000EE"/>
-            <w:u w:val="single"/>
-          </w:rPr>
-          <w:t>2:7–8</w:t>
-        </w:r>
-      </w:hyperlink>
+      <w:r>
+        <w:rPr>
+          <w:lang w:val="es_ES" w:bidi="es_ES"/>
+        </w:rPr>
+        <w:t>2:7–8</w:t>
+      </w:r>
       <w:r>
         <w:rPr>
           <w:lang w:val="es_ES" w:bidi="es_ES"/>
         </w:rPr>
         <w:t>); en la literatura griega, esta expresión podría describir la posesión demoníaca. Esta figura prepararía el camino para el Hombre de pecado cuando llegue su momento (</w:t>
       </w:r>
-      <w:hyperlink r:id="rId56">
-        <w:r>
-          <w:rPr>
-            <w:lang w:val="es_ES" w:bidi="es_ES"/>
-          </w:rPr>
-          <w:rPr>
-            <w:color w:val="0000EE"/>
-            <w:u w:val="single"/>
-          </w:rPr>
-          <w:t>2:3,</w:t>
-        </w:r>
-      </w:hyperlink>
-      <w:hyperlink r:id="rId57">
-        <w:r>
-          <w:rPr>
-            <w:lang w:val="es_ES" w:bidi="es_ES"/>
-          </w:rPr>
-          <w:rPr>
-            <w:color w:val="0000EE"/>
-            <w:u w:val="single"/>
-          </w:rPr>
-          <w:t>8</w:t>
-        </w:r>
-      </w:hyperlink>
+      <w:r>
+        <w:rPr>
+          <w:lang w:val="es_ES" w:bidi="es_ES"/>
+        </w:rPr>
+        <w:t>2:3,</w:t>
+      </w:r>
+      <w:r>
+        <w:rPr>
+          <w:lang w:val="es_ES" w:bidi="es_ES"/>
+        </w:rPr>
+        <w:t>8</w:t>
+      </w:r>
       <w:r>
         <w:rPr>
           <w:lang w:val="es_ES" w:bidi="es_ES"/>
@@ -2464,36 +2032,24 @@
         </w:rPr>
         <w:t>El poder del futuro Hombre de pecado (</w:t>
       </w:r>
-      <w:hyperlink r:id="rId71">
-        <w:r>
-          <w:rPr>
-            <w:lang w:val="es_ES" w:bidi="es_ES"/>
-          </w:rPr>
-          <w:rPr>
-            <w:color w:val="0000EE"/>
-            <w:u w:val="single"/>
-          </w:rPr>
-          <w:t>2:3–6</w:t>
-        </w:r>
-      </w:hyperlink>
+      <w:r>
+        <w:rPr>
+          <w:lang w:val="es_ES" w:bidi="es_ES"/>
+        </w:rPr>
+        <w:t>2:3–6</w:t>
+      </w:r>
       <w:r>
         <w:rPr>
           <w:lang w:val="es_ES" w:bidi="es_ES"/>
         </w:rPr>
         <w:t xml:space="preserve">) ya está actuando en secreto, como los anticristos de </w:t>
       </w:r>
-      <w:hyperlink r:id="rId72">
-        <w:r>
-          <w:rPr>
-            <w:lang w:val="es_ES" w:bidi="es_ES"/>
-          </w:rPr>
-          <w:rPr>
-            <w:color w:val="0000EE"/>
-            <w:u w:val="single"/>
-          </w:rPr>
-          <w:t>1 Juan 2:18</w:t>
-        </w:r>
-      </w:hyperlink>
+      <w:r>
+        <w:rPr>
+          <w:lang w:val="es_ES" w:bidi="es_ES"/>
+        </w:rPr>
+        <w:t>1 Juan 2:18</w:t>
+      </w:r>
       <w:r>
         <w:rPr>
           <w:lang w:val="es_ES" w:bidi="es_ES"/>
@@ -2513,90 +2069,60 @@
         </w:rPr>
         <w:t xml:space="preserve">): un término comúnmente utilizado para rituales en religiones misteriosas (ver </w:t>
       </w:r>
-      <w:hyperlink r:id="rId73">
-        <w:r>
-          <w:rPr>
-            <w:lang w:val="es_ES" w:bidi="es_ES"/>
-          </w:rPr>
-          <w:rPr>
-            <w:color w:val="0000EE"/>
-            <w:u w:val="single"/>
-          </w:rPr>
-          <w:t>2 Ts 2:6</w:t>
-        </w:r>
-      </w:hyperlink>
+      <w:r>
+        <w:rPr>
+          <w:lang w:val="es_ES" w:bidi="es_ES"/>
+        </w:rPr>
+        <w:t>2 Ts 2:6</w:t>
+      </w:r>
       <w:r>
         <w:rPr>
           <w:lang w:val="es_ES" w:bidi="es_ES"/>
         </w:rPr>
         <w:t>). • "obrando": Esto implica intervención sobrenatural, ya sea divina (</w:t>
       </w:r>
-      <w:hyperlink r:id="rId74">
-        <w:r>
-          <w:rPr>
-            <w:lang w:val="es_ES" w:bidi="es_ES"/>
-          </w:rPr>
-          <w:rPr>
-            <w:color w:val="0000EE"/>
-            <w:u w:val="single"/>
-          </w:rPr>
-          <w:t>1 Ts 2:13</w:t>
-        </w:r>
-      </w:hyperlink>
+      <w:r>
+        <w:rPr>
+          <w:lang w:val="es_ES" w:bidi="es_ES"/>
+        </w:rPr>
+        <w:t>1 Ts 2:13</w:t>
+      </w:r>
       <w:r>
         <w:rPr>
           <w:lang w:val="es_ES" w:bidi="es_ES"/>
         </w:rPr>
         <w:t>) o, como en este caso, maligna (</w:t>
       </w:r>
-      <w:hyperlink r:id="rId75">
-        <w:r>
-          <w:rPr>
-            <w:lang w:val="es_ES" w:bidi="es_ES"/>
-          </w:rPr>
-          <w:rPr>
-            <w:color w:val="0000EE"/>
-            <w:u w:val="single"/>
-          </w:rPr>
-          <w:t>2 Ts 2:9,</w:t>
-        </w:r>
-      </w:hyperlink>
+      <w:r>
+        <w:rPr>
+          <w:lang w:val="es_ES" w:bidi="es_ES"/>
+        </w:rPr>
+        <w:t>2 Ts 2:9,</w:t>
+      </w:r>
       <w:r>
         <w:rPr>
           <w:lang w:val="es_ES" w:bidi="es_ES"/>
         </w:rPr>
         <w:t xml:space="preserve"> </w:t>
       </w:r>
-      <w:hyperlink r:id="rId76">
-        <w:r>
-          <w:rPr>
-            <w:lang w:val="es_ES" w:bidi="es_ES"/>
-          </w:rPr>
-          <w:rPr>
-            <w:color w:val="0000EE"/>
-            <w:u w:val="single"/>
-          </w:rPr>
-          <w:t>Ef 2:2</w:t>
-        </w:r>
-      </w:hyperlink>
+      <w:r>
+        <w:rPr>
+          <w:lang w:val="es_ES" w:bidi="es_ES"/>
+        </w:rPr>
+        <w:t>Ef 2:2</w:t>
+      </w:r>
       <w:r>
         <w:rPr>
           <w:lang w:val="es_ES" w:bidi="es_ES"/>
         </w:rPr>
         <w:t>). • La frase "el que ahora impide" podría referirse a alguien que se opone al Hombre de pecado, a alguien que está poseído, o a Satanás, el que posee (</w:t>
       </w:r>
-      <w:hyperlink r:id="rId75">
-        <w:r>
-          <w:rPr>
-            <w:lang w:val="es_ES" w:bidi="es_ES"/>
-          </w:rPr>
-          <w:rPr>
-            <w:color w:val="0000EE"/>
-            <w:u w:val="single"/>
-          </w:rPr>
-          <w:t>2 Ts 2:9</w:t>
-        </w:r>
-      </w:hyperlink>
+      <w:r>
+        <w:rPr>
+          <w:lang w:val="es_ES" w:bidi="es_ES"/>
+        </w:rPr>
+        <w:t>2 Ts 2:9</w:t>
+      </w:r>
       <w:r>
         <w:rPr>
           <w:lang w:val="es_ES" w:bidi="es_ES"/>
@@ -2663,258 +2189,168 @@
         </w:rPr>
         <w:t xml:space="preserve">Pablo anuncia la destrucción del Hombre de pecado (cp. </w:t>
       </w:r>
-      <w:hyperlink r:id="rId56">
-        <w:r>
-          <w:rPr>
-            <w:lang w:val="es_ES" w:bidi="es_ES"/>
-          </w:rPr>
-          <w:rPr>
-            <w:color w:val="0000EE"/>
-            <w:u w:val="single"/>
-          </w:rPr>
-          <w:t>2:3</w:t>
-        </w:r>
-      </w:hyperlink>
+      <w:r>
+        <w:rPr>
+          <w:lang w:val="es_ES" w:bidi="es_ES"/>
+        </w:rPr>
+        <w:t>2:3</w:t>
+      </w:r>
       <w:r>
         <w:rPr>
           <w:lang w:val="es_ES" w:bidi="es_ES"/>
         </w:rPr>
         <w:t>). Aunque esta figura afirma ser divina y coloca su culto por encima de toda otra adoración (</w:t>
       </w:r>
-      <w:hyperlink r:id="rId77">
-        <w:r>
-          <w:rPr>
-            <w:lang w:val="es_ES" w:bidi="es_ES"/>
-          </w:rPr>
-          <w:rPr>
-            <w:color w:val="0000EE"/>
-            <w:u w:val="single"/>
-          </w:rPr>
-          <w:t>2:4</w:t>
-        </w:r>
-      </w:hyperlink>
+      <w:r>
+        <w:rPr>
+          <w:lang w:val="es_ES" w:bidi="es_ES"/>
+        </w:rPr>
+        <w:t>2:4</w:t>
+      </w:r>
       <w:r>
         <w:rPr>
           <w:lang w:val="es_ES" w:bidi="es_ES"/>
         </w:rPr>
         <w:t>), recibiendo el poder de Satanás (</w:t>
       </w:r>
-      <w:hyperlink r:id="rId75">
-        <w:r>
-          <w:rPr>
-            <w:lang w:val="es_ES" w:bidi="es_ES"/>
-          </w:rPr>
-          <w:rPr>
-            <w:color w:val="0000EE"/>
-            <w:u w:val="single"/>
-          </w:rPr>
-          <w:t>2:9</w:t>
-        </w:r>
-      </w:hyperlink>
+      <w:r>
+        <w:rPr>
+          <w:lang w:val="es_ES" w:bidi="es_ES"/>
+        </w:rPr>
+        <w:t>2:9</w:t>
+      </w:r>
       <w:r>
         <w:rPr>
           <w:lang w:val="es_ES" w:bidi="es_ES"/>
         </w:rPr>
         <w:t>), el Señor Jesús lo destruirá de manera violenta y completa (</w:t>
       </w:r>
-      <w:hyperlink r:id="rId78">
-        <w:r>
-          <w:rPr>
-            <w:lang w:val="es_ES" w:bidi="es_ES"/>
-          </w:rPr>
-          <w:rPr>
-            <w:color w:val="0000EE"/>
-            <w:u w:val="single"/>
-          </w:rPr>
-          <w:t>Is 11:4</w:t>
-        </w:r>
-      </w:hyperlink>
+      <w:r>
+        <w:rPr>
+          <w:lang w:val="es_ES" w:bidi="es_ES"/>
+        </w:rPr>
+        <w:t>Is 11:4</w:t>
+      </w:r>
       <w:r>
         <w:rPr>
           <w:lang w:val="es_ES" w:bidi="es_ES"/>
         </w:rPr>
         <w:t>). • "resplandor": una referencia a la epifanía de Cristo (</w:t>
       </w:r>
-      <w:hyperlink r:id="rId79">
-        <w:r>
-          <w:rPr>
-            <w:lang w:val="es_ES" w:bidi="es_ES"/>
-          </w:rPr>
-          <w:rPr>
-            <w:color w:val="0000EE"/>
-            <w:u w:val="single"/>
-          </w:rPr>
-          <w:t>1 Tm 6:14;</w:t>
-        </w:r>
-      </w:hyperlink>
+      <w:r>
+        <w:rPr>
+          <w:lang w:val="es_ES" w:bidi="es_ES"/>
+        </w:rPr>
+        <w:t>1 Tm 6:14;</w:t>
+      </w:r>
       <w:r>
         <w:rPr>
           <w:lang w:val="es_ES" w:bidi="es_ES"/>
         </w:rPr>
         <w:t xml:space="preserve"> </w:t>
       </w:r>
-      <w:hyperlink r:id="rId80">
-        <w:r>
-          <w:rPr>
-            <w:lang w:val="es_ES" w:bidi="es_ES"/>
-          </w:rPr>
-          <w:rPr>
-            <w:color w:val="0000EE"/>
-            <w:u w:val="single"/>
-          </w:rPr>
-          <w:t>2 Tm 1:10;</w:t>
-        </w:r>
-      </w:hyperlink>
+      <w:r>
+        <w:rPr>
+          <w:lang w:val="es_ES" w:bidi="es_ES"/>
+        </w:rPr>
+        <w:t>2 Tm 1:10;</w:t>
+      </w:r>
       <w:r>
         <w:rPr>
           <w:lang w:val="es_ES" w:bidi="es_ES"/>
         </w:rPr>
         <w:t xml:space="preserve"> </w:t>
       </w:r>
-      <w:hyperlink r:id="rId81">
-        <w:r>
-          <w:rPr>
-            <w:lang w:val="es_ES" w:bidi="es_ES"/>
-          </w:rPr>
-          <w:rPr>
-            <w:color w:val="0000EE"/>
-            <w:u w:val="single"/>
-          </w:rPr>
-          <w:t>4:1,</w:t>
-        </w:r>
-      </w:hyperlink>
-      <w:hyperlink r:id="rId82">
-        <w:r>
-          <w:rPr>
-            <w:lang w:val="es_ES" w:bidi="es_ES"/>
-          </w:rPr>
-          <w:rPr>
-            <w:color w:val="0000EE"/>
-            <w:u w:val="single"/>
-          </w:rPr>
-          <w:t>8;</w:t>
-        </w:r>
-      </w:hyperlink>
+      <w:r>
+        <w:rPr>
+          <w:lang w:val="es_ES" w:bidi="es_ES"/>
+        </w:rPr>
+        <w:t>4:1,</w:t>
+      </w:r>
+      <w:r>
+        <w:rPr>
+          <w:lang w:val="es_ES" w:bidi="es_ES"/>
+        </w:rPr>
+        <w:t>8;</w:t>
+      </w:r>
       <w:r>
         <w:rPr>
           <w:lang w:val="es_ES" w:bidi="es_ES"/>
         </w:rPr>
         <w:t xml:space="preserve"> </w:t>
       </w:r>
-      <w:hyperlink r:id="rId83">
-        <w:r>
-          <w:rPr>
-            <w:lang w:val="es_ES" w:bidi="es_ES"/>
-          </w:rPr>
-          <w:rPr>
-            <w:color w:val="0000EE"/>
-            <w:u w:val="single"/>
-          </w:rPr>
-          <w:t>Tt 2:13</w:t>
-        </w:r>
-      </w:hyperlink>
+      <w:r>
+        <w:rPr>
+          <w:lang w:val="es_ES" w:bidi="es_ES"/>
+        </w:rPr>
+        <w:t>Tt 2:13</w:t>
+      </w:r>
       <w:r>
         <w:rPr>
           <w:lang w:val="es_ES" w:bidi="es_ES"/>
         </w:rPr>
         <w:t>), una descripción alternativa de la venida de Cristo (</w:t>
       </w:r>
-      <w:hyperlink r:id="rId28">
-        <w:r>
-          <w:rPr>
-            <w:lang w:val="es_ES" w:bidi="es_ES"/>
-          </w:rPr>
-          <w:rPr>
-            <w:color w:val="0000EE"/>
-            <w:u w:val="single"/>
-          </w:rPr>
-          <w:t xml:space="preserve">2 Ts 2:1; </w:t>
-        </w:r>
-      </w:hyperlink>
-      <w:hyperlink r:id="rId29">
-        <w:r>
-          <w:rPr>
-            <w:lang w:val="es_ES" w:bidi="es_ES"/>
-          </w:rPr>
-          <w:rPr>
-            <w:color w:val="0000EE"/>
-            <w:u w:val="single"/>
-          </w:rPr>
-          <w:t>1 Ts 2:19,</w:t>
-        </w:r>
-      </w:hyperlink>
+      <w:r>
+        <w:rPr>
+          <w:lang w:val="es_ES" w:bidi="es_ES"/>
+        </w:rPr>
+        <w:t xml:space="preserve">2 Ts 2:1; </w:t>
+      </w:r>
+      <w:r>
+        <w:rPr>
+          <w:lang w:val="es_ES" w:bidi="es_ES"/>
+        </w:rPr>
+        <w:t>1 Ts 2:19,</w:t>
+      </w:r>
       <w:r>
         <w:rPr>
           <w:lang w:val="es_ES" w:bidi="es_ES"/>
         </w:rPr>
         <w:t xml:space="preserve"> </w:t>
       </w:r>
-      <w:hyperlink r:id="rId30">
-        <w:r>
-          <w:rPr>
-            <w:lang w:val="es_ES" w:bidi="es_ES"/>
-          </w:rPr>
-          <w:rPr>
-            <w:color w:val="0000EE"/>
-            <w:u w:val="single"/>
-          </w:rPr>
-          <w:t>3:13,</w:t>
-        </w:r>
-      </w:hyperlink>
+      <w:r>
+        <w:rPr>
+          <w:lang w:val="es_ES" w:bidi="es_ES"/>
+        </w:rPr>
+        <w:t>3:13,</w:t>
+      </w:r>
       <w:r>
         <w:rPr>
           <w:lang w:val="es_ES" w:bidi="es_ES"/>
         </w:rPr>
         <w:t xml:space="preserve"> </w:t>
       </w:r>
-      <w:hyperlink r:id="rId31">
-        <w:r>
-          <w:rPr>
-            <w:lang w:val="es_ES" w:bidi="es_ES"/>
-          </w:rPr>
-          <w:rPr>
-            <w:color w:val="0000EE"/>
-            <w:u w:val="single"/>
-          </w:rPr>
-          <w:t>4:15,</w:t>
-        </w:r>
-      </w:hyperlink>
+      <w:r>
+        <w:rPr>
+          <w:lang w:val="es_ES" w:bidi="es_ES"/>
+        </w:rPr>
+        <w:t>4:15,</w:t>
+      </w:r>
       <w:r>
         <w:rPr>
           <w:lang w:val="es_ES" w:bidi="es_ES"/>
         </w:rPr>
         <w:t xml:space="preserve"> </w:t>
       </w:r>
-      <w:hyperlink r:id="rId32">
-        <w:r>
-          <w:rPr>
-            <w:lang w:val="es_ES" w:bidi="es_ES"/>
-          </w:rPr>
-          <w:rPr>
-            <w:color w:val="0000EE"/>
-            <w:u w:val="single"/>
-          </w:rPr>
-          <w:t>5:23</w:t>
-        </w:r>
-      </w:hyperlink>
+      <w:r>
+        <w:rPr>
+          <w:lang w:val="es_ES" w:bidi="es_ES"/>
+        </w:rPr>
+        <w:t>5:23</w:t>
+      </w:r>
       <w:r>
         <w:rPr>
           <w:lang w:val="es_ES" w:bidi="es_ES"/>
         </w:rPr>
         <w:t>) o una revelación (</w:t>
       </w:r>
-      <w:hyperlink r:id="rId84">
-        <w:r>
-          <w:rPr>
-            <w:lang w:val="es_ES" w:bidi="es_ES"/>
-          </w:rPr>
-          <w:rPr>
-            <w:color w:val="0000EE"/>
-            <w:u w:val="single"/>
-          </w:rPr>
-          <w:t>2 Ts 1:7</w:t>
-        </w:r>
-      </w:hyperlink>
+      <w:r>
+        <w:rPr>
+          <w:lang w:val="es_ES" w:bidi="es_ES"/>
+        </w:rPr>
+        <w:t>2 Ts 1:7</w:t>
+      </w:r>
       <w:r>
         <w:rPr>
           <w:lang w:val="es_ES" w:bidi="es_ES"/>
@@ -2982,102 +2418,66 @@
         </w:rPr>
         <w:t xml:space="preserve"> </w:t>
       </w:r>
-      <w:hyperlink r:id="rId28">
-        <w:r>
-          <w:rPr>
-            <w:lang w:val="es_ES" w:bidi="es_ES"/>
-          </w:rPr>
-          <w:rPr>
-            <w:color w:val="0000EE"/>
-            <w:u w:val="single"/>
-          </w:rPr>
-          <w:t>2:1,</w:t>
-        </w:r>
-      </w:hyperlink>
-      <w:hyperlink r:id="rId57">
-        <w:r>
-          <w:rPr>
-            <w:lang w:val="es_ES" w:bidi="es_ES"/>
-          </w:rPr>
-          <w:rPr>
-            <w:color w:val="0000EE"/>
-            <w:u w:val="single"/>
-          </w:rPr>
-          <w:t>8;</w:t>
-        </w:r>
-      </w:hyperlink>
+      <w:r>
+        <w:rPr>
+          <w:lang w:val="es_ES" w:bidi="es_ES"/>
+        </w:rPr>
+        <w:t>2:1,</w:t>
+      </w:r>
+      <w:r>
+        <w:rPr>
+          <w:lang w:val="es_ES" w:bidi="es_ES"/>
+        </w:rPr>
+        <w:t>8;</w:t>
+      </w:r>
       <w:r>
         <w:rPr>
           <w:lang w:val="es_ES" w:bidi="es_ES"/>
         </w:rPr>
         <w:t xml:space="preserve"> </w:t>
       </w:r>
-      <w:hyperlink r:id="rId29">
-        <w:r>
-          <w:rPr>
-            <w:lang w:val="es_ES" w:bidi="es_ES"/>
-          </w:rPr>
-          <w:rPr>
-            <w:color w:val="0000EE"/>
-            <w:u w:val="single"/>
-          </w:rPr>
-          <w:t>1 Ts 2:19;</w:t>
-        </w:r>
-      </w:hyperlink>
+      <w:r>
+        <w:rPr>
+          <w:lang w:val="es_ES" w:bidi="es_ES"/>
+        </w:rPr>
+        <w:t>1 Ts 2:19;</w:t>
+      </w:r>
       <w:r>
         <w:rPr>
           <w:lang w:val="es_ES" w:bidi="es_ES"/>
         </w:rPr>
         <w:t xml:space="preserve"> </w:t>
       </w:r>
-      <w:hyperlink r:id="rId30">
-        <w:r>
-          <w:rPr>
-            <w:lang w:val="es_ES" w:bidi="es_ES"/>
-          </w:rPr>
-          <w:rPr>
-            <w:color w:val="0000EE"/>
-            <w:u w:val="single"/>
-          </w:rPr>
-          <w:t>3:13;</w:t>
-        </w:r>
-      </w:hyperlink>
+      <w:r>
+        <w:rPr>
+          <w:lang w:val="es_ES" w:bidi="es_ES"/>
+        </w:rPr>
+        <w:t>3:13;</w:t>
+      </w:r>
       <w:r>
         <w:rPr>
           <w:lang w:val="es_ES" w:bidi="es_ES"/>
         </w:rPr>
         <w:t xml:space="preserve"> </w:t>
       </w:r>
-      <w:hyperlink r:id="rId31">
-        <w:r>
-          <w:rPr>
-            <w:lang w:val="es_ES" w:bidi="es_ES"/>
-          </w:rPr>
-          <w:rPr>
-            <w:color w:val="0000EE"/>
-            <w:u w:val="single"/>
-          </w:rPr>
-          <w:t>4:15;</w:t>
-        </w:r>
-      </w:hyperlink>
+      <w:r>
+        <w:rPr>
+          <w:lang w:val="es_ES" w:bidi="es_ES"/>
+        </w:rPr>
+        <w:t>4:15;</w:t>
+      </w:r>
       <w:r>
         <w:rPr>
           <w:lang w:val="es_ES" w:bidi="es_ES"/>
         </w:rPr>
         <w:t xml:space="preserve"> </w:t>
       </w:r>
-      <w:hyperlink r:id="rId32">
-        <w:r>
-          <w:rPr>
-            <w:lang w:val="es_ES" w:bidi="es_ES"/>
-          </w:rPr>
-          <w:rPr>
-            <w:color w:val="0000EE"/>
-            <w:u w:val="single"/>
-          </w:rPr>
-          <w:t>5:23</w:t>
-        </w:r>
-      </w:hyperlink>
+      <w:r>
+        <w:rPr>
+          <w:lang w:val="es_ES" w:bidi="es_ES"/>
+        </w:rPr>
+        <w:t>5:23</w:t>
+      </w:r>
       <w:r>
         <w:rPr>
           <w:lang w:val="es_ES" w:bidi="es_ES"/>
@@ -3132,96 +2532,60 @@
         </w:rPr>
         <w:t>Como se observa en otras partes de las Escrituras (</w:t>
       </w:r>
-      <w:hyperlink r:id="rId85">
-        <w:r>
-          <w:rPr>
-            <w:lang w:val="es_ES" w:bidi="es_ES"/>
-          </w:rPr>
-          <w:rPr>
-            <w:color w:val="0000EE"/>
-            <w:u w:val="single"/>
-          </w:rPr>
-          <w:t>Ex 9:12,</w:t>
-        </w:r>
-      </w:hyperlink>
+      <w:r>
+        <w:rPr>
+          <w:lang w:val="es_ES" w:bidi="es_ES"/>
+        </w:rPr>
+        <w:t>Ex 9:12,</w:t>
+      </w:r>
       <w:r>
         <w:rPr>
           <w:lang w:val="es_ES" w:bidi="es_ES"/>
         </w:rPr>
         <w:t xml:space="preserve"> </w:t>
       </w:r>
-      <w:hyperlink r:id="rId86">
-        <w:r>
-          <w:rPr>
-            <w:lang w:val="es_ES" w:bidi="es_ES"/>
-          </w:rPr>
-          <w:rPr>
-            <w:color w:val="0000EE"/>
-            <w:u w:val="single"/>
-          </w:rPr>
-          <w:t>2 Cro 18:22</w:t>
-        </w:r>
-      </w:hyperlink>
+      <w:r>
+        <w:rPr>
+          <w:lang w:val="es_ES" w:bidi="es_ES"/>
+        </w:rPr>
+        <w:t>2 Cro 18:22</w:t>
+      </w:r>
       <w:r>
         <w:rPr>
           <w:lang w:val="es_ES" w:bidi="es_ES"/>
         </w:rPr>
         <w:t>), Dios a veces entrega a las personas al poder del pecado o del engaño, que han preferido, en lugar de la verdad (</w:t>
       </w:r>
-      <w:hyperlink r:id="rId87">
-        <w:r>
-          <w:rPr>
-            <w:lang w:val="es_ES" w:bidi="es_ES"/>
-          </w:rPr>
-          <w:rPr>
-            <w:color w:val="0000EE"/>
-            <w:u w:val="single"/>
-          </w:rPr>
-          <w:t>Ro 1:24,</w:t>
-        </w:r>
-      </w:hyperlink>
-      <w:hyperlink r:id="rId88">
-        <w:r>
-          <w:rPr>
-            <w:lang w:val="es_ES" w:bidi="es_ES"/>
-          </w:rPr>
-          <w:rPr>
-            <w:color w:val="0000EE"/>
-            <w:u w:val="single"/>
-          </w:rPr>
-          <w:t>26,</w:t>
-        </w:r>
-      </w:hyperlink>
-      <w:hyperlink r:id="rId89">
-        <w:r>
-          <w:rPr>
-            <w:lang w:val="es_ES" w:bidi="es_ES"/>
-          </w:rPr>
-          <w:rPr>
-            <w:color w:val="0000EE"/>
-            <w:u w:val="single"/>
-          </w:rPr>
-          <w:t>28</w:t>
-        </w:r>
-      </w:hyperlink>
+      <w:r>
+        <w:rPr>
+          <w:lang w:val="es_ES" w:bidi="es_ES"/>
+        </w:rPr>
+        <w:t>Ro 1:24,</w:t>
+      </w:r>
+      <w:r>
+        <w:rPr>
+          <w:lang w:val="es_ES" w:bidi="es_ES"/>
+        </w:rPr>
+        <w:t>26,</w:t>
+      </w:r>
+      <w:r>
+        <w:rPr>
+          <w:lang w:val="es_ES" w:bidi="es_ES"/>
+        </w:rPr>
+        <w:t>28</w:t>
+      </w:r>
       <w:r>
         <w:rPr>
           <w:lang w:val="es_ES" w:bidi="es_ES"/>
         </w:rPr>
         <w:t xml:space="preserve">; </w:t>
       </w:r>
-      <w:hyperlink r:id="rId90">
-        <w:r>
-          <w:rPr>
-            <w:lang w:val="es_ES" w:bidi="es_ES"/>
-          </w:rPr>
-          <w:rPr>
-            <w:color w:val="0000EE"/>
-            <w:u w:val="single"/>
-          </w:rPr>
-          <w:t>11:8</w:t>
-        </w:r>
-      </w:hyperlink>
+      <w:r>
+        <w:rPr>
+          <w:lang w:val="es_ES" w:bidi="es_ES"/>
+        </w:rPr>
+        <w:t>11:8</w:t>
+      </w:r>
       <w:r>
         <w:rPr>
           <w:lang w:val="es_ES" w:bidi="es_ES"/>
@@ -3276,54 +2640,36 @@
         </w:rPr>
         <w:t xml:space="preserve">Serán condenados (ver </w:t>
       </w:r>
-      <w:hyperlink r:id="rId91">
-        <w:r>
-          <w:rPr>
-            <w:lang w:val="es_ES" w:bidi="es_ES"/>
-          </w:rPr>
-          <w:rPr>
-            <w:color w:val="0000EE"/>
-            <w:u w:val="single"/>
-          </w:rPr>
-          <w:t>1:6–9</w:t>
-        </w:r>
-      </w:hyperlink>
+      <w:r>
+        <w:rPr>
+          <w:lang w:val="es_ES" w:bidi="es_ES"/>
+        </w:rPr>
+        <w:t>1:6–9</w:t>
+      </w:r>
       <w:r>
         <w:rPr>
           <w:lang w:val="es_ES" w:bidi="es_ES"/>
         </w:rPr>
         <w:t>) por el veredicto judicial de Dios por no creer en la verdad (</w:t>
       </w:r>
-      <w:hyperlink r:id="rId92">
-        <w:r>
-          <w:rPr>
-            <w:lang w:val="es_ES" w:bidi="es_ES"/>
-          </w:rPr>
-          <w:rPr>
-            <w:color w:val="0000EE"/>
-            <w:u w:val="single"/>
-          </w:rPr>
-          <w:t>2:10</w:t>
-        </w:r>
-      </w:hyperlink>
+      <w:r>
+        <w:rPr>
+          <w:lang w:val="es_ES" w:bidi="es_ES"/>
+        </w:rPr>
+        <w:t>2:10</w:t>
+      </w:r>
       <w:r>
         <w:rPr>
           <w:lang w:val="es_ES" w:bidi="es_ES"/>
         </w:rPr>
         <w:t>), prefiriendo en su lugar creer la mentira del Hombre de iniquidad (</w:t>
       </w:r>
-      <w:hyperlink r:id="rId93">
-        <w:r>
-          <w:rPr>
-            <w:lang w:val="es_ES" w:bidi="es_ES"/>
-          </w:rPr>
-          <w:rPr>
-            <w:color w:val="0000EE"/>
-            <w:u w:val="single"/>
-          </w:rPr>
-          <w:t>2:9–10</w:t>
-        </w:r>
-      </w:hyperlink>
+      <w:r>
+        <w:rPr>
+          <w:lang w:val="es_ES" w:bidi="es_ES"/>
+        </w:rPr>
+        <w:t>2:9–10</w:t>
+      </w:r>
       <w:r>
         <w:rPr>
           <w:lang w:val="es_ES" w:bidi="es_ES"/>
@@ -3378,144 +2724,96 @@
         </w:rPr>
         <w:t>"os llamó por nuestro evangelio": Dios convoca a sus elegidos hacia Él mismo (</w:t>
       </w:r>
-      <w:hyperlink r:id="rId94">
-        <w:r>
-          <w:rPr>
-            <w:lang w:val="es_ES" w:bidi="es_ES"/>
-          </w:rPr>
-          <w:rPr>
-            <w:color w:val="0000EE"/>
-            <w:u w:val="single"/>
-          </w:rPr>
-          <w:t>1:11;</w:t>
-        </w:r>
-      </w:hyperlink>
+      <w:r>
+        <w:rPr>
+          <w:lang w:val="es_ES" w:bidi="es_ES"/>
+        </w:rPr>
+        <w:t>1:11;</w:t>
+      </w:r>
       <w:r>
         <w:rPr>
           <w:lang w:val="es_ES" w:bidi="es_ES"/>
         </w:rPr>
         <w:t xml:space="preserve"> </w:t>
       </w:r>
-      <w:hyperlink r:id="rId27">
-        <w:r>
-          <w:rPr>
-            <w:lang w:val="es_ES" w:bidi="es_ES"/>
-          </w:rPr>
-          <w:rPr>
-            <w:color w:val="0000EE"/>
-            <w:u w:val="single"/>
-          </w:rPr>
-          <w:t>1 Ts 2:12,</w:t>
-        </w:r>
-      </w:hyperlink>
+      <w:r>
+        <w:rPr>
+          <w:lang w:val="es_ES" w:bidi="es_ES"/>
+        </w:rPr>
+        <w:t>1 Ts 2:12,</w:t>
+      </w:r>
       <w:r>
         <w:rPr>
           <w:lang w:val="es_ES" w:bidi="es_ES"/>
         </w:rPr>
         <w:t xml:space="preserve"> </w:t>
       </w:r>
-      <w:hyperlink r:id="rId95">
-        <w:r>
-          <w:rPr>
-            <w:lang w:val="es_ES" w:bidi="es_ES"/>
-          </w:rPr>
-          <w:rPr>
-            <w:color w:val="0000EE"/>
-            <w:u w:val="single"/>
-          </w:rPr>
-          <w:t>4:7,</w:t>
-        </w:r>
-      </w:hyperlink>
+      <w:r>
+        <w:rPr>
+          <w:lang w:val="es_ES" w:bidi="es_ES"/>
+        </w:rPr>
+        <w:t>4:7,</w:t>
+      </w:r>
       <w:r>
         <w:rPr>
           <w:lang w:val="es_ES" w:bidi="es_ES"/>
         </w:rPr>
         <w:t xml:space="preserve"> </w:t>
       </w:r>
-      <w:hyperlink r:id="rId96">
-        <w:r>
-          <w:rPr>
-            <w:lang w:val="es_ES" w:bidi="es_ES"/>
-          </w:rPr>
-          <w:rPr>
-            <w:color w:val="0000EE"/>
-            <w:u w:val="single"/>
-          </w:rPr>
-          <w:t>5:24</w:t>
-        </w:r>
-      </w:hyperlink>
+      <w:r>
+        <w:rPr>
+          <w:lang w:val="es_ES" w:bidi="es_ES"/>
+        </w:rPr>
+        <w:t>5:24</w:t>
+      </w:r>
       <w:r>
         <w:rPr>
           <w:lang w:val="es_ES" w:bidi="es_ES"/>
         </w:rPr>
         <w:t>) a través de la predicación de las buenas nuevas. • Aquellos que sufren por su fe al final compartirán la gloria de nuestro Señor Jesucristo (</w:t>
       </w:r>
-      <w:hyperlink r:id="rId97">
-        <w:r>
-          <w:rPr>
-            <w:lang w:val="es_ES" w:bidi="es_ES"/>
-          </w:rPr>
-          <w:rPr>
-            <w:color w:val="0000EE"/>
-            <w:u w:val="single"/>
-          </w:rPr>
-          <w:t>Ro 5:2,</w:t>
-        </w:r>
-      </w:hyperlink>
+      <w:r>
+        <w:rPr>
+          <w:lang w:val="es_ES" w:bidi="es_ES"/>
+        </w:rPr>
+        <w:t>Ro 5:2,</w:t>
+      </w:r>
       <w:r>
         <w:rPr>
           <w:lang w:val="es_ES" w:bidi="es_ES"/>
         </w:rPr>
         <w:t xml:space="preserve"> </w:t>
       </w:r>
-      <w:hyperlink r:id="rId47">
-        <w:r>
-          <w:rPr>
-            <w:lang w:val="es_ES" w:bidi="es_ES"/>
-          </w:rPr>
-          <w:rPr>
-            <w:color w:val="0000EE"/>
-            <w:u w:val="single"/>
-          </w:rPr>
-          <w:t>8:17–18;</w:t>
-        </w:r>
-      </w:hyperlink>
+      <w:r>
+        <w:rPr>
+          <w:lang w:val="es_ES" w:bidi="es_ES"/>
+        </w:rPr>
+        <w:t>8:17–18;</w:t>
+      </w:r>
       <w:r>
         <w:rPr>
           <w:lang w:val="es_ES" w:bidi="es_ES"/>
         </w:rPr>
         <w:t xml:space="preserve"> </w:t>
       </w:r>
-      <w:hyperlink r:id="rId98">
-        <w:r>
-          <w:rPr>
-            <w:lang w:val="es_ES" w:bidi="es_ES"/>
-          </w:rPr>
-          <w:rPr>
-            <w:color w:val="0000EE"/>
-            <w:u w:val="single"/>
-          </w:rPr>
-          <w:t>Col 1:27;</w:t>
-        </w:r>
-      </w:hyperlink>
+      <w:r>
+        <w:rPr>
+          <w:lang w:val="es_ES" w:bidi="es_ES"/>
+        </w:rPr>
+        <w:t>Col 1:27;</w:t>
+      </w:r>
       <w:r>
         <w:rPr>
           <w:lang w:val="es_ES" w:bidi="es_ES"/>
         </w:rPr>
         <w:t xml:space="preserve"> </w:t>
       </w:r>
-      <w:hyperlink r:id="rId27">
-        <w:r>
-          <w:rPr>
-            <w:lang w:val="es_ES" w:bidi="es_ES"/>
-          </w:rPr>
-          <w:rPr>
-            <w:color w:val="0000EE"/>
-            <w:u w:val="single"/>
-          </w:rPr>
-          <w:t>1 Ts 2:12</w:t>
-        </w:r>
-      </w:hyperlink>
+      <w:r>
+        <w:rPr>
+          <w:lang w:val="es_ES" w:bidi="es_ES"/>
+        </w:rPr>
+        <w:t>1 Ts 2:12</w:t>
+      </w:r>
       <w:r>
         <w:rPr>
           <w:lang w:val="es_ES" w:bidi="es_ES"/>
@@ -3570,126 +2868,78 @@
         </w:rPr>
         <w:t>Desde la fundación de la iglesia de Tesalónica, Pablo había estado preocupado por la estabilidad de su fe (</w:t>
       </w:r>
-      <w:hyperlink r:id="rId99">
-        <w:r>
-          <w:rPr>
-            <w:lang w:val="es_ES" w:bidi="es_ES"/>
-          </w:rPr>
-          <w:rPr>
-            <w:color w:val="0000EE"/>
-            <w:u w:val="single"/>
-          </w:rPr>
-          <w:t>1 Ts 3:2,</w:t>
-        </w:r>
-      </w:hyperlink>
-      <w:hyperlink r:id="rId100">
-        <w:r>
-          <w:rPr>
-            <w:lang w:val="es_ES" w:bidi="es_ES"/>
-          </w:rPr>
-          <w:rPr>
-            <w:color w:val="0000EE"/>
-            <w:u w:val="single"/>
-          </w:rPr>
-          <w:t>5,</w:t>
-        </w:r>
-      </w:hyperlink>
-      <w:hyperlink r:id="rId101">
-        <w:r>
-          <w:rPr>
-            <w:lang w:val="es_ES" w:bidi="es_ES"/>
-          </w:rPr>
-          <w:rPr>
-            <w:color w:val="0000EE"/>
-            <w:u w:val="single"/>
-          </w:rPr>
-          <w:t>8,</w:t>
-        </w:r>
-      </w:hyperlink>
+      <w:r>
+        <w:rPr>
+          <w:lang w:val="es_ES" w:bidi="es_ES"/>
+        </w:rPr>
+        <w:t>1 Ts 3:2,</w:t>
+      </w:r>
+      <w:r>
+        <w:rPr>
+          <w:lang w:val="es_ES" w:bidi="es_ES"/>
+        </w:rPr>
+        <w:t>5,</w:t>
+      </w:r>
+      <w:r>
+        <w:rPr>
+          <w:lang w:val="es_ES" w:bidi="es_ES"/>
+        </w:rPr>
+        <w:t>8,</w:t>
+      </w:r>
       <w:r>
         <w:rPr>
           <w:lang w:val="es_ES" w:bidi="es_ES"/>
         </w:rPr>
         <w:t xml:space="preserve"> </w:t>
       </w:r>
-      <w:hyperlink r:id="rId102">
-        <w:r>
-          <w:rPr>
-            <w:lang w:val="es_ES" w:bidi="es_ES"/>
-          </w:rPr>
-          <w:rPr>
-            <w:color w:val="0000EE"/>
-            <w:u w:val="single"/>
-          </w:rPr>
-          <w:t>4:1–2</w:t>
-        </w:r>
-      </w:hyperlink>
+      <w:r>
+        <w:rPr>
+          <w:lang w:val="es_ES" w:bidi="es_ES"/>
+        </w:rPr>
+        <w:t>4:1–2</w:t>
+      </w:r>
       <w:r>
         <w:rPr>
           <w:lang w:val="es_ES" w:bidi="es_ES"/>
         </w:rPr>
         <w:t>) y la adherencia a sus enseñanzas (</w:t>
       </w:r>
-      <w:hyperlink r:id="rId103">
-        <w:r>
-          <w:rPr>
-            <w:lang w:val="es_ES" w:bidi="es_ES"/>
-          </w:rPr>
-          <w:rPr>
-            <w:color w:val="0000EE"/>
-            <w:u w:val="single"/>
-          </w:rPr>
-          <w:t>2 Ts 3:6;</w:t>
-        </w:r>
-      </w:hyperlink>
+      <w:r>
+        <w:rPr>
+          <w:lang w:val="es_ES" w:bidi="es_ES"/>
+        </w:rPr>
+        <w:t>2 Ts 3:6;</w:t>
+      </w:r>
       <w:r>
         <w:rPr>
           <w:lang w:val="es_ES" w:bidi="es_ES"/>
         </w:rPr>
         <w:t xml:space="preserve"> </w:t>
       </w:r>
-      <w:hyperlink r:id="rId104">
-        <w:r>
-          <w:rPr>
-            <w:lang w:val="es_ES" w:bidi="es_ES"/>
-          </w:rPr>
-          <w:rPr>
-            <w:color w:val="0000EE"/>
-            <w:u w:val="single"/>
-          </w:rPr>
-          <w:t xml:space="preserve">1 Co 11:2, </w:t>
-        </w:r>
-      </w:hyperlink>
-      <w:hyperlink r:id="rId105">
-        <w:r>
-          <w:rPr>
-            <w:lang w:val="es_ES" w:bidi="es_ES"/>
-          </w:rPr>
-          <w:rPr>
-            <w:color w:val="0000EE"/>
-            <w:u w:val="single"/>
-          </w:rPr>
-          <w:t>15:3;</w:t>
-        </w:r>
-      </w:hyperlink>
+      <w:r>
+        <w:rPr>
+          <w:lang w:val="es_ES" w:bidi="es_ES"/>
+        </w:rPr>
+        <w:t xml:space="preserve">1 Co 11:2, </w:t>
+      </w:r>
+      <w:r>
+        <w:rPr>
+          <w:lang w:val="es_ES" w:bidi="es_ES"/>
+        </w:rPr>
+        <w:t>15:3;</w:t>
+      </w:r>
       <w:r>
         <w:rPr>
           <w:lang w:val="es_ES" w:bidi="es_ES"/>
         </w:rPr>
         <w:t xml:space="preserve"> ver </w:t>
       </w:r>
-      <w:hyperlink r:id="rId106">
-        <w:r>
-          <w:rPr>
-            <w:lang w:val="es_ES" w:bidi="es_ES"/>
-          </w:rPr>
-          <w:rPr>
-            <w:color w:val="0000EE"/>
-            <w:u w:val="single"/>
-          </w:rPr>
-          <w:t>Jd 1:3</w:t>
-        </w:r>
-      </w:hyperlink>
+      <w:r>
+        <w:rPr>
+          <w:lang w:val="es_ES" w:bidi="es_ES"/>
+        </w:rPr>
+        <w:t>Jd 1:3</w:t>
+      </w:r>
       <w:r>
         <w:rPr>
           <w:lang w:val="es_ES" w:bidi="es_ES"/>
@@ -3792,72 +3042,48 @@
         </w:rPr>
         <w:t>La declaración de Pablo refleja el propósito de la visita de Timoteo a la iglesia, para confirmar y motivar los creyentes tesalonicenses en la fe (</w:t>
       </w:r>
-      <w:hyperlink r:id="rId99">
-        <w:r>
-          <w:rPr>
-            <w:lang w:val="es_ES" w:bidi="es_ES"/>
-          </w:rPr>
-          <w:rPr>
-            <w:color w:val="0000EE"/>
-            <w:u w:val="single"/>
-          </w:rPr>
-          <w:t>1 Ts 3:2</w:t>
-        </w:r>
-      </w:hyperlink>
+      <w:r>
+        <w:rPr>
+          <w:lang w:val="es_ES" w:bidi="es_ES"/>
+        </w:rPr>
+        <w:t>1 Ts 3:2</w:t>
+      </w:r>
       <w:r>
         <w:rPr>
           <w:lang w:val="es_ES" w:bidi="es_ES"/>
         </w:rPr>
         <w:t>). • "Consuele" no significa simplemente confortarlos, sino exhortarlos o animarlos por causa de sus miedos y dudas (</w:t>
       </w:r>
-      <w:hyperlink r:id="rId107">
-        <w:r>
-          <w:rPr>
-            <w:lang w:val="es_ES" w:bidi="es_ES"/>
-          </w:rPr>
-          <w:rPr>
-            <w:color w:val="0000EE"/>
-            <w:u w:val="single"/>
-          </w:rPr>
-          <w:t>2 Ts 2:1–12;</w:t>
-        </w:r>
-      </w:hyperlink>
+      <w:r>
+        <w:rPr>
+          <w:lang w:val="es_ES" w:bidi="es_ES"/>
+        </w:rPr>
+        <w:t>2 Ts 2:1–12;</w:t>
+      </w:r>
       <w:r>
         <w:rPr>
           <w:lang w:val="es_ES" w:bidi="es_ES"/>
         </w:rPr>
         <w:t xml:space="preserve"> </w:t>
       </w:r>
-      <w:hyperlink r:id="rId108">
-        <w:r>
-          <w:rPr>
-            <w:lang w:val="es_ES" w:bidi="es_ES"/>
-          </w:rPr>
-          <w:rPr>
-            <w:color w:val="0000EE"/>
-            <w:u w:val="single"/>
-          </w:rPr>
-          <w:t>1 Ts 4:18,</w:t>
-        </w:r>
-      </w:hyperlink>
+      <w:r>
+        <w:rPr>
+          <w:lang w:val="es_ES" w:bidi="es_ES"/>
+        </w:rPr>
+        <w:t>1 Ts 4:18,</w:t>
+      </w:r>
       <w:r>
         <w:rPr>
           <w:lang w:val="es_ES" w:bidi="es_ES"/>
         </w:rPr>
         <w:t xml:space="preserve"> </w:t>
       </w:r>
-      <w:hyperlink r:id="rId109">
-        <w:r>
-          <w:rPr>
-            <w:lang w:val="es_ES" w:bidi="es_ES"/>
-          </w:rPr>
-          <w:rPr>
-            <w:color w:val="0000EE"/>
-            <w:u w:val="single"/>
-          </w:rPr>
-          <w:t>5:11</w:t>
-        </w:r>
-      </w:hyperlink>
+      <w:r>
+        <w:rPr>
+          <w:lang w:val="es_ES" w:bidi="es_ES"/>
+        </w:rPr>
+        <w:t>5:11</w:t>
+      </w:r>
       <w:r>
         <w:rPr>
           <w:lang w:val="es_ES" w:bidi="es_ES"/>
@@ -3912,54 +3138,36 @@
         </w:rPr>
         <w:t xml:space="preserve">"oréis": la oración para que el evangelio se difunda rápidamente recuerda al </w:t>
       </w:r>
-      <w:hyperlink r:id="rId110">
-        <w:r>
-          <w:rPr>
-            <w:lang w:val="es_ES" w:bidi="es_ES"/>
-          </w:rPr>
-          <w:rPr>
-            <w:color w:val="0000EE"/>
-            <w:u w:val="single"/>
-          </w:rPr>
-          <w:t>Sal 147:15</w:t>
-        </w:r>
-      </w:hyperlink>
+      <w:r>
+        <w:rPr>
+          <w:lang w:val="es_ES" w:bidi="es_ES"/>
+        </w:rPr>
+        <w:t>Sal 147:15</w:t>
+      </w:r>
       <w:r>
         <w:rPr>
           <w:lang w:val="es_ES" w:bidi="es_ES"/>
         </w:rPr>
         <w:t xml:space="preserve">. Pablo fusiona esta imagen con referencias a los juegos (ver </w:t>
       </w:r>
-      <w:hyperlink r:id="rId111">
-        <w:r>
-          <w:rPr>
-            <w:lang w:val="es_ES" w:bidi="es_ES"/>
-          </w:rPr>
-          <w:rPr>
-            <w:color w:val="0000EE"/>
-            <w:u w:val="single"/>
-          </w:rPr>
-          <w:t>1 Co 9:24–26,</w:t>
-        </w:r>
-      </w:hyperlink>
+      <w:r>
+        <w:rPr>
+          <w:lang w:val="es_ES" w:bidi="es_ES"/>
+        </w:rPr>
+        <w:t>1 Co 9:24–26,</w:t>
+      </w:r>
       <w:r>
         <w:rPr>
           <w:lang w:val="es_ES" w:bidi="es_ES"/>
         </w:rPr>
         <w:t xml:space="preserve"> </w:t>
       </w:r>
-      <w:hyperlink r:id="rId112">
-        <w:r>
-          <w:rPr>
-            <w:lang w:val="es_ES" w:bidi="es_ES"/>
-          </w:rPr>
-          <w:rPr>
-            <w:color w:val="0000EE"/>
-            <w:u w:val="single"/>
-          </w:rPr>
-          <w:t>Ga 2:2</w:t>
-        </w:r>
-      </w:hyperlink>
+      <w:r>
+        <w:rPr>
+          <w:lang w:val="es_ES" w:bidi="es_ES"/>
+        </w:rPr>
+        <w:t>Ga 2:2</w:t>
+      </w:r>
       <w:r>
         <w:rPr>
           <w:lang w:val="es_ES" w:bidi="es_ES"/>
@@ -4014,54 +3222,36 @@
         </w:rPr>
         <w:t>Antes de abordar el tema final de la carta (</w:t>
       </w:r>
-      <w:hyperlink r:id="rId113">
-        <w:r>
-          <w:rPr>
-            <w:lang w:val="es_ES" w:bidi="es_ES"/>
-          </w:rPr>
-          <w:rPr>
-            <w:color w:val="0000EE"/>
-            <w:u w:val="single"/>
-          </w:rPr>
-          <w:t>3:6–15</w:t>
-        </w:r>
-      </w:hyperlink>
+      <w:r>
+        <w:rPr>
+          <w:lang w:val="es_ES" w:bidi="es_ES"/>
+        </w:rPr>
+        <w:t>3:6–15</w:t>
+      </w:r>
       <w:r>
         <w:rPr>
           <w:lang w:val="es_ES" w:bidi="es_ES"/>
         </w:rPr>
         <w:t>), Pablo solicita oraciones (</w:t>
       </w:r>
-      <w:hyperlink r:id="rId114">
-        <w:r>
-          <w:rPr>
-            <w:lang w:val="es_ES" w:bidi="es_ES"/>
-          </w:rPr>
-          <w:rPr>
-            <w:color w:val="0000EE"/>
-            <w:u w:val="single"/>
-          </w:rPr>
-          <w:t>3:1–2</w:t>
-        </w:r>
-      </w:hyperlink>
+      <w:r>
+        <w:rPr>
+          <w:lang w:val="es_ES" w:bidi="es_ES"/>
+        </w:rPr>
+        <w:t>3:1–2</w:t>
+      </w:r>
       <w:r>
         <w:rPr>
           <w:lang w:val="es_ES" w:bidi="es_ES"/>
         </w:rPr>
         <w:t>) y asegura a los Tesalonicenses sobre la providencia de Dios en las dificultades (</w:t>
       </w:r>
-      <w:hyperlink r:id="rId115">
-        <w:r>
-          <w:rPr>
-            <w:lang w:val="es_ES" w:bidi="es_ES"/>
-          </w:rPr>
-          <w:rPr>
-            <w:color w:val="0000EE"/>
-            <w:u w:val="single"/>
-          </w:rPr>
-          <w:t>3:3–5</w:t>
-        </w:r>
-      </w:hyperlink>
+      <w:r>
+        <w:rPr>
+          <w:lang w:val="es_ES" w:bidi="es_ES"/>
+        </w:rPr>
+        <w:t>3:3–5</w:t>
+      </w:r>
       <w:r>
         <w:rPr>
           <w:lang w:val="es_ES" w:bidi="es_ES"/>
@@ -4116,66 +3306,42 @@
         </w:rPr>
         <w:t>Pablo también sufrió por las buenas nuevas (</w:t>
       </w:r>
-      <w:hyperlink r:id="rId116">
-        <w:r>
-          <w:rPr>
-            <w:lang w:val="es_ES" w:bidi="es_ES"/>
-          </w:rPr>
-          <w:rPr>
-            <w:color w:val="0000EE"/>
-            <w:u w:val="single"/>
-          </w:rPr>
-          <w:t xml:space="preserve">2 Co 6:5, </w:t>
-        </w:r>
-      </w:hyperlink>
-      <w:hyperlink r:id="rId117">
-        <w:r>
-          <w:rPr>
-            <w:lang w:val="es_ES" w:bidi="es_ES"/>
-          </w:rPr>
-          <w:rPr>
-            <w:color w:val="0000EE"/>
-            <w:u w:val="single"/>
-          </w:rPr>
-          <w:t>11:23–26;</w:t>
-        </w:r>
-      </w:hyperlink>
+      <w:r>
+        <w:rPr>
+          <w:lang w:val="es_ES" w:bidi="es_ES"/>
+        </w:rPr>
+        <w:t xml:space="preserve">2 Co 6:5, </w:t>
+      </w:r>
+      <w:r>
+        <w:rPr>
+          <w:lang w:val="es_ES" w:bidi="es_ES"/>
+        </w:rPr>
+        <w:t>11:23–26;</w:t>
+      </w:r>
       <w:r>
         <w:rPr>
           <w:lang w:val="es_ES" w:bidi="es_ES"/>
         </w:rPr>
         <w:t xml:space="preserve"> </w:t>
       </w:r>
-      <w:hyperlink r:id="rId118">
-        <w:r>
-          <w:rPr>
-            <w:lang w:val="es_ES" w:bidi="es_ES"/>
-          </w:rPr>
-          <w:rPr>
-            <w:color w:val="0000EE"/>
-            <w:u w:val="single"/>
-          </w:rPr>
-          <w:t>1 Ts 2:2</w:t>
-        </w:r>
-      </w:hyperlink>
+      <w:r>
+        <w:rPr>
+          <w:lang w:val="es_ES" w:bidi="es_ES"/>
+        </w:rPr>
+        <w:t>1 Ts 2:2</w:t>
+      </w:r>
       <w:r>
         <w:rPr>
           <w:lang w:val="es_ES" w:bidi="es_ES"/>
         </w:rPr>
         <w:t xml:space="preserve">). Su oración para ser rescatado evoca </w:t>
       </w:r>
-      <w:hyperlink r:id="rId119">
-        <w:r>
-          <w:rPr>
-            <w:lang w:val="es_ES" w:bidi="es_ES"/>
-          </w:rPr>
-          <w:rPr>
-            <w:color w:val="0000EE"/>
-            <w:u w:val="single"/>
-          </w:rPr>
-          <w:t>Is 25:4</w:t>
-        </w:r>
-      </w:hyperlink>
+      <w:r>
+        <w:rPr>
+          <w:lang w:val="es_ES" w:bidi="es_ES"/>
+        </w:rPr>
+        <w:t>Is 25:4</w:t>
+      </w:r>
       <w:r>
         <w:rPr>
           <w:lang w:val="es_ES" w:bidi="es_ES"/>
@@ -4230,72 +3396,48 @@
         </w:rPr>
         <w:t xml:space="preserve">Los sufrimientos que enfrentaron los Tesalonicenses fueron causados por el maligno (o por el mal; ver </w:t>
       </w:r>
-      <w:hyperlink r:id="rId75">
-        <w:r>
-          <w:rPr>
-            <w:lang w:val="es_ES" w:bidi="es_ES"/>
-          </w:rPr>
-          <w:rPr>
-            <w:color w:val="0000EE"/>
-            <w:u w:val="single"/>
-          </w:rPr>
-          <w:t>2:9;</w:t>
-        </w:r>
-      </w:hyperlink>
+      <w:r>
+        <w:rPr>
+          <w:lang w:val="es_ES" w:bidi="es_ES"/>
+        </w:rPr>
+        <w:t>2:9;</w:t>
+      </w:r>
       <w:r>
         <w:rPr>
           <w:lang w:val="es_ES" w:bidi="es_ES"/>
         </w:rPr>
         <w:t xml:space="preserve"> cp. </w:t>
       </w:r>
-      <w:hyperlink r:id="rId120">
-        <w:r>
-          <w:rPr>
-            <w:lang w:val="es_ES" w:bidi="es_ES"/>
-          </w:rPr>
-          <w:rPr>
-            <w:color w:val="0000EE"/>
-            <w:u w:val="single"/>
-          </w:rPr>
-          <w:t>1:4–6;</w:t>
-        </w:r>
-      </w:hyperlink>
+      <w:r>
+        <w:rPr>
+          <w:lang w:val="es_ES" w:bidi="es_ES"/>
+        </w:rPr>
+        <w:t>1:4–6;</w:t>
+      </w:r>
       <w:r>
         <w:rPr>
           <w:lang w:val="es_ES" w:bidi="es_ES"/>
         </w:rPr>
         <w:t xml:space="preserve"> </w:t>
       </w:r>
-      <w:hyperlink r:id="rId22">
-        <w:r>
-          <w:rPr>
-            <w:lang w:val="es_ES" w:bidi="es_ES"/>
-          </w:rPr>
-          <w:rPr>
-            <w:color w:val="0000EE"/>
-            <w:u w:val="single"/>
-          </w:rPr>
-          <w:t>1 Ts 1:6,</w:t>
-        </w:r>
-      </w:hyperlink>
+      <w:r>
+        <w:rPr>
+          <w:lang w:val="es_ES" w:bidi="es_ES"/>
+        </w:rPr>
+        <w:t>1 Ts 1:6,</w:t>
+      </w:r>
       <w:r>
         <w:rPr>
           <w:lang w:val="es_ES" w:bidi="es_ES"/>
         </w:rPr>
         <w:t xml:space="preserve"> </w:t>
       </w:r>
-      <w:hyperlink r:id="rId23">
-        <w:r>
-          <w:rPr>
-            <w:lang w:val="es_ES" w:bidi="es_ES"/>
-          </w:rPr>
-          <w:rPr>
-            <w:color w:val="0000EE"/>
-            <w:u w:val="single"/>
-          </w:rPr>
-          <w:t>2:14</w:t>
-        </w:r>
-      </w:hyperlink>
+      <w:r>
+        <w:rPr>
+          <w:lang w:val="es_ES" w:bidi="es_ES"/>
+        </w:rPr>
+        <w:t>2:14</w:t>
+      </w:r>
       <w:r>
         <w:rPr>
           <w:lang w:val="es_ES" w:bidi="es_ES"/>
@@ -4350,36 +3492,24 @@
         </w:rPr>
         <w:t>La oración para que Dios guíe (literalmente "el Señor enderece") sus corazones refleja una expresión del Antiguo Testamento (</w:t>
       </w:r>
-      <w:hyperlink r:id="rId121">
-        <w:r>
-          <w:rPr>
-            <w:lang w:val="es_ES" w:bidi="es_ES"/>
-          </w:rPr>
-          <w:rPr>
-            <w:color w:val="0000EE"/>
-            <w:u w:val="single"/>
-          </w:rPr>
-          <w:t>1 Cr 29:18,</w:t>
-        </w:r>
-      </w:hyperlink>
+      <w:r>
+        <w:rPr>
+          <w:lang w:val="es_ES" w:bidi="es_ES"/>
+        </w:rPr>
+        <w:t>1 Cr 29:18,</w:t>
+      </w:r>
       <w:r>
         <w:rPr>
           <w:lang w:val="es_ES" w:bidi="es_ES"/>
         </w:rPr>
         <w:t xml:space="preserve"> </w:t>
       </w:r>
-      <w:hyperlink r:id="rId122">
-        <w:r>
-          <w:rPr>
-            <w:lang w:val="es_ES" w:bidi="es_ES"/>
-          </w:rPr>
-          <w:rPr>
-            <w:color w:val="0000EE"/>
-            <w:u w:val="single"/>
-          </w:rPr>
-          <w:t>Pr 23:19</w:t>
-        </w:r>
-      </w:hyperlink>
+      <w:r>
+        <w:rPr>
+          <w:lang w:val="es_ES" w:bidi="es_ES"/>
+        </w:rPr>
+        <w:t>Pr 23:19</w:t>
+      </w:r>
       <w:r>
         <w:rPr>
           <w:lang w:val="es_ES" w:bidi="es_ES"/>
@@ -4434,156 +3564,102 @@
         </w:rPr>
         <w:t>El mandato de Pablo es otorgado por la autoridad del Señor Jesucristo (</w:t>
       </w:r>
-      <w:hyperlink r:id="rId123">
-        <w:r>
-          <w:rPr>
-            <w:lang w:val="es_ES" w:bidi="es_ES"/>
-          </w:rPr>
-          <w:rPr>
-            <w:color w:val="0000EE"/>
-            <w:u w:val="single"/>
-          </w:rPr>
-          <w:t>1 Ts 4:2</w:t>
-        </w:r>
-      </w:hyperlink>
+      <w:r>
+        <w:rPr>
+          <w:lang w:val="es_ES" w:bidi="es_ES"/>
+        </w:rPr>
+        <w:t>1 Ts 4:2</w:t>
+      </w:r>
       <w:r>
         <w:rPr>
           <w:lang w:val="es_ES" w:bidi="es_ES"/>
         </w:rPr>
         <w:t xml:space="preserve">). • Los miembros de la iglesia deben evitar a los cristianos que llevan vidas ociosas (ver </w:t>
       </w:r>
-      <w:hyperlink r:id="rId124">
-        <w:r>
-          <w:rPr>
-            <w:lang w:val="es_ES" w:bidi="es_ES"/>
-          </w:rPr>
-          <w:rPr>
-            <w:color w:val="0000EE"/>
-            <w:u w:val="single"/>
-          </w:rPr>
-          <w:t>2 Ts 3:7,</w:t>
-        </w:r>
-      </w:hyperlink>
-      <w:hyperlink r:id="rId125">
-        <w:r>
-          <w:rPr>
-            <w:lang w:val="es_ES" w:bidi="es_ES"/>
-          </w:rPr>
-          <w:rPr>
-            <w:color w:val="0000EE"/>
-            <w:u w:val="single"/>
-          </w:rPr>
-          <w:t>11–13;</w:t>
-        </w:r>
-      </w:hyperlink>
+      <w:r>
+        <w:rPr>
+          <w:lang w:val="es_ES" w:bidi="es_ES"/>
+        </w:rPr>
+        <w:t>2 Ts 3:7,</w:t>
+      </w:r>
+      <w:r>
+        <w:rPr>
+          <w:lang w:val="es_ES" w:bidi="es_ES"/>
+        </w:rPr>
+        <w:t>11–13;</w:t>
+      </w:r>
       <w:r>
         <w:rPr>
           <w:lang w:val="es_ES" w:bidi="es_ES"/>
         </w:rPr>
         <w:t xml:space="preserve"> </w:t>
       </w:r>
-      <w:hyperlink r:id="rId126">
-        <w:r>
-          <w:rPr>
-            <w:lang w:val="es_ES" w:bidi="es_ES"/>
-          </w:rPr>
-          <w:rPr>
-            <w:color w:val="0000EE"/>
-            <w:u w:val="single"/>
-          </w:rPr>
-          <w:t>1 Ts 5:14</w:t>
-        </w:r>
-      </w:hyperlink>
+      <w:r>
+        <w:rPr>
+          <w:lang w:val="es_ES" w:bidi="es_ES"/>
+        </w:rPr>
+        <w:t>1 Ts 5:14</w:t>
+      </w:r>
       <w:r>
         <w:rPr>
           <w:lang w:val="es_ES" w:bidi="es_ES"/>
         </w:rPr>
         <w:t>). Alejarse de los perezosos causaría una fuerte impresión en ellos (</w:t>
       </w:r>
-      <w:hyperlink r:id="rId127">
-        <w:r>
-          <w:rPr>
-            <w:lang w:val="es_ES" w:bidi="es_ES"/>
-          </w:rPr>
-          <w:rPr>
-            <w:color w:val="0000EE"/>
-            <w:u w:val="single"/>
-          </w:rPr>
-          <w:t>Mt 18:17,</w:t>
-        </w:r>
-      </w:hyperlink>
+      <w:r>
+        <w:rPr>
+          <w:lang w:val="es_ES" w:bidi="es_ES"/>
+        </w:rPr>
+        <w:t>Mt 18:17,</w:t>
+      </w:r>
       <w:r>
         <w:rPr>
           <w:lang w:val="es_ES" w:bidi="es_ES"/>
         </w:rPr>
         <w:t xml:space="preserve"> </w:t>
       </w:r>
-      <w:hyperlink r:id="rId128">
-        <w:r>
-          <w:rPr>
-            <w:lang w:val="es_ES" w:bidi="es_ES"/>
-          </w:rPr>
-          <w:rPr>
-            <w:color w:val="0000EE"/>
-            <w:u w:val="single"/>
-          </w:rPr>
-          <w:t>Ro 16:17,</w:t>
-        </w:r>
-      </w:hyperlink>
+      <w:r>
+        <w:rPr>
+          <w:lang w:val="es_ES" w:bidi="es_ES"/>
+        </w:rPr>
+        <w:t>Ro 16:17,</w:t>
+      </w:r>
       <w:r>
         <w:rPr>
           <w:lang w:val="es_ES" w:bidi="es_ES"/>
         </w:rPr>
         <w:t xml:space="preserve"> </w:t>
       </w:r>
-      <w:hyperlink r:id="rId129">
-        <w:r>
-          <w:rPr>
-            <w:lang w:val="es_ES" w:bidi="es_ES"/>
-          </w:rPr>
-          <w:rPr>
-            <w:color w:val="0000EE"/>
-            <w:u w:val="single"/>
-          </w:rPr>
-          <w:t>1 Co 5:9–13</w:t>
-        </w:r>
-      </w:hyperlink>
+      <w:r>
+        <w:rPr>
+          <w:lang w:val="es_ES" w:bidi="es_ES"/>
+        </w:rPr>
+        <w:t>1 Co 5:9–13</w:t>
+      </w:r>
       <w:r>
         <w:rPr>
           <w:lang w:val="es_ES" w:bidi="es_ES"/>
         </w:rPr>
         <w:t>), promoviendo la vergüenza (</w:t>
       </w:r>
-      <w:hyperlink r:id="rId130">
-        <w:r>
-          <w:rPr>
-            <w:lang w:val="es_ES" w:bidi="es_ES"/>
-          </w:rPr>
-          <w:rPr>
-            <w:color w:val="0000EE"/>
-            <w:u w:val="single"/>
-          </w:rPr>
-          <w:t>2 Ts 3:14</w:t>
-        </w:r>
-      </w:hyperlink>
+      <w:r>
+        <w:rPr>
+          <w:lang w:val="es_ES" w:bidi="es_ES"/>
+        </w:rPr>
+        <w:t>2 Ts 3:14</w:t>
+      </w:r>
       <w:r>
         <w:rPr>
           <w:lang w:val="es_ES" w:bidi="es_ES"/>
         </w:rPr>
         <w:t>) y el arrepentimiento, pero sin llegar a la excomunión (</w:t>
       </w:r>
-      <w:hyperlink r:id="rId131">
-        <w:r>
-          <w:rPr>
-            <w:lang w:val="es_ES" w:bidi="es_ES"/>
-          </w:rPr>
-          <w:rPr>
-            <w:color w:val="0000EE"/>
-            <w:u w:val="single"/>
-          </w:rPr>
-          <w:t>3:15</w:t>
-        </w:r>
-      </w:hyperlink>
+      <w:r>
+        <w:rPr>
+          <w:lang w:val="es_ES" w:bidi="es_ES"/>
+        </w:rPr>
+        <w:t>3:15</w:t>
+      </w:r>
       <w:r>
         <w:rPr>
           <w:lang w:val="es_ES" w:bidi="es_ES"/>
@@ -4638,36 +3714,24 @@
         </w:rPr>
         <w:t>En su carta anterior, Pablo había tratado el problema de los miembros perezosos de la iglesia que se negaban a trabajar (</w:t>
       </w:r>
-      <w:hyperlink r:id="rId132">
-        <w:r>
-          <w:rPr>
-            <w:lang w:val="es_ES" w:bidi="es_ES"/>
-          </w:rPr>
-          <w:rPr>
-            <w:color w:val="0000EE"/>
-            <w:u w:val="single"/>
-          </w:rPr>
-          <w:t>1 Ts 4:11–12,</w:t>
-        </w:r>
-      </w:hyperlink>
+      <w:r>
+        <w:rPr>
+          <w:lang w:val="es_ES" w:bidi="es_ES"/>
+        </w:rPr>
+        <w:t>1 Ts 4:11–12,</w:t>
+      </w:r>
       <w:r>
         <w:rPr>
           <w:lang w:val="es_ES" w:bidi="es_ES"/>
         </w:rPr>
         <w:t xml:space="preserve"> </w:t>
       </w:r>
-      <w:hyperlink r:id="rId126">
-        <w:r>
-          <w:rPr>
-            <w:lang w:val="es_ES" w:bidi="es_ES"/>
-          </w:rPr>
-          <w:rPr>
-            <w:color w:val="0000EE"/>
-            <w:u w:val="single"/>
-          </w:rPr>
-          <w:t>5:14</w:t>
-        </w:r>
-      </w:hyperlink>
+      <w:r>
+        <w:rPr>
+          <w:lang w:val="es_ES" w:bidi="es_ES"/>
+        </w:rPr>
+        <w:t>5:14</w:t>
+      </w:r>
       <w:r>
         <w:rPr>
           <w:lang w:val="es_ES" w:bidi="es_ES"/>
@@ -4722,36 +3786,24 @@
         </w:rPr>
         <w:t>Enseñar con el ejemplo era muy apreciado en el mundo antiguo. El propio Pablo dio ejemplo trabajando por su propia comida (</w:t>
       </w:r>
-      <w:hyperlink r:id="rId133">
-        <w:r>
-          <w:rPr>
-            <w:lang w:val="es_ES" w:bidi="es_ES"/>
-          </w:rPr>
-          <w:rPr>
-            <w:color w:val="0000EE"/>
-            <w:u w:val="single"/>
-          </w:rPr>
-          <w:t>3:8,</w:t>
-        </w:r>
-      </w:hyperlink>
+      <w:r>
+        <w:rPr>
+          <w:lang w:val="es_ES" w:bidi="es_ES"/>
+        </w:rPr>
+        <w:t>3:8,</w:t>
+      </w:r>
       <w:r>
         <w:rPr>
           <w:lang w:val="es_ES" w:bidi="es_ES"/>
         </w:rPr>
         <w:t xml:space="preserve"> </w:t>
       </w:r>
-      <w:hyperlink r:id="rId134">
-        <w:r>
-          <w:rPr>
-            <w:lang w:val="es_ES" w:bidi="es_ES"/>
-          </w:rPr>
-          <w:rPr>
-            <w:color w:val="0000EE"/>
-            <w:u w:val="single"/>
-          </w:rPr>
-          <w:t>1 Tes 2:9</w:t>
-        </w:r>
-      </w:hyperlink>
+      <w:r>
+        <w:rPr>
+          <w:lang w:val="es_ES" w:bidi="es_ES"/>
+        </w:rPr>
+        <w:t>1 Tes 2:9</w:t>
+      </w:r>
       <w:r>
         <w:rPr>
           <w:lang w:val="es_ES" w:bidi="es_ES"/>
@@ -4818,108 +3870,72 @@
         </w:rPr>
         <w:t>": Aunque Pablo enseñó que los trabajadores en la iglesia cristiana podían recibir pago por su trabajo (</w:t>
       </w:r>
-      <w:hyperlink r:id="rId135">
-        <w:r>
-          <w:rPr>
-            <w:lang w:val="es_ES" w:bidi="es_ES"/>
-          </w:rPr>
-          <w:rPr>
-            <w:color w:val="0000EE"/>
-            <w:u w:val="single"/>
-          </w:rPr>
-          <w:t>3:9,</w:t>
-        </w:r>
-      </w:hyperlink>
+      <w:r>
+        <w:rPr>
+          <w:lang w:val="es_ES" w:bidi="es_ES"/>
+        </w:rPr>
+        <w:t>3:9,</w:t>
+      </w:r>
       <w:r>
         <w:rPr>
           <w:lang w:val="es_ES" w:bidi="es_ES"/>
         </w:rPr>
         <w:t xml:space="preserve"> ver </w:t>
       </w:r>
-      <w:hyperlink r:id="rId136">
-        <w:r>
-          <w:rPr>
-            <w:lang w:val="es_ES" w:bidi="es_ES"/>
-          </w:rPr>
-          <w:rPr>
-            <w:color w:val="0000EE"/>
-            <w:u w:val="single"/>
-          </w:rPr>
-          <w:t>Mt 10:10,</w:t>
-        </w:r>
-      </w:hyperlink>
+      <w:r>
+        <w:rPr>
+          <w:lang w:val="es_ES" w:bidi="es_ES"/>
+        </w:rPr>
+        <w:t>Mt 10:10,</w:t>
+      </w:r>
       <w:r>
         <w:rPr>
           <w:lang w:val="es_ES" w:bidi="es_ES"/>
         </w:rPr>
         <w:t xml:space="preserve"> </w:t>
       </w:r>
-      <w:hyperlink r:id="rId137">
-        <w:r>
-          <w:rPr>
-            <w:lang w:val="es_ES" w:bidi="es_ES"/>
-          </w:rPr>
-          <w:rPr>
-            <w:color w:val="0000EE"/>
-            <w:u w:val="single"/>
-          </w:rPr>
-          <w:t>1 Co 9:7–14,</w:t>
-        </w:r>
-      </w:hyperlink>
+      <w:r>
+        <w:rPr>
+          <w:lang w:val="es_ES" w:bidi="es_ES"/>
+        </w:rPr>
+        <w:t>1 Co 9:7–14,</w:t>
+      </w:r>
       <w:r>
         <w:rPr>
           <w:lang w:val="es_ES" w:bidi="es_ES"/>
         </w:rPr>
         <w:t xml:space="preserve"> </w:t>
       </w:r>
-      <w:hyperlink r:id="rId138">
-        <w:r>
-          <w:rPr>
-            <w:lang w:val="es_ES" w:bidi="es_ES"/>
-          </w:rPr>
-          <w:rPr>
-            <w:color w:val="0000EE"/>
-            <w:u w:val="single"/>
-          </w:rPr>
-          <w:t>1 Tm 5:17–18</w:t>
-        </w:r>
-      </w:hyperlink>
+      <w:r>
+        <w:rPr>
+          <w:lang w:val="es_ES" w:bidi="es_ES"/>
+        </w:rPr>
+        <w:t>1 Tm 5:17–18</w:t>
+      </w:r>
       <w:r>
         <w:rPr>
           <w:lang w:val="es_ES" w:bidi="es_ES"/>
         </w:rPr>
         <w:t>), él no hizo uso de ese privilegio (</w:t>
       </w:r>
-      <w:hyperlink r:id="rId134">
-        <w:r>
-          <w:rPr>
-            <w:lang w:val="es_ES" w:bidi="es_ES"/>
-          </w:rPr>
-          <w:rPr>
-            <w:color w:val="0000EE"/>
-            <w:u w:val="single"/>
-          </w:rPr>
-          <w:t>1 Ts 2:9,</w:t>
-        </w:r>
-      </w:hyperlink>
+      <w:r>
+        <w:rPr>
+          <w:lang w:val="es_ES" w:bidi="es_ES"/>
+        </w:rPr>
+        <w:t>1 Ts 2:9,</w:t>
+      </w:r>
       <w:r>
         <w:rPr>
           <w:lang w:val="es_ES" w:bidi="es_ES"/>
         </w:rPr>
         <w:t xml:space="preserve"> </w:t>
       </w:r>
-      <w:hyperlink r:id="rId139">
-        <w:r>
-          <w:rPr>
-            <w:lang w:val="es_ES" w:bidi="es_ES"/>
-          </w:rPr>
-          <w:rPr>
-            <w:color w:val="0000EE"/>
-            <w:u w:val="single"/>
-          </w:rPr>
-          <w:t>2 Ts 3:6–10</w:t>
-        </w:r>
-      </w:hyperlink>
+      <w:r>
+        <w:rPr>
+          <w:lang w:val="es_ES" w:bidi="es_ES"/>
+        </w:rPr>
+        <w:t>2 Ts 3:6–10</w:t>
+      </w:r>
       <w:r>
         <w:rPr>
           <w:lang w:val="es_ES" w:bidi="es_ES"/>
@@ -4974,18 +3990,12 @@
         </w:rPr>
         <w:t>Pablo se había distanciado de otros en la cultura que estaban motivados por la fama y el dinero (</w:t>
       </w:r>
-      <w:hyperlink r:id="rId140">
-        <w:r>
-          <w:rPr>
-            <w:lang w:val="es_ES" w:bidi="es_ES"/>
-          </w:rPr>
-          <w:rPr>
-            <w:color w:val="0000EE"/>
-            <w:u w:val="single"/>
-          </w:rPr>
-          <w:t>1 Ts 2:5</w:t>
-        </w:r>
-      </w:hyperlink>
+      <w:r>
+        <w:rPr>
+          <w:lang w:val="es_ES" w:bidi="es_ES"/>
+        </w:rPr>
+        <w:t>1 Ts 2:5</w:t>
+      </w:r>
       <w:r>
         <w:rPr>
           <w:lang w:val="es_ES" w:bidi="es_ES"/>
@@ -5040,54 +4050,36 @@
         </w:rPr>
         <w:t xml:space="preserve">El trabajo es la forma adecuada de ganarse la vida (ver </w:t>
       </w:r>
-      <w:hyperlink r:id="rId141">
-        <w:r>
-          <w:rPr>
-            <w:lang w:val="es_ES" w:bidi="es_ES"/>
-          </w:rPr>
-          <w:rPr>
-            <w:color w:val="0000EE"/>
-            <w:u w:val="single"/>
-          </w:rPr>
-          <w:t>Gn 3:17–19,</w:t>
-        </w:r>
-      </w:hyperlink>
+      <w:r>
+        <w:rPr>
+          <w:lang w:val="es_ES" w:bidi="es_ES"/>
+        </w:rPr>
+        <w:t>Gn 3:17–19,</w:t>
+      </w:r>
       <w:r>
         <w:rPr>
           <w:lang w:val="es_ES" w:bidi="es_ES"/>
         </w:rPr>
         <w:t xml:space="preserve"> </w:t>
       </w:r>
-      <w:hyperlink r:id="rId142">
-        <w:r>
-          <w:rPr>
-            <w:lang w:val="es_ES" w:bidi="es_ES"/>
-          </w:rPr>
-          <w:rPr>
-            <w:color w:val="0000EE"/>
-            <w:u w:val="single"/>
-          </w:rPr>
-          <w:t>Sal 128:2,</w:t>
-        </w:r>
-      </w:hyperlink>
+      <w:r>
+        <w:rPr>
+          <w:lang w:val="es_ES" w:bidi="es_ES"/>
+        </w:rPr>
+        <w:t>Sal 128:2,</w:t>
+      </w:r>
       <w:r>
         <w:rPr>
           <w:lang w:val="es_ES" w:bidi="es_ES"/>
         </w:rPr>
         <w:t xml:space="preserve"> </w:t>
       </w:r>
-      <w:hyperlink r:id="rId143">
-        <w:r>
-          <w:rPr>
-            <w:lang w:val="es_ES" w:bidi="es_ES"/>
-          </w:rPr>
-          <w:rPr>
-            <w:color w:val="0000EE"/>
-            <w:u w:val="single"/>
-          </w:rPr>
-          <w:t>Pr 10:4</w:t>
-        </w:r>
-      </w:hyperlink>
+      <w:r>
+        <w:rPr>
+          <w:lang w:val="es_ES" w:bidi="es_ES"/>
+        </w:rPr>
+        <w:t>Pr 10:4</w:t>
+      </w:r>
       <w:r>
         <w:rPr>
           <w:lang w:val="es_ES" w:bidi="es_ES"/>
@@ -5142,54 +4134,36 @@
         </w:rPr>
         <w:t xml:space="preserve">Pablo destaca la fuerza del mandato apelando a la autoridad del Señor Jesús (como en </w:t>
       </w:r>
-      <w:hyperlink r:id="rId103">
-        <w:r>
-          <w:rPr>
-            <w:lang w:val="es_ES" w:bidi="es_ES"/>
-          </w:rPr>
-          <w:rPr>
-            <w:color w:val="0000EE"/>
-            <w:u w:val="single"/>
-          </w:rPr>
-          <w:t>3:6,</w:t>
-        </w:r>
-      </w:hyperlink>
+      <w:r>
+        <w:rPr>
+          <w:lang w:val="es_ES" w:bidi="es_ES"/>
+        </w:rPr>
+        <w:t>3:6,</w:t>
+      </w:r>
       <w:r>
         <w:rPr>
           <w:lang w:val="es_ES" w:bidi="es_ES"/>
         </w:rPr>
         <w:t xml:space="preserve"> </w:t>
       </w:r>
-      <w:hyperlink r:id="rId102">
-        <w:r>
-          <w:rPr>
-            <w:lang w:val="es_ES" w:bidi="es_ES"/>
-          </w:rPr>
-          <w:rPr>
-            <w:color w:val="0000EE"/>
-            <w:u w:val="single"/>
-          </w:rPr>
-          <w:t>1 Ts 4:1–2</w:t>
-        </w:r>
-      </w:hyperlink>
+      <w:r>
+        <w:rPr>
+          <w:lang w:val="es_ES" w:bidi="es_ES"/>
+        </w:rPr>
+        <w:t>1 Ts 4:1–2</w:t>
+      </w:r>
       <w:r>
         <w:rPr>
           <w:lang w:val="es_ES" w:bidi="es_ES"/>
         </w:rPr>
         <w:t xml:space="preserve">). • "con reposo": llevar una vida tranquila en lugar de involucrarse en actividades entrometidas (ver </w:t>
       </w:r>
-      <w:hyperlink r:id="rId144">
-        <w:r>
-          <w:rPr>
-            <w:lang w:val="es_ES" w:bidi="es_ES"/>
-          </w:rPr>
-          <w:rPr>
-            <w:color w:val="0000EE"/>
-            <w:u w:val="single"/>
-          </w:rPr>
-          <w:t>1 Ts 4:11</w:t>
-        </w:r>
-      </w:hyperlink>
+      <w:r>
+        <w:rPr>
+          <w:lang w:val="es_ES" w:bidi="es_ES"/>
+        </w:rPr>
+        <w:t>1 Ts 4:11</w:t>
+      </w:r>
       <w:r>
         <w:rPr>
           <w:lang w:val="es_ES" w:bidi="es_ES"/>
@@ -5244,48 +4218,30 @@
         </w:rPr>
         <w:t xml:space="preserve">"de hacer bien": los tesalonicenses fueron llamados a tender la mano y ayudar a los verdaderamente necesitados (ver </w:t>
       </w:r>
-      <w:hyperlink r:id="rId145">
-        <w:r>
-          <w:rPr>
-            <w:lang w:val="es_ES" w:bidi="es_ES"/>
-          </w:rPr>
-          <w:rPr>
-            <w:color w:val="0000EE"/>
-            <w:u w:val="single"/>
-          </w:rPr>
-          <w:t>Ga 6:9–10</w:t>
-        </w:r>
-      </w:hyperlink>
+      <w:r>
+        <w:rPr>
+          <w:lang w:val="es_ES" w:bidi="es_ES"/>
+        </w:rPr>
+        <w:t>Ga 6:9–10</w:t>
+      </w:r>
       <w:r>
         <w:rPr>
           <w:lang w:val="es_ES" w:bidi="es_ES"/>
         </w:rPr>
         <w:t>), en contraste con aquellos que son perezosos y dependientes (</w:t>
       </w:r>
-      <w:hyperlink r:id="rId146">
-        <w:r>
-          <w:rPr>
-            <w:lang w:val="es_ES" w:bidi="es_ES"/>
-          </w:rPr>
-          <w:rPr>
-            <w:color w:val="0000EE"/>
-            <w:u w:val="single"/>
-          </w:rPr>
-          <w:t>2 Ts 3:7- 8,</w:t>
-        </w:r>
-      </w:hyperlink>
-      <w:hyperlink r:id="rId147">
-        <w:r>
-          <w:rPr>
-            <w:lang w:val="es_ES" w:bidi="es_ES"/>
-          </w:rPr>
-          <w:rPr>
-            <w:color w:val="0000EE"/>
-            <w:u w:val="single"/>
-          </w:rPr>
-          <w:t>10</w:t>
-        </w:r>
-      </w:hyperlink>
+      <w:r>
+        <w:rPr>
+          <w:lang w:val="es_ES" w:bidi="es_ES"/>
+        </w:rPr>
+        <w:t>2 Ts 3:7- 8,</w:t>
+      </w:r>
+      <w:r>
+        <w:rPr>
+          <w:lang w:val="es_ES" w:bidi="es_ES"/>
+        </w:rPr>
+        <w:t>10</w:t>
+      </w:r>
       <w:r>
         <w:rPr>
           <w:lang w:val="es_ES" w:bidi="es_ES"/>
@@ -5400,48 +4356,30 @@
         </w:rPr>
         <w:t>"Mas no lo tengáis como á enemigo": en el mundo antiguo, se rompían las relaciones sociales con los enemigos y se iniciaban acciones punitivas contra ellos. Pablo advierte a los tesalonicenses de que la disciplina contra los cristianos desobedientes (</w:t>
       </w:r>
-      <w:hyperlink r:id="rId130">
-        <w:r>
-          <w:rPr>
-            <w:lang w:val="es_ES" w:bidi="es_ES"/>
-          </w:rPr>
-          <w:rPr>
-            <w:color w:val="0000EE"/>
-            <w:u w:val="single"/>
-          </w:rPr>
-          <w:t>3:14</w:t>
-        </w:r>
-      </w:hyperlink>
+      <w:r>
+        <w:rPr>
+          <w:lang w:val="es_ES" w:bidi="es_ES"/>
+        </w:rPr>
+        <w:t>3:14</w:t>
+      </w:r>
       <w:r>
         <w:rPr>
           <w:lang w:val="es_ES" w:bidi="es_ES"/>
         </w:rPr>
         <w:t>) no debe desembocar en este tipo de ataques. Más bien, la iglesia debía tratarlos como a miembros de la familia, con la esperanza de que corrigieran su conducta (</w:t>
       </w:r>
-      <w:hyperlink r:id="rId148">
-        <w:r>
-          <w:rPr>
-            <w:lang w:val="es_ES" w:bidi="es_ES"/>
-          </w:rPr>
-          <w:rPr>
-            <w:color w:val="0000EE"/>
-            <w:u w:val="single"/>
-          </w:rPr>
-          <w:t>1 Ts 5:12,</w:t>
-        </w:r>
-      </w:hyperlink>
-      <w:hyperlink r:id="rId126">
-        <w:r>
-          <w:rPr>
-            <w:lang w:val="es_ES" w:bidi="es_ES"/>
-          </w:rPr>
-          <w:rPr>
-            <w:color w:val="0000EE"/>
-            <w:u w:val="single"/>
-          </w:rPr>
-          <w:t>14</w:t>
-        </w:r>
-      </w:hyperlink>
+      <w:r>
+        <w:rPr>
+          <w:lang w:val="es_ES" w:bidi="es_ES"/>
+        </w:rPr>
+        <w:t>1 Ts 5:12,</w:t>
+      </w:r>
+      <w:r>
+        <w:rPr>
+          <w:lang w:val="es_ES" w:bidi="es_ES"/>
+        </w:rPr>
+        <w:t>14</w:t>
+      </w:r>
       <w:r>
         <w:rPr>
           <w:lang w:val="es_ES" w:bidi="es_ES"/>
@@ -5496,108 +4434,72 @@
         </w:rPr>
         <w:t xml:space="preserve">La oración final refleja la bendición de Jesús en </w:t>
       </w:r>
-      <w:hyperlink r:id="rId149">
-        <w:r>
-          <w:rPr>
-            <w:lang w:val="es_ES" w:bidi="es_ES"/>
-          </w:rPr>
-          <w:rPr>
-            <w:color w:val="0000EE"/>
-            <w:u w:val="single"/>
-          </w:rPr>
-          <w:t>Juan 14:27</w:t>
-        </w:r>
-      </w:hyperlink>
+      <w:r>
+        <w:rPr>
+          <w:lang w:val="es_ES" w:bidi="es_ES"/>
+        </w:rPr>
+        <w:t>Juan 14:27</w:t>
+      </w:r>
       <w:r>
         <w:rPr>
           <w:lang w:val="es_ES" w:bidi="es_ES"/>
         </w:rPr>
         <w:t xml:space="preserve"> (cp. </w:t>
       </w:r>
-      <w:hyperlink r:id="rId150">
-        <w:r>
-          <w:rPr>
-            <w:lang w:val="es_ES" w:bidi="es_ES"/>
-          </w:rPr>
-          <w:rPr>
-            <w:color w:val="0000EE"/>
-            <w:u w:val="single"/>
-          </w:rPr>
-          <w:t>Nm 6:26</w:t>
-        </w:r>
-      </w:hyperlink>
+      <w:r>
+        <w:rPr>
+          <w:lang w:val="es_ES" w:bidi="es_ES"/>
+        </w:rPr>
+        <w:t>Nm 6:26</w:t>
+      </w:r>
       <w:r>
         <w:rPr>
           <w:lang w:val="es_ES" w:bidi="es_ES"/>
         </w:rPr>
         <w:t>) y contrasta con la situación que estos creyentes enfrentaron en Tesalónica (</w:t>
       </w:r>
-      <w:hyperlink r:id="rId151">
-        <w:r>
-          <w:rPr>
-            <w:lang w:val="es_ES" w:bidi="es_ES"/>
-          </w:rPr>
-          <w:rPr>
-            <w:color w:val="0000EE"/>
-            <w:u w:val="single"/>
-          </w:rPr>
-          <w:t>2 Ts 1:4–10,</w:t>
-        </w:r>
-      </w:hyperlink>
+      <w:r>
+        <w:rPr>
+          <w:lang w:val="es_ES" w:bidi="es_ES"/>
+        </w:rPr>
+        <w:t>2 Ts 1:4–10,</w:t>
+      </w:r>
       <w:r>
         <w:rPr>
           <w:lang w:val="es_ES" w:bidi="es_ES"/>
         </w:rPr>
         <w:t xml:space="preserve"> </w:t>
       </w:r>
-      <w:hyperlink r:id="rId23">
-        <w:r>
-          <w:rPr>
-            <w:lang w:val="es_ES" w:bidi="es_ES"/>
-          </w:rPr>
-          <w:rPr>
-            <w:color w:val="0000EE"/>
-            <w:u w:val="single"/>
-          </w:rPr>
-          <w:t>1 Ts 2:14</w:t>
-        </w:r>
-      </w:hyperlink>
+      <w:r>
+        <w:rPr>
+          <w:lang w:val="es_ES" w:bidi="es_ES"/>
+        </w:rPr>
+        <w:t>1 Ts 2:14</w:t>
+      </w:r>
       <w:r>
         <w:rPr>
           <w:lang w:val="es_ES" w:bidi="es_ES"/>
         </w:rPr>
         <w:t>). Pablo siempre fue consciente de la presencia del Señor Jesús con su pueblo (</w:t>
       </w:r>
-      <w:hyperlink r:id="rId152">
-        <w:r>
-          <w:rPr>
-            <w:lang w:val="es_ES" w:bidi="es_ES"/>
-          </w:rPr>
-          <w:rPr>
-            <w:color w:val="0000EE"/>
-            <w:u w:val="single"/>
-          </w:rPr>
-          <w:t>Ro 15:33,</w:t>
-        </w:r>
-      </w:hyperlink>
+      <w:r>
+        <w:rPr>
+          <w:lang w:val="es_ES" w:bidi="es_ES"/>
+        </w:rPr>
+        <w:t>Ro 15:33,</w:t>
+      </w:r>
       <w:r>
         <w:rPr>
           <w:lang w:val="es_ES" w:bidi="es_ES"/>
         </w:rPr>
         <w:t xml:space="preserve"> </w:t>
       </w:r>
-      <w:hyperlink r:id="rId153">
-        <w:r>
-          <w:rPr>
-            <w:lang w:val="es_ES" w:bidi="es_ES"/>
-          </w:rPr>
-          <w:rPr>
-            <w:color w:val="0000EE"/>
-            <w:u w:val="single"/>
-          </w:rPr>
-          <w:t>Fil 4:9</w:t>
-        </w:r>
-      </w:hyperlink>
+      <w:r>
+        <w:rPr>
+          <w:lang w:val="es_ES" w:bidi="es_ES"/>
+        </w:rPr>
+        <w:t>Fil 4:9</w:t>
+      </w:r>
       <w:r>
         <w:rPr>
           <w:lang w:val="es_ES" w:bidi="es_ES"/>
@@ -5652,126 +4554,84 @@
         </w:rPr>
         <w:t>Un secretario había escrito esta carta para Pablo (</w:t>
       </w:r>
-      <w:hyperlink r:id="rId154">
-        <w:r>
-          <w:rPr>
-            <w:lang w:val="es_ES" w:bidi="es_ES"/>
-          </w:rPr>
-          <w:rPr>
-            <w:color w:val="0000EE"/>
-            <w:u w:val="single"/>
-          </w:rPr>
-          <w:t>Ro 16:22,</w:t>
-        </w:r>
-      </w:hyperlink>
+      <w:r>
+        <w:rPr>
+          <w:lang w:val="es_ES" w:bidi="es_ES"/>
+        </w:rPr>
+        <w:t>Ro 16:22,</w:t>
+      </w:r>
       <w:r>
         <w:rPr>
           <w:lang w:val="es_ES" w:bidi="es_ES"/>
         </w:rPr>
         <w:t xml:space="preserve"> </w:t>
       </w:r>
-      <w:hyperlink r:id="rId155">
-        <w:r>
-          <w:rPr>
-            <w:lang w:val="es_ES" w:bidi="es_ES"/>
-          </w:rPr>
-          <w:rPr>
-            <w:color w:val="0000EE"/>
-            <w:u w:val="single"/>
-          </w:rPr>
-          <w:t>1 Pe 5:12</w:t>
-        </w:r>
-      </w:hyperlink>
+      <w:r>
+        <w:rPr>
+          <w:lang w:val="es_ES" w:bidi="es_ES"/>
+        </w:rPr>
+        <w:t>1 Pe 5:12</w:t>
+      </w:r>
       <w:r>
         <w:rPr>
           <w:lang w:val="es_ES" w:bidi="es_ES"/>
         </w:rPr>
         <w:t xml:space="preserve">). Ahora Pablo toma la pluma para añadir un saludo final de su propia mano (cp. </w:t>
       </w:r>
-      <w:hyperlink r:id="rId156">
-        <w:r>
-          <w:rPr>
-            <w:lang w:val="es_ES" w:bidi="es_ES"/>
-          </w:rPr>
-          <w:rPr>
-            <w:color w:val="0000EE"/>
-            <w:u w:val="single"/>
-          </w:rPr>
-          <w:t>1 Co 16:21,</w:t>
-        </w:r>
-      </w:hyperlink>
+      <w:r>
+        <w:rPr>
+          <w:lang w:val="es_ES" w:bidi="es_ES"/>
+        </w:rPr>
+        <w:t>1 Co 16:21,</w:t>
+      </w:r>
       <w:r>
         <w:rPr>
           <w:lang w:val="es_ES" w:bidi="es_ES"/>
         </w:rPr>
         <w:t xml:space="preserve"> </w:t>
       </w:r>
-      <w:hyperlink r:id="rId157">
-        <w:r>
-          <w:rPr>
-            <w:lang w:val="es_ES" w:bidi="es_ES"/>
-          </w:rPr>
-          <w:rPr>
-            <w:color w:val="0000EE"/>
-            <w:u w:val="single"/>
-          </w:rPr>
-          <w:t>Ga 6:11,</w:t>
-        </w:r>
-      </w:hyperlink>
+      <w:r>
+        <w:rPr>
+          <w:lang w:val="es_ES" w:bidi="es_ES"/>
+        </w:rPr>
+        <w:t>Ga 6:11,</w:t>
+      </w:r>
       <w:r>
         <w:rPr>
           <w:lang w:val="es_ES" w:bidi="es_ES"/>
         </w:rPr>
         <w:t xml:space="preserve"> </w:t>
       </w:r>
-      <w:hyperlink r:id="rId158">
-        <w:r>
-          <w:rPr>
-            <w:lang w:val="es_ES" w:bidi="es_ES"/>
-          </w:rPr>
-          <w:rPr>
-            <w:color w:val="0000EE"/>
-            <w:u w:val="single"/>
-          </w:rPr>
-          <w:t>Col 4:18,</w:t>
-        </w:r>
-      </w:hyperlink>
+      <w:r>
+        <w:rPr>
+          <w:lang w:val="es_ES" w:bidi="es_ES"/>
+        </w:rPr>
+        <w:t>Col 4:18,</w:t>
+      </w:r>
       <w:r>
         <w:rPr>
           <w:lang w:val="es_ES" w:bidi="es_ES"/>
         </w:rPr>
         <w:t xml:space="preserve"> </w:t>
       </w:r>
-      <w:hyperlink r:id="rId159">
-        <w:r>
-          <w:rPr>
-            <w:lang w:val="es_ES" w:bidi="es_ES"/>
-          </w:rPr>
-          <w:rPr>
-            <w:color w:val="0000EE"/>
-            <w:u w:val="single"/>
-          </w:rPr>
-          <w:t>Flm 1:19</w:t>
-        </w:r>
-      </w:hyperlink>
+      <w:r>
+        <w:rPr>
+          <w:lang w:val="es_ES" w:bidi="es_ES"/>
+        </w:rPr>
+        <w:t>Flm 1:19</w:t>
+      </w:r>
       <w:r>
         <w:rPr>
           <w:lang w:val="es_ES" w:bidi="es_ES"/>
         </w:rPr>
         <w:t>). Como sospechaba que una carta que él no había escrito estaba circulando bajo su nombre (</w:t>
       </w:r>
-      <w:hyperlink r:id="rId41">
-        <w:r>
-          <w:rPr>
-            <w:lang w:val="es_ES" w:bidi="es_ES"/>
-          </w:rPr>
-          <w:rPr>
-            <w:color w:val="0000EE"/>
-            <w:u w:val="single"/>
-          </w:rPr>
-          <w:t>2 Ts 2:2</w:t>
-        </w:r>
-      </w:hyperlink>
+      <w:r>
+        <w:rPr>
+          <w:lang w:val="es_ES" w:bidi="es_ES"/>
+        </w:rPr>
+        <w:t>2 Ts 2:2</w:t>
+      </w:r>
       <w:r>
         <w:rPr>
           <w:lang w:val="es_ES" w:bidi="es_ES"/>
@@ -5826,18 +4686,12 @@
         </w:rPr>
         <w:t xml:space="preserve">Las cartas antiguas terminaban frecuentemente con un deseo de salud o prosperidad, pero la bendición de Pablo es mucho más grande: Invoca al Señor Jesucristo para que conceda gracia a los destinatarios (ver </w:t>
       </w:r>
-      <w:hyperlink r:id="rId160">
-        <w:r>
-          <w:rPr>
-            <w:lang w:val="es_ES" w:bidi="es_ES"/>
-          </w:rPr>
-          <w:rPr>
-            <w:color w:val="0000EE"/>
-            <w:u w:val="single"/>
-          </w:rPr>
-          <w:t>1 Ts 5:28</w:t>
-        </w:r>
-      </w:hyperlink>
+      <w:r>
+        <w:rPr>
+          <w:lang w:val="es_ES" w:bidi="es_ES"/>
+        </w:rPr>
+        <w:t>1 Ts 5:28</w:t>
+      </w:r>
       <w:r>
         <w:rPr>
           <w:lang w:val="es_ES" w:bidi="es_ES"/>
